--- a/multipass/kubernetes-kubeadm-cluster-guide.docx
+++ b/multipass/kubernetes-kubeadm-cluster-guide.docx
@@ -694,6 +694,31 @@
           <w:szCs w:val="22"/>
         </w:rPr>
         <w:t xml:space="preserve">23.	</w:t>
+      </w:r>
+      <w:r>
+        <w:rPr>
+          <w:rFonts w:ascii="Calibri" w:cs="Calibri" w:eastAsia="Calibri" w:hAnsi="Calibri"/>
+          <w:sz w:val="22"/>
+          <w:szCs w:val="22"/>
+        </w:rPr>
+        <w:t xml:space="preserve">Upgrading the cluster with kubeadm</w:t>
+      </w:r>
+    </w:p>
+    <w:p>
+      <w:pPr>
+        <w:tabs>
+          <w:tab w:val="left" w:pos="720"/>
+        </w:tabs>
+        <w:spacing w:after="60" w:line="276"/>
+        <w:ind w:left="720" w:hanging="360"/>
+      </w:pPr>
+      <w:r>
+        <w:rPr>
+          <w:rFonts w:ascii="Calibri" w:cs="Calibri" w:eastAsia="Calibri" w:hAnsi="Calibri"/>
+          <w:sz w:val="22"/>
+          <w:szCs w:val="22"/>
+        </w:rPr>
+        <w:t xml:space="preserve">24.	</w:t>
       </w:r>
       <w:r>
         <w:rPr>
@@ -23528,6 +23553,477 @@
                 <w:sz w:val="17"/>
                 <w:szCs w:val="17"/>
               </w:rPr>
+              <w:t xml:space="preserve">connection reset by peer</w:t>
+            </w:r>
+            <w:r>
+              <w:rPr>
+                <w:rFonts w:ascii="Calibri" w:cs="Calibri" w:eastAsia="Calibri" w:hAnsi="Calibri"/>
+                <w:sz w:val="19"/>
+                <w:szCs w:val="19"/>
+              </w:rPr>
+              <w:t xml:space="preserve"> while pulling images for an upgrade</w:t>
+            </w:r>
+          </w:p>
+        </w:tc>
+        <w:tc>
+          <w:tcPr>
+            <w:tcW w:type="dxa" w:w="3120"/>
+            <w:tcBorders>
+              <w:top w:val="single" w:color="BFC8D2" w:sz="4"/>
+              <w:left w:val="single" w:color="BFC8D2" w:sz="4"/>
+              <w:bottom w:val="single" w:color="BFC8D2" w:sz="4"/>
+              <w:right w:val="single" w:color="BFC8D2" w:sz="4"/>
+            </w:tcBorders>
+            <w:shd w:fill="FFFFFF" w:color="auto" w:val="clear"/>
+            <w:tcMar>
+              <w:top w:type="dxa" w:w="70"/>
+              <w:left w:type="dxa" w:w="110"/>
+              <w:bottom w:type="dxa" w:w="70"/>
+              <w:right w:type="dxa" w:w="110"/>
+            </w:tcMar>
+          </w:tcPr>
+          <w:p>
+            <w:pPr>
+              <w:spacing w:after="0" w:line="252"/>
+            </w:pPr>
+            <w:r>
+              <w:rPr>
+                <w:rFonts w:ascii="Calibri" w:cs="Calibri" w:eastAsia="Calibri" w:hAnsi="Calibri"/>
+                <w:sz w:val="19"/>
+                <w:szCs w:val="19"/>
+              </w:rPr>
+              <w:t xml:space="preserve">A dropped download</w:t>
+            </w:r>
+          </w:p>
+        </w:tc>
+        <w:tc>
+          <w:tcPr>
+            <w:tcW w:type="dxa" w:w="3120"/>
+            <w:tcBorders>
+              <w:top w:val="single" w:color="BFC8D2" w:sz="4"/>
+              <w:left w:val="single" w:color="BFC8D2" w:sz="4"/>
+              <w:bottom w:val="single" w:color="BFC8D2" w:sz="4"/>
+              <w:right w:val="single" w:color="BFC8D2" w:sz="4"/>
+            </w:tcBorders>
+            <w:shd w:fill="FFFFFF" w:color="auto" w:val="clear"/>
+            <w:tcMar>
+              <w:top w:type="dxa" w:w="70"/>
+              <w:left w:type="dxa" w:w="110"/>
+              <w:bottom w:type="dxa" w:w="70"/>
+              <w:right w:type="dxa" w:w="110"/>
+            </w:tcMar>
+          </w:tcPr>
+          <w:p>
+            <w:pPr>
+              <w:spacing w:after="0" w:line="252"/>
+            </w:pPr>
+            <w:r>
+              <w:rPr>
+                <w:rFonts w:ascii="Calibri" w:cs="Calibri" w:eastAsia="Calibri" w:hAnsi="Calibri"/>
+                <w:sz w:val="19"/>
+                <w:szCs w:val="19"/>
+              </w:rPr>
+              <w:t xml:space="preserve">Repeat the pull. Use the retry loop (Section 23.5)</w:t>
+            </w:r>
+          </w:p>
+        </w:tc>
+      </w:tr>
+      <w:tr>
+        <w:trPr>
+          <w:cantSplit/>
+        </w:trPr>
+        <w:tc>
+          <w:tcPr>
+            <w:tcW w:type="dxa" w:w="3120"/>
+            <w:tcBorders>
+              <w:top w:val="single" w:color="BFC8D2" w:sz="4"/>
+              <w:left w:val="single" w:color="BFC8D2" w:sz="4"/>
+              <w:bottom w:val="single" w:color="BFC8D2" w:sz="4"/>
+              <w:right w:val="single" w:color="BFC8D2" w:sz="4"/>
+            </w:tcBorders>
+            <w:shd w:fill="F6F8FA" w:color="auto" w:val="clear"/>
+            <w:tcMar>
+              <w:top w:type="dxa" w:w="70"/>
+              <w:left w:type="dxa" w:w="110"/>
+              <w:bottom w:type="dxa" w:w="70"/>
+              <w:right w:type="dxa" w:w="110"/>
+            </w:tcMar>
+          </w:tcPr>
+          <w:p>
+            <w:pPr>
+              <w:spacing w:after="0" w:line="252"/>
+            </w:pPr>
+            <w:r>
+              <w:rPr>
+                <w:rFonts w:ascii="Calibri" w:cs="Calibri" w:eastAsia="Calibri" w:hAnsi="Calibri"/>
+                <w:sz w:val="19"/>
+                <w:szCs w:val="19"/>
+              </w:rPr>
+              <w:t xml:space="preserve">After </w:t>
+            </w:r>
+            <w:r>
+              <w:rPr>
+                <w:rFonts w:ascii="Consolas" w:cs="Consolas" w:eastAsia="Consolas" w:hAnsi="Consolas"/>
+                <w:color w:val="A31515"/>
+                <w:sz w:val="17"/>
+                <w:szCs w:val="17"/>
+              </w:rPr>
+              <w:t xml:space="preserve">kubeadm upgrade apply</w:t>
+            </w:r>
+            <w:r>
+              <w:rPr>
+                <w:rFonts w:ascii="Calibri" w:cs="Calibri" w:eastAsia="Calibri" w:hAnsi="Calibri"/>
+                <w:sz w:val="19"/>
+                <w:szCs w:val="19"/>
+              </w:rPr>
+              <w:t xml:space="preserve">, </w:t>
+            </w:r>
+            <w:r>
+              <w:rPr>
+                <w:rFonts w:ascii="Consolas" w:cs="Consolas" w:eastAsia="Consolas" w:hAnsi="Consolas"/>
+                <w:color w:val="A31515"/>
+                <w:sz w:val="17"/>
+                <w:szCs w:val="17"/>
+              </w:rPr>
+              <w:t xml:space="preserve">kubectl get nodes</w:t>
+            </w:r>
+            <w:r>
+              <w:rPr>
+                <w:rFonts w:ascii="Calibri" w:cs="Calibri" w:eastAsia="Calibri" w:hAnsi="Calibri"/>
+                <w:sz w:val="19"/>
+                <w:szCs w:val="19"/>
+              </w:rPr>
+              <w:t xml:space="preserve"> still shows the old version</w:t>
+            </w:r>
+          </w:p>
+        </w:tc>
+        <w:tc>
+          <w:tcPr>
+            <w:tcW w:type="dxa" w:w="3120"/>
+            <w:tcBorders>
+              <w:top w:val="single" w:color="BFC8D2" w:sz="4"/>
+              <w:left w:val="single" w:color="BFC8D2" w:sz="4"/>
+              <w:bottom w:val="single" w:color="BFC8D2" w:sz="4"/>
+              <w:right w:val="single" w:color="BFC8D2" w:sz="4"/>
+            </w:tcBorders>
+            <w:shd w:fill="F6F8FA" w:color="auto" w:val="clear"/>
+            <w:tcMar>
+              <w:top w:type="dxa" w:w="70"/>
+              <w:left w:type="dxa" w:w="110"/>
+              <w:bottom w:type="dxa" w:w="70"/>
+              <w:right w:type="dxa" w:w="110"/>
+            </w:tcMar>
+          </w:tcPr>
+          <w:p>
+            <w:pPr>
+              <w:spacing w:after="0" w:line="252"/>
+            </w:pPr>
+            <w:r>
+              <w:rPr>
+                <w:rFonts w:ascii="Calibri" w:cs="Calibri" w:eastAsia="Calibri" w:hAnsi="Calibri"/>
+                <w:sz w:val="19"/>
+                <w:szCs w:val="19"/>
+              </w:rPr>
+              <w:t xml:space="preserve">That column is the kubelet version, and the kubelets are upgraded later</w:t>
+            </w:r>
+          </w:p>
+        </w:tc>
+        <w:tc>
+          <w:tcPr>
+            <w:tcW w:type="dxa" w:w="3120"/>
+            <w:tcBorders>
+              <w:top w:val="single" w:color="BFC8D2" w:sz="4"/>
+              <w:left w:val="single" w:color="BFC8D2" w:sz="4"/>
+              <w:bottom w:val="single" w:color="BFC8D2" w:sz="4"/>
+              <w:right w:val="single" w:color="BFC8D2" w:sz="4"/>
+            </w:tcBorders>
+            <w:shd w:fill="F6F8FA" w:color="auto" w:val="clear"/>
+            <w:tcMar>
+              <w:top w:type="dxa" w:w="70"/>
+              <w:left w:type="dxa" w:w="110"/>
+              <w:bottom w:type="dxa" w:w="70"/>
+              <w:right w:type="dxa" w:w="110"/>
+            </w:tcMar>
+          </w:tcPr>
+          <w:p>
+            <w:pPr>
+              <w:spacing w:after="0" w:line="252"/>
+            </w:pPr>
+            <w:r>
+              <w:rPr>
+                <w:rFonts w:ascii="Calibri" w:cs="Calibri" w:eastAsia="Calibri" w:hAnsi="Calibri"/>
+                <w:sz w:val="19"/>
+                <w:szCs w:val="19"/>
+              </w:rPr>
+              <w:t xml:space="preserve">Expected. Continue with Sections 23.7 and 23.8</w:t>
+            </w:r>
+          </w:p>
+        </w:tc>
+      </w:tr>
+      <w:tr>
+        <w:trPr>
+          <w:cantSplit/>
+        </w:trPr>
+        <w:tc>
+          <w:tcPr>
+            <w:tcW w:type="dxa" w:w="3120"/>
+            <w:tcBorders>
+              <w:top w:val="single" w:color="BFC8D2" w:sz="4"/>
+              <w:left w:val="single" w:color="BFC8D2" w:sz="4"/>
+              <w:bottom w:val="single" w:color="BFC8D2" w:sz="4"/>
+              <w:right w:val="single" w:color="BFC8D2" w:sz="4"/>
+            </w:tcBorders>
+            <w:shd w:fill="FFFFFF" w:color="auto" w:val="clear"/>
+            <w:tcMar>
+              <w:top w:type="dxa" w:w="70"/>
+              <w:left w:type="dxa" w:w="110"/>
+              <w:bottom w:type="dxa" w:w="70"/>
+              <w:right w:type="dxa" w:w="110"/>
+            </w:tcMar>
+          </w:tcPr>
+          <w:p>
+            <w:pPr>
+              <w:spacing w:after="0" w:line="252"/>
+            </w:pPr>
+            <w:r>
+              <w:rPr>
+                <w:rFonts w:ascii="Consolas" w:cs="Consolas" w:eastAsia="Consolas" w:hAnsi="Consolas"/>
+                <w:color w:val="A31515"/>
+                <w:sz w:val="17"/>
+                <w:szCs w:val="17"/>
+              </w:rPr>
+              <w:t xml:space="preserve">multipass: command not found</w:t>
+            </w:r>
+            <w:r>
+              <w:rPr>
+                <w:rFonts w:ascii="Calibri" w:cs="Calibri" w:eastAsia="Calibri" w:hAnsi="Calibri"/>
+                <w:sz w:val="19"/>
+                <w:szCs w:val="19"/>
+              </w:rPr>
+              <w:t xml:space="preserve"> inside a VM</w:t>
+            </w:r>
+          </w:p>
+        </w:tc>
+        <w:tc>
+          <w:tcPr>
+            <w:tcW w:type="dxa" w:w="3120"/>
+            <w:tcBorders>
+              <w:top w:val="single" w:color="BFC8D2" w:sz="4"/>
+              <w:left w:val="single" w:color="BFC8D2" w:sz="4"/>
+              <w:bottom w:val="single" w:color="BFC8D2" w:sz="4"/>
+              <w:right w:val="single" w:color="BFC8D2" w:sz="4"/>
+            </w:tcBorders>
+            <w:shd w:fill="FFFFFF" w:color="auto" w:val="clear"/>
+            <w:tcMar>
+              <w:top w:type="dxa" w:w="70"/>
+              <w:left w:type="dxa" w:w="110"/>
+              <w:bottom w:type="dxa" w:w="70"/>
+              <w:right w:type="dxa" w:w="110"/>
+            </w:tcMar>
+          </w:tcPr>
+          <w:p>
+            <w:pPr>
+              <w:spacing w:after="0" w:line="252"/>
+            </w:pPr>
+            <w:r>
+              <w:rPr>
+                <w:rFonts w:ascii="Calibri" w:cs="Calibri" w:eastAsia="Calibri" w:hAnsi="Calibri"/>
+                <w:sz w:val="19"/>
+                <w:szCs w:val="19"/>
+              </w:rPr>
+              <w:t xml:space="preserve">The </w:t>
+            </w:r>
+            <w:r>
+              <w:rPr>
+                <w:rFonts w:ascii="Consolas" w:cs="Consolas" w:eastAsia="Consolas" w:hAnsi="Consolas"/>
+                <w:color w:val="A31515"/>
+                <w:sz w:val="17"/>
+                <w:szCs w:val="17"/>
+              </w:rPr>
+              <w:t xml:space="preserve">multipass</w:t>
+            </w:r>
+            <w:r>
+              <w:rPr>
+                <w:rFonts w:ascii="Calibri" w:cs="Calibri" w:eastAsia="Calibri" w:hAnsi="Calibri"/>
+                <w:sz w:val="19"/>
+                <w:szCs w:val="19"/>
+              </w:rPr>
+              <w:t xml:space="preserve"> command exists only on Windows</w:t>
+            </w:r>
+          </w:p>
+        </w:tc>
+        <w:tc>
+          <w:tcPr>
+            <w:tcW w:type="dxa" w:w="3120"/>
+            <w:tcBorders>
+              <w:top w:val="single" w:color="BFC8D2" w:sz="4"/>
+              <w:left w:val="single" w:color="BFC8D2" w:sz="4"/>
+              <w:bottom w:val="single" w:color="BFC8D2" w:sz="4"/>
+              <w:right w:val="single" w:color="BFC8D2" w:sz="4"/>
+            </w:tcBorders>
+            <w:shd w:fill="FFFFFF" w:color="auto" w:val="clear"/>
+            <w:tcMar>
+              <w:top w:type="dxa" w:w="70"/>
+              <w:left w:type="dxa" w:w="110"/>
+              <w:bottom w:type="dxa" w:w="70"/>
+              <w:right w:type="dxa" w:w="110"/>
+            </w:tcMar>
+          </w:tcPr>
+          <w:p>
+            <w:pPr>
+              <w:spacing w:after="0" w:line="252"/>
+            </w:pPr>
+            <w:r>
+              <w:rPr>
+                <w:rFonts w:ascii="Calibri" w:cs="Calibri" w:eastAsia="Calibri" w:hAnsi="Calibri"/>
+                <w:sz w:val="19"/>
+                <w:szCs w:val="19"/>
+              </w:rPr>
+              <w:t xml:space="preserve">Run it in PowerShell (Section 23.10)</w:t>
+            </w:r>
+          </w:p>
+        </w:tc>
+      </w:tr>
+      <w:tr>
+        <w:trPr>
+          <w:cantSplit/>
+        </w:trPr>
+        <w:tc>
+          <w:tcPr>
+            <w:tcW w:type="dxa" w:w="3120"/>
+            <w:tcBorders>
+              <w:top w:val="single" w:color="BFC8D2" w:sz="4"/>
+              <w:left w:val="single" w:color="BFC8D2" w:sz="4"/>
+              <w:bottom w:val="single" w:color="BFC8D2" w:sz="4"/>
+              <w:right w:val="single" w:color="BFC8D2" w:sz="4"/>
+            </w:tcBorders>
+            <w:shd w:fill="F6F8FA" w:color="auto" w:val="clear"/>
+            <w:tcMar>
+              <w:top w:type="dxa" w:w="70"/>
+              <w:left w:type="dxa" w:w="110"/>
+              <w:bottom w:type="dxa" w:w="70"/>
+              <w:right w:type="dxa" w:w="110"/>
+            </w:tcMar>
+          </w:tcPr>
+          <w:p>
+            <w:pPr>
+              <w:spacing w:after="0" w:line="252"/>
+            </w:pPr>
+            <w:r>
+              <w:rPr>
+                <w:rFonts w:ascii="Consolas" w:cs="Consolas" w:eastAsia="Consolas" w:hAnsi="Consolas"/>
+                <w:color w:val="A31515"/>
+                <w:sz w:val="17"/>
+                <w:szCs w:val="17"/>
+              </w:rPr>
+              <w:t xml:space="preserve">The token '&amp;&amp;' is not a valid statement separator</w:t>
+            </w:r>
+          </w:p>
+        </w:tc>
+        <w:tc>
+          <w:tcPr>
+            <w:tcW w:type="dxa" w:w="3120"/>
+            <w:tcBorders>
+              <w:top w:val="single" w:color="BFC8D2" w:sz="4"/>
+              <w:left w:val="single" w:color="BFC8D2" w:sz="4"/>
+              <w:bottom w:val="single" w:color="BFC8D2" w:sz="4"/>
+              <w:right w:val="single" w:color="BFC8D2" w:sz="4"/>
+            </w:tcBorders>
+            <w:shd w:fill="F6F8FA" w:color="auto" w:val="clear"/>
+            <w:tcMar>
+              <w:top w:type="dxa" w:w="70"/>
+              <w:left w:type="dxa" w:w="110"/>
+              <w:bottom w:type="dxa" w:w="70"/>
+              <w:right w:type="dxa" w:w="110"/>
+            </w:tcMar>
+          </w:tcPr>
+          <w:p>
+            <w:pPr>
+              <w:spacing w:after="0" w:line="252"/>
+            </w:pPr>
+            <w:r>
+              <w:rPr>
+                <w:rFonts w:ascii="Calibri" w:cs="Calibri" w:eastAsia="Calibri" w:hAnsi="Calibri"/>
+                <w:sz w:val="19"/>
+                <w:szCs w:val="19"/>
+              </w:rPr>
+              <w:t xml:space="preserve">Windows PowerShell 5.1 does not support </w:t>
+            </w:r>
+            <w:r>
+              <w:rPr>
+                <w:rFonts w:ascii="Consolas" w:cs="Consolas" w:eastAsia="Consolas" w:hAnsi="Consolas"/>
+                <w:color w:val="A31515"/>
+                <w:sz w:val="17"/>
+                <w:szCs w:val="17"/>
+              </w:rPr>
+              <w:t xml:space="preserve">&amp;&amp;</w:t>
+            </w:r>
+          </w:p>
+        </w:tc>
+        <w:tc>
+          <w:tcPr>
+            <w:tcW w:type="dxa" w:w="3120"/>
+            <w:tcBorders>
+              <w:top w:val="single" w:color="BFC8D2" w:sz="4"/>
+              <w:left w:val="single" w:color="BFC8D2" w:sz="4"/>
+              <w:bottom w:val="single" w:color="BFC8D2" w:sz="4"/>
+              <w:right w:val="single" w:color="BFC8D2" w:sz="4"/>
+            </w:tcBorders>
+            <w:shd w:fill="F6F8FA" w:color="auto" w:val="clear"/>
+            <w:tcMar>
+              <w:top w:type="dxa" w:w="70"/>
+              <w:left w:type="dxa" w:w="110"/>
+              <w:bottom w:type="dxa" w:w="70"/>
+              <w:right w:type="dxa" w:w="110"/>
+            </w:tcMar>
+          </w:tcPr>
+          <w:p>
+            <w:pPr>
+              <w:spacing w:after="0" w:line="252"/>
+            </w:pPr>
+            <w:r>
+              <w:rPr>
+                <w:rFonts w:ascii="Calibri" w:cs="Calibri" w:eastAsia="Calibri" w:hAnsi="Calibri"/>
+                <w:sz w:val="19"/>
+                <w:szCs w:val="19"/>
+              </w:rPr>
+              <w:t xml:space="preserve">Put the commands on separate lines, or run them inside the master shell, where bash supports it</w:t>
+            </w:r>
+          </w:p>
+        </w:tc>
+      </w:tr>
+      <w:tr>
+        <w:trPr>
+          <w:cantSplit/>
+        </w:trPr>
+        <w:tc>
+          <w:tcPr>
+            <w:tcW w:type="dxa" w:w="3120"/>
+            <w:tcBorders>
+              <w:top w:val="single" w:color="BFC8D2" w:sz="4"/>
+              <w:left w:val="single" w:color="BFC8D2" w:sz="4"/>
+              <w:bottom w:val="single" w:color="BFC8D2" w:sz="4"/>
+              <w:right w:val="single" w:color="BFC8D2" w:sz="4"/>
+            </w:tcBorders>
+            <w:shd w:fill="FFFFFF" w:color="auto" w:val="clear"/>
+            <w:tcMar>
+              <w:top w:type="dxa" w:w="70"/>
+              <w:left w:type="dxa" w:w="110"/>
+              <w:bottom w:type="dxa" w:w="70"/>
+              <w:right w:type="dxa" w:w="110"/>
+            </w:tcMar>
+          </w:tcPr>
+          <w:p>
+            <w:pPr>
+              <w:spacing w:after="0" w:line="252"/>
+            </w:pPr>
+            <w:r>
+              <w:rPr>
+                <w:rFonts w:ascii="Consolas" w:cs="Consolas" w:eastAsia="Consolas" w:hAnsi="Consolas"/>
+                <w:color w:val="A31515"/>
+                <w:sz w:val="17"/>
+                <w:szCs w:val="17"/>
+              </w:rPr>
               <w:t xml:space="preserve">dial tcp &lt;master-ip&gt;:6443: no route to host</w:t>
             </w:r>
             <w:r>
@@ -27419,6 +27915,346 @@
                 <w:szCs w:val="19"/>
               </w:rPr>
               <w:t xml:space="preserve">Restore a snapshot (stop etcd first)</w:t>
+            </w:r>
+          </w:p>
+        </w:tc>
+      </w:tr>
+      <w:tr>
+        <w:trPr>
+          <w:cantSplit/>
+        </w:trPr>
+        <w:tc>
+          <w:tcPr>
+            <w:tcW w:type="dxa" w:w="5200"/>
+            <w:tcBorders>
+              <w:top w:val="single" w:color="BFC8D2" w:sz="4"/>
+              <w:left w:val="single" w:color="BFC8D2" w:sz="4"/>
+              <w:bottom w:val="single" w:color="BFC8D2" w:sz="4"/>
+              <w:right w:val="single" w:color="BFC8D2" w:sz="4"/>
+            </w:tcBorders>
+            <w:shd w:fill="FFFFFF" w:color="auto" w:val="clear"/>
+            <w:tcMar>
+              <w:top w:type="dxa" w:w="70"/>
+              <w:left w:type="dxa" w:w="110"/>
+              <w:bottom w:type="dxa" w:w="70"/>
+              <w:right w:type="dxa" w:w="110"/>
+            </w:tcMar>
+          </w:tcPr>
+          <w:p>
+            <w:pPr>
+              <w:spacing w:after="0" w:line="252"/>
+            </w:pPr>
+            <w:r>
+              <w:rPr>
+                <w:rFonts w:ascii="Consolas" w:cs="Consolas" w:eastAsia="Consolas" w:hAnsi="Consolas"/>
+                <w:color w:val="A31515"/>
+                <w:sz w:val="17"/>
+                <w:szCs w:val="17"/>
+              </w:rPr>
+              <w:t xml:space="preserve">sudo kubeadm upgrade plan</w:t>
+            </w:r>
+          </w:p>
+        </w:tc>
+        <w:tc>
+          <w:tcPr>
+            <w:tcW w:type="dxa" w:w="4160"/>
+            <w:tcBorders>
+              <w:top w:val="single" w:color="BFC8D2" w:sz="4"/>
+              <w:left w:val="single" w:color="BFC8D2" w:sz="4"/>
+              <w:bottom w:val="single" w:color="BFC8D2" w:sz="4"/>
+              <w:right w:val="single" w:color="BFC8D2" w:sz="4"/>
+            </w:tcBorders>
+            <w:shd w:fill="FFFFFF" w:color="auto" w:val="clear"/>
+            <w:tcMar>
+              <w:top w:type="dxa" w:w="70"/>
+              <w:left w:type="dxa" w:w="110"/>
+              <w:bottom w:type="dxa" w:w="70"/>
+              <w:right w:type="dxa" w:w="110"/>
+            </w:tcMar>
+          </w:tcPr>
+          <w:p>
+            <w:pPr>
+              <w:spacing w:after="0" w:line="252"/>
+            </w:pPr>
+            <w:r>
+              <w:rPr>
+                <w:rFonts w:ascii="Calibri" w:cs="Calibri" w:eastAsia="Calibri" w:hAnsi="Calibri"/>
+                <w:sz w:val="19"/>
+                <w:szCs w:val="19"/>
+              </w:rPr>
+              <w:t xml:space="preserve">Show what an upgrade would change (read-only)</w:t>
+            </w:r>
+          </w:p>
+        </w:tc>
+      </w:tr>
+      <w:tr>
+        <w:trPr>
+          <w:cantSplit/>
+        </w:trPr>
+        <w:tc>
+          <w:tcPr>
+            <w:tcW w:type="dxa" w:w="5200"/>
+            <w:tcBorders>
+              <w:top w:val="single" w:color="BFC8D2" w:sz="4"/>
+              <w:left w:val="single" w:color="BFC8D2" w:sz="4"/>
+              <w:bottom w:val="single" w:color="BFC8D2" w:sz="4"/>
+              <w:right w:val="single" w:color="BFC8D2" w:sz="4"/>
+            </w:tcBorders>
+            <w:shd w:fill="F6F8FA" w:color="auto" w:val="clear"/>
+            <w:tcMar>
+              <w:top w:type="dxa" w:w="70"/>
+              <w:left w:type="dxa" w:w="110"/>
+              <w:bottom w:type="dxa" w:w="70"/>
+              <w:right w:type="dxa" w:w="110"/>
+            </w:tcMar>
+          </w:tcPr>
+          <w:p>
+            <w:pPr>
+              <w:spacing w:after="0" w:line="252"/>
+            </w:pPr>
+            <w:r>
+              <w:rPr>
+                <w:rFonts w:ascii="Consolas" w:cs="Consolas" w:eastAsia="Consolas" w:hAnsi="Consolas"/>
+                <w:color w:val="A31515"/>
+                <w:sz w:val="17"/>
+                <w:szCs w:val="17"/>
+              </w:rPr>
+              <w:t xml:space="preserve">sudo kubeadm upgrade apply &lt;version&gt;</w:t>
+            </w:r>
+          </w:p>
+        </w:tc>
+        <w:tc>
+          <w:tcPr>
+            <w:tcW w:type="dxa" w:w="4160"/>
+            <w:tcBorders>
+              <w:top w:val="single" w:color="BFC8D2" w:sz="4"/>
+              <w:left w:val="single" w:color="BFC8D2" w:sz="4"/>
+              <w:bottom w:val="single" w:color="BFC8D2" w:sz="4"/>
+              <w:right w:val="single" w:color="BFC8D2" w:sz="4"/>
+            </w:tcBorders>
+            <w:shd w:fill="F6F8FA" w:color="auto" w:val="clear"/>
+            <w:tcMar>
+              <w:top w:type="dxa" w:w="70"/>
+              <w:left w:type="dxa" w:w="110"/>
+              <w:bottom w:type="dxa" w:w="70"/>
+              <w:right w:type="dxa" w:w="110"/>
+            </w:tcMar>
+          </w:tcPr>
+          <w:p>
+            <w:pPr>
+              <w:spacing w:after="0" w:line="252"/>
+            </w:pPr>
+            <w:r>
+              <w:rPr>
+                <w:rFonts w:ascii="Calibri" w:cs="Calibri" w:eastAsia="Calibri" w:hAnsi="Calibri"/>
+                <w:sz w:val="19"/>
+                <w:szCs w:val="19"/>
+              </w:rPr>
+              <w:t xml:space="preserve">Upgrade the control plane</w:t>
+            </w:r>
+          </w:p>
+        </w:tc>
+      </w:tr>
+      <w:tr>
+        <w:trPr>
+          <w:cantSplit/>
+        </w:trPr>
+        <w:tc>
+          <w:tcPr>
+            <w:tcW w:type="dxa" w:w="5200"/>
+            <w:tcBorders>
+              <w:top w:val="single" w:color="BFC8D2" w:sz="4"/>
+              <w:left w:val="single" w:color="BFC8D2" w:sz="4"/>
+              <w:bottom w:val="single" w:color="BFC8D2" w:sz="4"/>
+              <w:right w:val="single" w:color="BFC8D2" w:sz="4"/>
+            </w:tcBorders>
+            <w:shd w:fill="FFFFFF" w:color="auto" w:val="clear"/>
+            <w:tcMar>
+              <w:top w:type="dxa" w:w="70"/>
+              <w:left w:type="dxa" w:w="110"/>
+              <w:bottom w:type="dxa" w:w="70"/>
+              <w:right w:type="dxa" w:w="110"/>
+            </w:tcMar>
+          </w:tcPr>
+          <w:p>
+            <w:pPr>
+              <w:spacing w:after="0" w:line="252"/>
+            </w:pPr>
+            <w:r>
+              <w:rPr>
+                <w:rFonts w:ascii="Consolas" w:cs="Consolas" w:eastAsia="Consolas" w:hAnsi="Consolas"/>
+                <w:color w:val="A31515"/>
+                <w:sz w:val="17"/>
+                <w:szCs w:val="17"/>
+              </w:rPr>
+              <w:t xml:space="preserve">sudo kubeadm upgrade node</w:t>
+            </w:r>
+          </w:p>
+        </w:tc>
+        <w:tc>
+          <w:tcPr>
+            <w:tcW w:type="dxa" w:w="4160"/>
+            <w:tcBorders>
+              <w:top w:val="single" w:color="BFC8D2" w:sz="4"/>
+              <w:left w:val="single" w:color="BFC8D2" w:sz="4"/>
+              <w:bottom w:val="single" w:color="BFC8D2" w:sz="4"/>
+              <w:right w:val="single" w:color="BFC8D2" w:sz="4"/>
+            </w:tcBorders>
+            <w:shd w:fill="FFFFFF" w:color="auto" w:val="clear"/>
+            <w:tcMar>
+              <w:top w:type="dxa" w:w="70"/>
+              <w:left w:type="dxa" w:w="110"/>
+              <w:bottom w:type="dxa" w:w="70"/>
+              <w:right w:type="dxa" w:w="110"/>
+            </w:tcMar>
+          </w:tcPr>
+          <w:p>
+            <w:pPr>
+              <w:spacing w:after="0" w:line="252"/>
+            </w:pPr>
+            <w:r>
+              <w:rPr>
+                <w:rFonts w:ascii="Calibri" w:cs="Calibri" w:eastAsia="Calibri" w:hAnsi="Calibri"/>
+                <w:sz w:val="19"/>
+                <w:szCs w:val="19"/>
+              </w:rPr>
+              <w:t xml:space="preserve">Upgrade a worker's node configuration</w:t>
+            </w:r>
+          </w:p>
+        </w:tc>
+      </w:tr>
+      <w:tr>
+        <w:trPr>
+          <w:cantSplit/>
+        </w:trPr>
+        <w:tc>
+          <w:tcPr>
+            <w:tcW w:type="dxa" w:w="5200"/>
+            <w:tcBorders>
+              <w:top w:val="single" w:color="BFC8D2" w:sz="4"/>
+              <w:left w:val="single" w:color="BFC8D2" w:sz="4"/>
+              <w:bottom w:val="single" w:color="BFC8D2" w:sz="4"/>
+              <w:right w:val="single" w:color="BFC8D2" w:sz="4"/>
+            </w:tcBorders>
+            <w:shd w:fill="F6F8FA" w:color="auto" w:val="clear"/>
+            <w:tcMar>
+              <w:top w:type="dxa" w:w="70"/>
+              <w:left w:type="dxa" w:w="110"/>
+              <w:bottom w:type="dxa" w:w="70"/>
+              <w:right w:type="dxa" w:w="110"/>
+            </w:tcMar>
+          </w:tcPr>
+          <w:p>
+            <w:pPr>
+              <w:spacing w:after="0" w:line="252"/>
+            </w:pPr>
+            <w:r>
+              <w:rPr>
+                <w:rFonts w:ascii="Consolas" w:cs="Consolas" w:eastAsia="Consolas" w:hAnsi="Consolas"/>
+                <w:color w:val="A31515"/>
+                <w:sz w:val="17"/>
+                <w:szCs w:val="17"/>
+              </w:rPr>
+              <w:t xml:space="preserve">sudo kubeadm certs check-expiration</w:t>
+            </w:r>
+          </w:p>
+        </w:tc>
+        <w:tc>
+          <w:tcPr>
+            <w:tcW w:type="dxa" w:w="4160"/>
+            <w:tcBorders>
+              <w:top w:val="single" w:color="BFC8D2" w:sz="4"/>
+              <w:left w:val="single" w:color="BFC8D2" w:sz="4"/>
+              <w:bottom w:val="single" w:color="BFC8D2" w:sz="4"/>
+              <w:right w:val="single" w:color="BFC8D2" w:sz="4"/>
+            </w:tcBorders>
+            <w:shd w:fill="F6F8FA" w:color="auto" w:val="clear"/>
+            <w:tcMar>
+              <w:top w:type="dxa" w:w="70"/>
+              <w:left w:type="dxa" w:w="110"/>
+              <w:bottom w:type="dxa" w:w="70"/>
+              <w:right w:type="dxa" w:w="110"/>
+            </w:tcMar>
+          </w:tcPr>
+          <w:p>
+            <w:pPr>
+              <w:spacing w:after="0" w:line="252"/>
+            </w:pPr>
+            <w:r>
+              <w:rPr>
+                <w:rFonts w:ascii="Calibri" w:cs="Calibri" w:eastAsia="Calibri" w:hAnsi="Calibri"/>
+                <w:sz w:val="19"/>
+                <w:szCs w:val="19"/>
+              </w:rPr>
+              <w:t xml:space="preserve">Show certificate expiry dates</w:t>
+            </w:r>
+          </w:p>
+        </w:tc>
+      </w:tr>
+      <w:tr>
+        <w:trPr>
+          <w:cantSplit/>
+        </w:trPr>
+        <w:tc>
+          <w:tcPr>
+            <w:tcW w:type="dxa" w:w="5200"/>
+            <w:tcBorders>
+              <w:top w:val="single" w:color="BFC8D2" w:sz="4"/>
+              <w:left w:val="single" w:color="BFC8D2" w:sz="4"/>
+              <w:bottom w:val="single" w:color="BFC8D2" w:sz="4"/>
+              <w:right w:val="single" w:color="BFC8D2" w:sz="4"/>
+            </w:tcBorders>
+            <w:shd w:fill="FFFFFF" w:color="auto" w:val="clear"/>
+            <w:tcMar>
+              <w:top w:type="dxa" w:w="70"/>
+              <w:left w:type="dxa" w:w="110"/>
+              <w:bottom w:type="dxa" w:w="70"/>
+              <w:right w:type="dxa" w:w="110"/>
+            </w:tcMar>
+          </w:tcPr>
+          <w:p>
+            <w:pPr>
+              <w:spacing w:after="0" w:line="252"/>
+            </w:pPr>
+            <w:r>
+              <w:rPr>
+                <w:rFonts w:ascii="Consolas" w:cs="Consolas" w:eastAsia="Consolas" w:hAnsi="Consolas"/>
+                <w:color w:val="A31515"/>
+                <w:sz w:val="17"/>
+                <w:szCs w:val="17"/>
+              </w:rPr>
+              <w:t xml:space="preserve">apt-mark hold / unhold kubelet kubeadm kubectl</w:t>
+            </w:r>
+          </w:p>
+        </w:tc>
+        <w:tc>
+          <w:tcPr>
+            <w:tcW w:type="dxa" w:w="4160"/>
+            <w:tcBorders>
+              <w:top w:val="single" w:color="BFC8D2" w:sz="4"/>
+              <w:left w:val="single" w:color="BFC8D2" w:sz="4"/>
+              <w:bottom w:val="single" w:color="BFC8D2" w:sz="4"/>
+              <w:right w:val="single" w:color="BFC8D2" w:sz="4"/>
+            </w:tcBorders>
+            <w:shd w:fill="FFFFFF" w:color="auto" w:val="clear"/>
+            <w:tcMar>
+              <w:top w:type="dxa" w:w="70"/>
+              <w:left w:type="dxa" w:w="110"/>
+              <w:bottom w:type="dxa" w:w="70"/>
+              <w:right w:type="dxa" w:w="110"/>
+            </w:tcMar>
+          </w:tcPr>
+          <w:p>
+            <w:pPr>
+              <w:spacing w:after="0" w:line="252"/>
+            </w:pPr>
+            <w:r>
+              <w:rPr>
+                <w:rFonts w:ascii="Calibri" w:cs="Calibri" w:eastAsia="Calibri" w:hAnsi="Calibri"/>
+                <w:sz w:val="19"/>
+                <w:szCs w:val="19"/>
+              </w:rPr>
+              <w:t xml:space="preserve">Pin or free the package versions</w:t>
             </w:r>
           </w:p>
         </w:tc>
@@ -36800,20 +37636,15 @@
         <w:pStyle w:val="Heading1"/>
       </w:pPr>
       <w:r>
-        <w:t xml:space="preserve">23. What to practice next</w:t>
-      </w:r>
-    </w:p>
-    <w:p>
-      <w:pPr>
-        <w:spacing w:after="140" w:line="288"/>
-      </w:pPr>
-      <w:r>
-        <w:rPr>
-          <w:rFonts w:ascii="Calibri" w:cs="Calibri" w:eastAsia="Calibri" w:hAnsi="Calibri"/>
-          <w:sz w:val="22"/>
-          <w:szCs w:val="22"/>
-        </w:rPr>
-        <w:t xml:space="preserve">This guide covered building a cluster, Deployments, Services, rolling updates, drain and uncordon, selectors, taints and tolerations, a fixed master address, and etcd backup and restore. Good next topics, in rough order of value for CKA:</w:t>
+        <w:t xml:space="preserve">23. Upgrading the cluster with kubeadm</w:t>
+      </w:r>
+    </w:p>
+    <w:p>
+      <w:pPr>
+        <w:pStyle w:val="Heading2"/>
+      </w:pPr>
+      <w:r>
+        <w:t xml:space="preserve">23.1 The rules</w:t>
       </w:r>
     </w:p>
     <w:tbl>
@@ -36867,7 +37698,7 @@
                 <w:sz w:val="19"/>
                 <w:szCs w:val="19"/>
               </w:rPr>
-              <w:t xml:space="preserve">Topic</w:t>
+              <w:t xml:space="preserve">Rule</w:t>
             </w:r>
           </w:p>
         </w:tc>
@@ -36901,7 +37732,7 @@
                 <w:sz w:val="19"/>
                 <w:szCs w:val="19"/>
               </w:rPr>
-              <w:t xml:space="preserve">What to try</w:t>
+              <w:t xml:space="preserve">Detail</w:t>
             </w:r>
           </w:p>
         </w:tc>
@@ -36933,12 +37764,11 @@
             </w:pPr>
             <w:r>
               <w:rPr>
-                <w:rFonts w:ascii="Consolas" w:cs="Consolas" w:eastAsia="Consolas" w:hAnsi="Consolas"/>
-                <w:color w:val="A31515"/>
-                <w:sz w:val="17"/>
-                <w:szCs w:val="17"/>
-              </w:rPr>
-              <w:t xml:space="preserve">kubeadm upgrade</w:t>
+                <w:rFonts w:ascii="Calibri" w:cs="Calibri" w:eastAsia="Calibri" w:hAnsi="Calibri"/>
+                <w:sz w:val="19"/>
+                <w:szCs w:val="19"/>
+              </w:rPr>
+              <w:t xml:space="preserve">One minor version at a time</w:t>
             </w:r>
           </w:p>
         </w:tc>
@@ -36965,37 +37795,11 @@
             </w:pPr>
             <w:r>
               <w:rPr>
-                <w:rFonts w:ascii="Consolas" w:cs="Consolas" w:eastAsia="Consolas" w:hAnsi="Consolas"/>
-                <w:color w:val="A31515"/>
-                <w:sz w:val="17"/>
-                <w:szCs w:val="17"/>
-              </w:rPr>
-              <w:t xml:space="preserve">kubeadm upgrade plan</w:t>
-            </w:r>
-            <w:r>
-              <w:rPr>
-                <w:rFonts w:ascii="Calibri" w:cs="Calibri" w:eastAsia="Calibri" w:hAnsi="Calibri"/>
-                <w:sz w:val="19"/>
-                <w:szCs w:val="19"/>
-              </w:rPr>
-              <w:t xml:space="preserve"> and </w:t>
-            </w:r>
-            <w:r>
-              <w:rPr>
-                <w:rFonts w:ascii="Consolas" w:cs="Consolas" w:eastAsia="Consolas" w:hAnsi="Consolas"/>
-                <w:color w:val="A31515"/>
-                <w:sz w:val="17"/>
-                <w:szCs w:val="17"/>
-              </w:rPr>
-              <w:t xml:space="preserve">apply</w:t>
-            </w:r>
-            <w:r>
-              <w:rPr>
-                <w:rFonts w:ascii="Calibri" w:cs="Calibri" w:eastAsia="Calibri" w:hAnsi="Calibri"/>
-                <w:sz w:val="19"/>
-                <w:szCs w:val="19"/>
-              </w:rPr>
-              <w:t xml:space="preserve">, one node at a time with drain and uncordon</w:t>
+                <w:rFonts w:ascii="Calibri" w:cs="Calibri" w:eastAsia="Calibri" w:hAnsi="Calibri"/>
+                <w:sz w:val="19"/>
+                <w:szCs w:val="19"/>
+              </w:rPr>
+              <w:t xml:space="preserve">1.35 to 1.36 to 1.37. You cannot skip a minor version. Patch upgrades inside a minor version are simpler</w:t>
             </w:r>
           </w:p>
         </w:tc>
@@ -37031,7 +37835,7 @@
                 <w:sz w:val="19"/>
                 <w:szCs w:val="19"/>
               </w:rPr>
-              <w:t xml:space="preserve">Node affinity</w:t>
+              <w:t xml:space="preserve">Control plane first</w:t>
             </w:r>
           </w:p>
         </w:tc>
@@ -37058,29 +37862,11 @@
             </w:pPr>
             <w:r>
               <w:rPr>
-                <w:rFonts w:ascii="Consolas" w:cs="Consolas" w:eastAsia="Consolas" w:hAnsi="Consolas"/>
-                <w:color w:val="A31515"/>
-                <w:sz w:val="17"/>
-                <w:szCs w:val="17"/>
-              </w:rPr>
-              <w:t xml:space="preserve">requiredDuringSchedulingIgnoredDuringExecution</w:t>
-            </w:r>
-            <w:r>
-              <w:rPr>
-                <w:rFonts w:ascii="Calibri" w:cs="Calibri" w:eastAsia="Calibri" w:hAnsi="Calibri"/>
-                <w:sz w:val="19"/>
-                <w:szCs w:val="19"/>
-              </w:rPr>
-              <w:t xml:space="preserve">, the flexible form of </w:t>
-            </w:r>
-            <w:r>
-              <w:rPr>
-                <w:rFonts w:ascii="Consolas" w:cs="Consolas" w:eastAsia="Consolas" w:hAnsi="Consolas"/>
-                <w:color w:val="A31515"/>
-                <w:sz w:val="17"/>
-                <w:szCs w:val="17"/>
-              </w:rPr>
-              <w:t xml:space="preserve">nodeSelector</w:t>
+                <w:rFonts w:ascii="Calibri" w:cs="Calibri" w:eastAsia="Calibri" w:hAnsi="Calibri"/>
+                <w:sz w:val="19"/>
+                <w:szCs w:val="19"/>
+              </w:rPr>
+              <w:t xml:space="preserve">The API server must be at the same or a newer version than every kubelet</w:t>
             </w:r>
           </w:p>
         </w:tc>
@@ -37116,7 +37902,7 @@
                 <w:sz w:val="19"/>
                 <w:szCs w:val="19"/>
               </w:rPr>
-              <w:t xml:space="preserve">Resource requests and limits</w:t>
+              <w:t xml:space="preserve">Workers one at a time</w:t>
             </w:r>
           </w:p>
         </w:tc>
@@ -37147,24 +37933,7 @@
                 <w:sz w:val="19"/>
                 <w:szCs w:val="19"/>
               </w:rPr>
-              <w:t xml:space="preserve">Ask for more CPU or memory than a 2 GB VM has and read the </w:t>
-            </w:r>
-            <w:r>
-              <w:rPr>
-                <w:rFonts w:ascii="Consolas" w:cs="Consolas" w:eastAsia="Consolas" w:hAnsi="Consolas"/>
-                <w:color w:val="A31515"/>
-                <w:sz w:val="17"/>
-                <w:szCs w:val="17"/>
-              </w:rPr>
-              <w:t xml:space="preserve">Pending</w:t>
-            </w:r>
-            <w:r>
-              <w:rPr>
-                <w:rFonts w:ascii="Calibri" w:cs="Calibri" w:eastAsia="Calibri" w:hAnsi="Calibri"/>
-                <w:sz w:val="19"/>
-                <w:szCs w:val="19"/>
-              </w:rPr>
-              <w:t xml:space="preserve"> message</w:t>
+              <w:t xml:space="preserve">The kubelets may lag the control plane. The cluster runs fine in a mixed-version state while you work</w:t>
             </w:r>
           </w:p>
         </w:tc>
@@ -37200,7 +37969,7 @@
                 <w:sz w:val="19"/>
                 <w:szCs w:val="19"/>
               </w:rPr>
-              <w:t xml:space="preserve">Topology spread constraints</w:t>
+              <w:t xml:space="preserve">Drain before the kubelet upgrade</w:t>
             </w:r>
           </w:p>
         </w:tc>
@@ -37231,7 +38000,7 @@
                 <w:sz w:val="19"/>
                 <w:szCs w:val="19"/>
               </w:rPr>
-              <w:t xml:space="preserve">Force an even spread of pods across nodes</w:t>
+              <w:t xml:space="preserve">The docs say you must drain a node before upgrading its kubelet to a new minor version</w:t>
             </w:r>
           </w:p>
         </w:tc>
@@ -37267,6 +38036,5218 @@
                 <w:sz w:val="19"/>
                 <w:szCs w:val="19"/>
               </w:rPr>
+              <w:t xml:space="preserve">Match kubeadm and kubelet</w:t>
+            </w:r>
+          </w:p>
+        </w:tc>
+        <w:tc>
+          <w:tcPr>
+            <w:tcW w:type="dxa" w:w="6105"/>
+            <w:tcBorders>
+              <w:top w:val="single" w:color="BFC8D2" w:sz="4"/>
+              <w:left w:val="single" w:color="BFC8D2" w:sz="4"/>
+              <w:bottom w:val="single" w:color="BFC8D2" w:sz="4"/>
+              <w:right w:val="single" w:color="BFC8D2" w:sz="4"/>
+            </w:tcBorders>
+            <w:shd w:fill="FFFFFF" w:color="auto" w:val="clear"/>
+            <w:tcMar>
+              <w:top w:type="dxa" w:w="70"/>
+              <w:left w:type="dxa" w:w="110"/>
+              <w:bottom w:type="dxa" w:w="70"/>
+              <w:right w:type="dxa" w:w="110"/>
+            </w:tcMar>
+          </w:tcPr>
+          <w:p>
+            <w:pPr>
+              <w:spacing w:after="0" w:line="252"/>
+            </w:pPr>
+            <w:r>
+              <w:rPr>
+                <w:rFonts w:ascii="Calibri" w:cs="Calibri" w:eastAsia="Calibri" w:hAnsi="Calibri"/>
+                <w:sz w:val="19"/>
+                <w:szCs w:val="19"/>
+              </w:rPr>
+              <w:t xml:space="preserve">The project recommends that the kubelet and kubeadm versions match</w:t>
+            </w:r>
+          </w:p>
+        </w:tc>
+      </w:tr>
+    </w:tbl>
+    <w:p>
+      <w:pPr>
+        <w:spacing w:after="140"/>
+      </w:pPr>
+    </w:p>
+    <w:p>
+      <w:pPr>
+        <w:spacing w:after="140" w:line="288"/>
+      </w:pPr>
+      <w:r>
+        <w:rPr>
+          <w:rFonts w:ascii="Calibri" w:cs="Calibri" w:eastAsia="Calibri" w:hAnsi="Calibri"/>
+          <w:sz w:val="22"/>
+          <w:szCs w:val="22"/>
+        </w:rPr>
+        <w:t xml:space="preserve">The worked example upgraded </w:t>
+      </w:r>
+      <w:r>
+        <w:rPr>
+          <w:rFonts w:ascii="Calibri" w:cs="Calibri" w:eastAsia="Calibri" w:hAnsi="Calibri"/>
+          <w:b/>
+          <w:bCs/>
+          <w:sz w:val="22"/>
+          <w:szCs w:val="22"/>
+        </w:rPr>
+        <w:t xml:space="preserve">v1.35.9 to v1.36.5</w:t>
+      </w:r>
+      <w:r>
+        <w:rPr>
+          <w:rFonts w:ascii="Calibri" w:cs="Calibri" w:eastAsia="Calibri" w:hAnsi="Calibri"/>
+          <w:sz w:val="22"/>
+          <w:szCs w:val="22"/>
+        </w:rPr>
+        <w:t xml:space="preserve">. Kubernetes 1.37 already existed, but kubeadm only offered 1.36, because the next minor version is the only hop allowed. The project supports the three newest minor versions. Web pages disagreed on the latest patch number, so the apt repository is the source of truth: read the version from it, as shown below. This section was run end to end on the worked-example cluster.</w:t>
+      </w:r>
+    </w:p>
+    <w:p>
+      <w:pPr>
+        <w:pStyle w:val="Heading2"/>
+      </w:pPr>
+      <w:r>
+        <w:t xml:space="preserve">23.2 What gets upgraded, and how</w:t>
+      </w:r>
+    </w:p>
+    <w:p>
+      <w:pPr>
+        <w:spacing w:after="140" w:line="288"/>
+      </w:pPr>
+      <w:r>
+        <w:rPr>
+          <w:rFonts w:ascii="Consolas" w:cs="Consolas" w:eastAsia="Consolas" w:hAnsi="Consolas"/>
+          <w:color w:val="A31515"/>
+          <w:sz w:val="20"/>
+          <w:szCs w:val="20"/>
+        </w:rPr>
+        <w:t xml:space="preserve">kubeadm upgrade plan</w:t>
+      </w:r>
+      <w:r>
+        <w:rPr>
+          <w:rFonts w:ascii="Calibri" w:cs="Calibri" w:eastAsia="Calibri" w:hAnsi="Calibri"/>
+          <w:sz w:val="22"/>
+          <w:szCs w:val="22"/>
+        </w:rPr>
+        <w:t xml:space="preserve"> prints this table for your cluster:</w:t>
+      </w:r>
+    </w:p>
+    <w:tbl>
+      <w:tblPr>
+        <w:tblW w:type="dxa" w:w="9360"/>
+        <w:tblBorders>
+          <w:top w:val="single" w:color="auto" w:sz="4"/>
+          <w:left w:val="single" w:color="auto" w:sz="4"/>
+          <w:bottom w:val="single" w:color="auto" w:sz="4"/>
+          <w:right w:val="single" w:color="auto" w:sz="4"/>
+          <w:insideH w:val="single" w:color="auto" w:sz="4"/>
+          <w:insideV w:val="single" w:color="auto" w:sz="4"/>
+        </w:tblBorders>
+      </w:tblPr>
+      <w:tblGrid>
+        <w:gridCol w:w="3386"/>
+        <w:gridCol w:w="2278"/>
+        <w:gridCol w:w="3696"/>
+      </w:tblGrid>
+      <w:tr>
+        <w:trPr>
+          <w:cantSplit/>
+          <w:tblHeader/>
+        </w:trPr>
+        <w:tc>
+          <w:tcPr>
+            <w:tcW w:type="dxa" w:w="3386"/>
+            <w:tcBorders>
+              <w:top w:val="single" w:color="BFC8D2" w:sz="4"/>
+              <w:left w:val="single" w:color="BFC8D2" w:sz="4"/>
+              <w:bottom w:val="single" w:color="BFC8D2" w:sz="4"/>
+              <w:right w:val="single" w:color="BFC8D2" w:sz="4"/>
+            </w:tcBorders>
+            <w:shd w:fill="1F5C99" w:color="auto" w:val="clear"/>
+            <w:tcMar>
+              <w:top w:type="dxa" w:w="70"/>
+              <w:left w:type="dxa" w:w="110"/>
+              <w:bottom w:type="dxa" w:w="70"/>
+              <w:right w:type="dxa" w:w="110"/>
+            </w:tcMar>
+          </w:tcPr>
+          <w:p>
+            <w:pPr>
+              <w:spacing w:after="0" w:line="252"/>
+            </w:pPr>
+            <w:r>
+              <w:rPr>
+                <w:rFonts w:ascii="Calibri" w:cs="Calibri" w:eastAsia="Calibri" w:hAnsi="Calibri"/>
+                <w:b/>
+                <w:bCs/>
+                <w:color w:val="FFFFFF"/>
+                <w:sz w:val="19"/>
+                <w:szCs w:val="19"/>
+              </w:rPr>
+              <w:t xml:space="preserve">Component</w:t>
+            </w:r>
+          </w:p>
+        </w:tc>
+        <w:tc>
+          <w:tcPr>
+            <w:tcW w:type="dxa" w:w="2278"/>
+            <w:tcBorders>
+              <w:top w:val="single" w:color="BFC8D2" w:sz="4"/>
+              <w:left w:val="single" w:color="BFC8D2" w:sz="4"/>
+              <w:bottom w:val="single" w:color="BFC8D2" w:sz="4"/>
+              <w:right w:val="single" w:color="BFC8D2" w:sz="4"/>
+            </w:tcBorders>
+            <w:shd w:fill="1F5C99" w:color="auto" w:val="clear"/>
+            <w:tcMar>
+              <w:top w:type="dxa" w:w="70"/>
+              <w:left w:type="dxa" w:w="110"/>
+              <w:bottom w:type="dxa" w:w="70"/>
+              <w:right w:type="dxa" w:w="110"/>
+            </w:tcMar>
+          </w:tcPr>
+          <w:p>
+            <w:pPr>
+              <w:spacing w:after="0" w:line="252"/>
+            </w:pPr>
+            <w:r>
+              <w:rPr>
+                <w:rFonts w:ascii="Calibri" w:cs="Calibri" w:eastAsia="Calibri" w:hAnsi="Calibri"/>
+                <w:b/>
+                <w:bCs/>
+                <w:color w:val="FFFFFF"/>
+                <w:sz w:val="19"/>
+                <w:szCs w:val="19"/>
+              </w:rPr>
+              <w:t xml:space="preserve">Worked example</w:t>
+            </w:r>
+          </w:p>
+        </w:tc>
+        <w:tc>
+          <w:tcPr>
+            <w:tcW w:type="dxa" w:w="3696"/>
+            <w:tcBorders>
+              <w:top w:val="single" w:color="BFC8D2" w:sz="4"/>
+              <w:left w:val="single" w:color="BFC8D2" w:sz="4"/>
+              <w:bottom w:val="single" w:color="BFC8D2" w:sz="4"/>
+              <w:right w:val="single" w:color="BFC8D2" w:sz="4"/>
+            </w:tcBorders>
+            <w:shd w:fill="1F5C99" w:color="auto" w:val="clear"/>
+            <w:tcMar>
+              <w:top w:type="dxa" w:w="70"/>
+              <w:left w:type="dxa" w:w="110"/>
+              <w:bottom w:type="dxa" w:w="70"/>
+              <w:right w:type="dxa" w:w="110"/>
+            </w:tcMar>
+          </w:tcPr>
+          <w:p>
+            <w:pPr>
+              <w:spacing w:after="0" w:line="252"/>
+            </w:pPr>
+            <w:r>
+              <w:rPr>
+                <w:rFonts w:ascii="Calibri" w:cs="Calibri" w:eastAsia="Calibri" w:hAnsi="Calibri"/>
+                <w:b/>
+                <w:bCs/>
+                <w:color w:val="FFFFFF"/>
+                <w:sz w:val="19"/>
+                <w:szCs w:val="19"/>
+              </w:rPr>
+              <w:t xml:space="preserve">How it changes</w:t>
+            </w:r>
+          </w:p>
+        </w:tc>
+      </w:tr>
+      <w:tr>
+        <w:trPr>
+          <w:cantSplit/>
+        </w:trPr>
+        <w:tc>
+          <w:tcPr>
+            <w:tcW w:type="dxa" w:w="3386"/>
+            <w:tcBorders>
+              <w:top w:val="single" w:color="BFC8D2" w:sz="4"/>
+              <w:left w:val="single" w:color="BFC8D2" w:sz="4"/>
+              <w:bottom w:val="single" w:color="BFC8D2" w:sz="4"/>
+              <w:right w:val="single" w:color="BFC8D2" w:sz="4"/>
+            </w:tcBorders>
+            <w:shd w:fill="FFFFFF" w:color="auto" w:val="clear"/>
+            <w:tcMar>
+              <w:top w:type="dxa" w:w="70"/>
+              <w:left w:type="dxa" w:w="110"/>
+              <w:bottom w:type="dxa" w:w="70"/>
+              <w:right w:type="dxa" w:w="110"/>
+            </w:tcMar>
+          </w:tcPr>
+          <w:p>
+            <w:pPr>
+              <w:spacing w:after="0" w:line="252"/>
+            </w:pPr>
+            <w:r>
+              <w:rPr>
+                <w:rFonts w:ascii="Calibri" w:cs="Calibri" w:eastAsia="Calibri" w:hAnsi="Calibri"/>
+                <w:sz w:val="19"/>
+                <w:szCs w:val="19"/>
+              </w:rPr>
+              <w:t xml:space="preserve">kube-apiserver, kube-controller-manager, kube-scheduler</w:t>
+            </w:r>
+          </w:p>
+        </w:tc>
+        <w:tc>
+          <w:tcPr>
+            <w:tcW w:type="dxa" w:w="2278"/>
+            <w:tcBorders>
+              <w:top w:val="single" w:color="BFC8D2" w:sz="4"/>
+              <w:left w:val="single" w:color="BFC8D2" w:sz="4"/>
+              <w:bottom w:val="single" w:color="BFC8D2" w:sz="4"/>
+              <w:right w:val="single" w:color="BFC8D2" w:sz="4"/>
+            </w:tcBorders>
+            <w:shd w:fill="FFFFFF" w:color="auto" w:val="clear"/>
+            <w:tcMar>
+              <w:top w:type="dxa" w:w="70"/>
+              <w:left w:type="dxa" w:w="110"/>
+              <w:bottom w:type="dxa" w:w="70"/>
+              <w:right w:type="dxa" w:w="110"/>
+            </w:tcMar>
+          </w:tcPr>
+          <w:p>
+            <w:pPr>
+              <w:spacing w:after="0" w:line="252"/>
+            </w:pPr>
+            <w:r>
+              <w:rPr>
+                <w:rFonts w:ascii="Calibri" w:cs="Calibri" w:eastAsia="Calibri" w:hAnsi="Calibri"/>
+                <w:sz w:val="19"/>
+                <w:szCs w:val="19"/>
+              </w:rPr>
+              <w:t xml:space="preserve">v1.35.9 to v1.36.5</w:t>
+            </w:r>
+          </w:p>
+        </w:tc>
+        <w:tc>
+          <w:tcPr>
+            <w:tcW w:type="dxa" w:w="3696"/>
+            <w:tcBorders>
+              <w:top w:val="single" w:color="BFC8D2" w:sz="4"/>
+              <w:left w:val="single" w:color="BFC8D2" w:sz="4"/>
+              <w:bottom w:val="single" w:color="BFC8D2" w:sz="4"/>
+              <w:right w:val="single" w:color="BFC8D2" w:sz="4"/>
+            </w:tcBorders>
+            <w:shd w:fill="FFFFFF" w:color="auto" w:val="clear"/>
+            <w:tcMar>
+              <w:top w:type="dxa" w:w="70"/>
+              <w:left w:type="dxa" w:w="110"/>
+              <w:bottom w:type="dxa" w:w="70"/>
+              <w:right w:type="dxa" w:w="110"/>
+            </w:tcMar>
+          </w:tcPr>
+          <w:p>
+            <w:pPr>
+              <w:spacing w:after="0" w:line="252"/>
+            </w:pPr>
+            <w:r>
+              <w:rPr>
+                <w:rFonts w:ascii="Consolas" w:cs="Consolas" w:eastAsia="Consolas" w:hAnsi="Consolas"/>
+                <w:color w:val="A31515"/>
+                <w:sz w:val="17"/>
+                <w:szCs w:val="17"/>
+              </w:rPr>
+              <w:t xml:space="preserve">kubeadm upgrade apply</w:t>
+            </w:r>
+            <w:r>
+              <w:rPr>
+                <w:rFonts w:ascii="Calibri" w:cs="Calibri" w:eastAsia="Calibri" w:hAnsi="Calibri"/>
+                <w:sz w:val="19"/>
+                <w:szCs w:val="19"/>
+              </w:rPr>
+              <w:t xml:space="preserve"> replaces their static-pod manifests, one at a time</w:t>
+            </w:r>
+          </w:p>
+        </w:tc>
+      </w:tr>
+      <w:tr>
+        <w:trPr>
+          <w:cantSplit/>
+        </w:trPr>
+        <w:tc>
+          <w:tcPr>
+            <w:tcW w:type="dxa" w:w="3386"/>
+            <w:tcBorders>
+              <w:top w:val="single" w:color="BFC8D2" w:sz="4"/>
+              <w:left w:val="single" w:color="BFC8D2" w:sz="4"/>
+              <w:bottom w:val="single" w:color="BFC8D2" w:sz="4"/>
+              <w:right w:val="single" w:color="BFC8D2" w:sz="4"/>
+            </w:tcBorders>
+            <w:shd w:fill="F6F8FA" w:color="auto" w:val="clear"/>
+            <w:tcMar>
+              <w:top w:type="dxa" w:w="70"/>
+              <w:left w:type="dxa" w:w="110"/>
+              <w:bottom w:type="dxa" w:w="70"/>
+              <w:right w:type="dxa" w:w="110"/>
+            </w:tcMar>
+          </w:tcPr>
+          <w:p>
+            <w:pPr>
+              <w:spacing w:after="0" w:line="252"/>
+            </w:pPr>
+            <w:r>
+              <w:rPr>
+                <w:rFonts w:ascii="Calibri" w:cs="Calibri" w:eastAsia="Calibri" w:hAnsi="Calibri"/>
+                <w:sz w:val="19"/>
+                <w:szCs w:val="19"/>
+              </w:rPr>
+              <w:t xml:space="preserve">etcd</w:t>
+            </w:r>
+          </w:p>
+        </w:tc>
+        <w:tc>
+          <w:tcPr>
+            <w:tcW w:type="dxa" w:w="2278"/>
+            <w:tcBorders>
+              <w:top w:val="single" w:color="BFC8D2" w:sz="4"/>
+              <w:left w:val="single" w:color="BFC8D2" w:sz="4"/>
+              <w:bottom w:val="single" w:color="BFC8D2" w:sz="4"/>
+              <w:right w:val="single" w:color="BFC8D2" w:sz="4"/>
+            </w:tcBorders>
+            <w:shd w:fill="F6F8FA" w:color="auto" w:val="clear"/>
+            <w:tcMar>
+              <w:top w:type="dxa" w:w="70"/>
+              <w:left w:type="dxa" w:w="110"/>
+              <w:bottom w:type="dxa" w:w="70"/>
+              <w:right w:type="dxa" w:w="110"/>
+            </w:tcMar>
+          </w:tcPr>
+          <w:p>
+            <w:pPr>
+              <w:spacing w:after="0" w:line="252"/>
+            </w:pPr>
+            <w:r>
+              <w:rPr>
+                <w:rFonts w:ascii="Calibri" w:cs="Calibri" w:eastAsia="Calibri" w:hAnsi="Calibri"/>
+                <w:sz w:val="19"/>
+                <w:szCs w:val="19"/>
+              </w:rPr>
+              <w:t xml:space="preserve">3.6.6 to 3.6.8</w:t>
+            </w:r>
+          </w:p>
+        </w:tc>
+        <w:tc>
+          <w:tcPr>
+            <w:tcW w:type="dxa" w:w="3696"/>
+            <w:tcBorders>
+              <w:top w:val="single" w:color="BFC8D2" w:sz="4"/>
+              <w:left w:val="single" w:color="BFC8D2" w:sz="4"/>
+              <w:bottom w:val="single" w:color="BFC8D2" w:sz="4"/>
+              <w:right w:val="single" w:color="BFC8D2" w:sz="4"/>
+            </w:tcBorders>
+            <w:shd w:fill="F6F8FA" w:color="auto" w:val="clear"/>
+            <w:tcMar>
+              <w:top w:type="dxa" w:w="70"/>
+              <w:left w:type="dxa" w:w="110"/>
+              <w:bottom w:type="dxa" w:w="70"/>
+              <w:right w:type="dxa" w:w="110"/>
+            </w:tcMar>
+          </w:tcPr>
+          <w:p>
+            <w:pPr>
+              <w:spacing w:after="0" w:line="252"/>
+            </w:pPr>
+            <w:r>
+              <w:rPr>
+                <w:rFonts w:ascii="Calibri" w:cs="Calibri" w:eastAsia="Calibri" w:hAnsi="Calibri"/>
+                <w:sz w:val="19"/>
+                <w:szCs w:val="19"/>
+              </w:rPr>
+              <w:t xml:space="preserve">Replaced the same way, if the new release ships a different etcd</w:t>
+            </w:r>
+          </w:p>
+        </w:tc>
+      </w:tr>
+      <w:tr>
+        <w:trPr>
+          <w:cantSplit/>
+        </w:trPr>
+        <w:tc>
+          <w:tcPr>
+            <w:tcW w:type="dxa" w:w="3386"/>
+            <w:tcBorders>
+              <w:top w:val="single" w:color="BFC8D2" w:sz="4"/>
+              <w:left w:val="single" w:color="BFC8D2" w:sz="4"/>
+              <w:bottom w:val="single" w:color="BFC8D2" w:sz="4"/>
+              <w:right w:val="single" w:color="BFC8D2" w:sz="4"/>
+            </w:tcBorders>
+            <w:shd w:fill="FFFFFF" w:color="auto" w:val="clear"/>
+            <w:tcMar>
+              <w:top w:type="dxa" w:w="70"/>
+              <w:left w:type="dxa" w:w="110"/>
+              <w:bottom w:type="dxa" w:w="70"/>
+              <w:right w:type="dxa" w:w="110"/>
+            </w:tcMar>
+          </w:tcPr>
+          <w:p>
+            <w:pPr>
+              <w:spacing w:after="0" w:line="252"/>
+            </w:pPr>
+            <w:r>
+              <w:rPr>
+                <w:rFonts w:ascii="Calibri" w:cs="Calibri" w:eastAsia="Calibri" w:hAnsi="Calibri"/>
+                <w:sz w:val="19"/>
+                <w:szCs w:val="19"/>
+              </w:rPr>
+              <w:t xml:space="preserve">kube-proxy, CoreDNS</w:t>
+            </w:r>
+          </w:p>
+        </w:tc>
+        <w:tc>
+          <w:tcPr>
+            <w:tcW w:type="dxa" w:w="2278"/>
+            <w:tcBorders>
+              <w:top w:val="single" w:color="BFC8D2" w:sz="4"/>
+              <w:left w:val="single" w:color="BFC8D2" w:sz="4"/>
+              <w:bottom w:val="single" w:color="BFC8D2" w:sz="4"/>
+              <w:right w:val="single" w:color="BFC8D2" w:sz="4"/>
+            </w:tcBorders>
+            <w:shd w:fill="FFFFFF" w:color="auto" w:val="clear"/>
+            <w:tcMar>
+              <w:top w:type="dxa" w:w="70"/>
+              <w:left w:type="dxa" w:w="110"/>
+              <w:bottom w:type="dxa" w:w="70"/>
+              <w:right w:type="dxa" w:w="110"/>
+            </w:tcMar>
+          </w:tcPr>
+          <w:p>
+            <w:pPr>
+              <w:spacing w:after="0" w:line="252"/>
+            </w:pPr>
+            <w:r>
+              <w:rPr>
+                <w:rFonts w:ascii="Calibri" w:cs="Calibri" w:eastAsia="Calibri" w:hAnsi="Calibri"/>
+                <w:sz w:val="19"/>
+                <w:szCs w:val="19"/>
+              </w:rPr>
+              <w:t xml:space="preserve">1.35.9 to v1.36.5, v1.13.1 to v1.14.2</w:t>
+            </w:r>
+          </w:p>
+        </w:tc>
+        <w:tc>
+          <w:tcPr>
+            <w:tcW w:type="dxa" w:w="3696"/>
+            <w:tcBorders>
+              <w:top w:val="single" w:color="BFC8D2" w:sz="4"/>
+              <w:left w:val="single" w:color="BFC8D2" w:sz="4"/>
+              <w:bottom w:val="single" w:color="BFC8D2" w:sz="4"/>
+              <w:right w:val="single" w:color="BFC8D2" w:sz="4"/>
+            </w:tcBorders>
+            <w:shd w:fill="FFFFFF" w:color="auto" w:val="clear"/>
+            <w:tcMar>
+              <w:top w:type="dxa" w:w="70"/>
+              <w:left w:type="dxa" w:w="110"/>
+              <w:bottom w:type="dxa" w:w="70"/>
+              <w:right w:type="dxa" w:w="110"/>
+            </w:tcMar>
+          </w:tcPr>
+          <w:p>
+            <w:pPr>
+              <w:spacing w:after="0" w:line="252"/>
+            </w:pPr>
+            <w:r>
+              <w:rPr>
+                <w:rFonts w:ascii="Calibri" w:cs="Calibri" w:eastAsia="Calibri" w:hAnsi="Calibri"/>
+                <w:sz w:val="19"/>
+                <w:szCs w:val="19"/>
+              </w:rPr>
+              <w:t xml:space="preserve">Add-ons that kubeadm updates for you</w:t>
+            </w:r>
+          </w:p>
+        </w:tc>
+      </w:tr>
+      <w:tr>
+        <w:trPr>
+          <w:cantSplit/>
+        </w:trPr>
+        <w:tc>
+          <w:tcPr>
+            <w:tcW w:type="dxa" w:w="3386"/>
+            <w:tcBorders>
+              <w:top w:val="single" w:color="BFC8D2" w:sz="4"/>
+              <w:left w:val="single" w:color="BFC8D2" w:sz="4"/>
+              <w:bottom w:val="single" w:color="BFC8D2" w:sz="4"/>
+              <w:right w:val="single" w:color="BFC8D2" w:sz="4"/>
+            </w:tcBorders>
+            <w:shd w:fill="F6F8FA" w:color="auto" w:val="clear"/>
+            <w:tcMar>
+              <w:top w:type="dxa" w:w="70"/>
+              <w:left w:type="dxa" w:w="110"/>
+              <w:bottom w:type="dxa" w:w="70"/>
+              <w:right w:type="dxa" w:w="110"/>
+            </w:tcMar>
+          </w:tcPr>
+          <w:p>
+            <w:pPr>
+              <w:spacing w:after="0" w:line="252"/>
+            </w:pPr>
+            <w:r>
+              <w:rPr>
+                <w:rFonts w:ascii="Calibri" w:cs="Calibri" w:eastAsia="Calibri" w:hAnsi="Calibri"/>
+                <w:sz w:val="19"/>
+                <w:szCs w:val="19"/>
+              </w:rPr>
+              <w:t xml:space="preserve">kubelet and kubectl, on every node</w:t>
+            </w:r>
+          </w:p>
+        </w:tc>
+        <w:tc>
+          <w:tcPr>
+            <w:tcW w:type="dxa" w:w="2278"/>
+            <w:tcBorders>
+              <w:top w:val="single" w:color="BFC8D2" w:sz="4"/>
+              <w:left w:val="single" w:color="BFC8D2" w:sz="4"/>
+              <w:bottom w:val="single" w:color="BFC8D2" w:sz="4"/>
+              <w:right w:val="single" w:color="BFC8D2" w:sz="4"/>
+            </w:tcBorders>
+            <w:shd w:fill="F6F8FA" w:color="auto" w:val="clear"/>
+            <w:tcMar>
+              <w:top w:type="dxa" w:w="70"/>
+              <w:left w:type="dxa" w:w="110"/>
+              <w:bottom w:type="dxa" w:w="70"/>
+              <w:right w:type="dxa" w:w="110"/>
+            </w:tcMar>
+          </w:tcPr>
+          <w:p>
+            <w:pPr>
+              <w:spacing w:after="0" w:line="252"/>
+            </w:pPr>
+            <w:r>
+              <w:rPr>
+                <w:rFonts w:ascii="Calibri" w:cs="Calibri" w:eastAsia="Calibri" w:hAnsi="Calibri"/>
+                <w:sz w:val="19"/>
+                <w:szCs w:val="19"/>
+              </w:rPr>
+              <w:t xml:space="preserve">v1.35.9 to v1.36.5</w:t>
+            </w:r>
+          </w:p>
+        </w:tc>
+        <w:tc>
+          <w:tcPr>
+            <w:tcW w:type="dxa" w:w="3696"/>
+            <w:tcBorders>
+              <w:top w:val="single" w:color="BFC8D2" w:sz="4"/>
+              <w:left w:val="single" w:color="BFC8D2" w:sz="4"/>
+              <w:bottom w:val="single" w:color="BFC8D2" w:sz="4"/>
+              <w:right w:val="single" w:color="BFC8D2" w:sz="4"/>
+            </w:tcBorders>
+            <w:shd w:fill="F6F8FA" w:color="auto" w:val="clear"/>
+            <w:tcMar>
+              <w:top w:type="dxa" w:w="70"/>
+              <w:left w:type="dxa" w:w="110"/>
+              <w:bottom w:type="dxa" w:w="70"/>
+              <w:right w:type="dxa" w:w="110"/>
+            </w:tcMar>
+          </w:tcPr>
+          <w:p>
+            <w:pPr>
+              <w:spacing w:after="0" w:line="252"/>
+            </w:pPr>
+            <w:r>
+              <w:rPr>
+                <w:rFonts w:ascii="Calibri" w:cs="Calibri" w:eastAsia="Calibri" w:hAnsi="Calibri"/>
+                <w:b/>
+                <w:bCs/>
+                <w:sz w:val="19"/>
+                <w:szCs w:val="19"/>
+              </w:rPr>
+              <w:t xml:space="preserve">You</w:t>
+            </w:r>
+            <w:r>
+              <w:rPr>
+                <w:rFonts w:ascii="Calibri" w:cs="Calibri" w:eastAsia="Calibri" w:hAnsi="Calibri"/>
+                <w:sz w:val="19"/>
+                <w:szCs w:val="19"/>
+              </w:rPr>
+              <w:t xml:space="preserve"> upgrade these with apt, after draining each node</w:t>
+            </w:r>
+          </w:p>
+        </w:tc>
+      </w:tr>
+      <w:tr>
+        <w:trPr>
+          <w:cantSplit/>
+        </w:trPr>
+        <w:tc>
+          <w:tcPr>
+            <w:tcW w:type="dxa" w:w="3386"/>
+            <w:tcBorders>
+              <w:top w:val="single" w:color="BFC8D2" w:sz="4"/>
+              <w:left w:val="single" w:color="BFC8D2" w:sz="4"/>
+              <w:bottom w:val="single" w:color="BFC8D2" w:sz="4"/>
+              <w:right w:val="single" w:color="BFC8D2" w:sz="4"/>
+            </w:tcBorders>
+            <w:shd w:fill="FFFFFF" w:color="auto" w:val="clear"/>
+            <w:tcMar>
+              <w:top w:type="dxa" w:w="70"/>
+              <w:left w:type="dxa" w:w="110"/>
+              <w:bottom w:type="dxa" w:w="70"/>
+              <w:right w:type="dxa" w:w="110"/>
+            </w:tcMar>
+          </w:tcPr>
+          <w:p>
+            <w:pPr>
+              <w:spacing w:after="0" w:line="252"/>
+            </w:pPr>
+            <w:r>
+              <w:rPr>
+                <w:rFonts w:ascii="Calibri" w:cs="Calibri" w:eastAsia="Calibri" w:hAnsi="Calibri"/>
+                <w:sz w:val="19"/>
+                <w:szCs w:val="19"/>
+              </w:rPr>
+              <w:t xml:space="preserve">flannel</w:t>
+            </w:r>
+          </w:p>
+        </w:tc>
+        <w:tc>
+          <w:tcPr>
+            <w:tcW w:type="dxa" w:w="2278"/>
+            <w:tcBorders>
+              <w:top w:val="single" w:color="BFC8D2" w:sz="4"/>
+              <w:left w:val="single" w:color="BFC8D2" w:sz="4"/>
+              <w:bottom w:val="single" w:color="BFC8D2" w:sz="4"/>
+              <w:right w:val="single" w:color="BFC8D2" w:sz="4"/>
+            </w:tcBorders>
+            <w:shd w:fill="FFFFFF" w:color="auto" w:val="clear"/>
+            <w:tcMar>
+              <w:top w:type="dxa" w:w="70"/>
+              <w:left w:type="dxa" w:w="110"/>
+              <w:bottom w:type="dxa" w:w="70"/>
+              <w:right w:type="dxa" w:w="110"/>
+            </w:tcMar>
+          </w:tcPr>
+          <w:p>
+            <w:pPr>
+              <w:spacing w:after="0" w:line="252"/>
+            </w:pPr>
+            <w:r>
+              <w:rPr>
+                <w:rFonts w:ascii="Calibri" w:cs="Calibri" w:eastAsia="Calibri" w:hAnsi="Calibri"/>
+                <w:sz w:val="19"/>
+                <w:szCs w:val="19"/>
+              </w:rPr>
+              <w:t xml:space="preserve">not listed</w:t>
+            </w:r>
+          </w:p>
+        </w:tc>
+        <w:tc>
+          <w:tcPr>
+            <w:tcW w:type="dxa" w:w="3696"/>
+            <w:tcBorders>
+              <w:top w:val="single" w:color="BFC8D2" w:sz="4"/>
+              <w:left w:val="single" w:color="BFC8D2" w:sz="4"/>
+              <w:bottom w:val="single" w:color="BFC8D2" w:sz="4"/>
+              <w:right w:val="single" w:color="BFC8D2" w:sz="4"/>
+            </w:tcBorders>
+            <w:shd w:fill="FFFFFF" w:color="auto" w:val="clear"/>
+            <w:tcMar>
+              <w:top w:type="dxa" w:w="70"/>
+              <w:left w:type="dxa" w:w="110"/>
+              <w:bottom w:type="dxa" w:w="70"/>
+              <w:right w:type="dxa" w:w="110"/>
+            </w:tcMar>
+          </w:tcPr>
+          <w:p>
+            <w:pPr>
+              <w:spacing w:after="0" w:line="252"/>
+            </w:pPr>
+            <w:r>
+              <w:rPr>
+                <w:rFonts w:ascii="Calibri" w:cs="Calibri" w:eastAsia="Calibri" w:hAnsi="Calibri"/>
+                <w:b/>
+                <w:bCs/>
+                <w:sz w:val="19"/>
+                <w:szCs w:val="19"/>
+              </w:rPr>
+              <w:t xml:space="preserve">Not touched.</w:t>
+            </w:r>
+            <w:r>
+              <w:rPr>
+                <w:rFonts w:ascii="Calibri" w:cs="Calibri" w:eastAsia="Calibri" w:hAnsi="Calibri"/>
+                <w:sz w:val="19"/>
+                <w:szCs w:val="19"/>
+              </w:rPr>
+              <w:t xml:space="preserve"> You installed it, and it has its own releases</w:t>
+            </w:r>
+          </w:p>
+        </w:tc>
+      </w:tr>
+    </w:tbl>
+    <w:p>
+      <w:pPr>
+        <w:spacing w:after="140"/>
+      </w:pPr>
+    </w:p>
+    <w:p>
+      <w:pPr>
+        <w:pStyle w:val="Heading2"/>
+      </w:pPr>
+      <w:r>
+        <w:t xml:space="preserve">23.3 Before you start</w:t>
+      </w:r>
+    </w:p>
+    <w:p>
+      <w:pPr>
+        <w:keepNext/>
+        <w:spacing w:after="40" w:before="120"/>
+      </w:pPr>
+      <w:r>
+        <w:rPr>
+          <w:rFonts w:ascii="Calibri" w:cs="Calibri" w:eastAsia="Calibri" w:hAnsi="Calibri"/>
+          <w:b/>
+          <w:bCs/>
+          <w:color w:val="1F5C99"/>
+          <w:sz w:val="20"/>
+          <w:szCs w:val="20"/>
+        </w:rPr>
+        <w:t xml:space="preserve">Run in: master VM</w:t>
+      </w:r>
+      <w:r>
+        <w:rPr>
+          <w:rFonts w:ascii="Calibri" w:cs="Calibri" w:eastAsia="Calibri" w:hAnsi="Calibri"/>
+          <w:color w:val="1F5C99"/>
+          <w:sz w:val="20"/>
+          <w:szCs w:val="20"/>
+        </w:rPr>
+        <w:t xml:space="preserve"> (</w:t>
+      </w:r>
+      <w:r>
+        <w:rPr>
+          <w:rFonts w:ascii="Consolas" w:cs="Consolas" w:eastAsia="Consolas" w:hAnsi="Consolas"/>
+          <w:color w:val="A31515"/>
+          <w:sz w:val="18"/>
+          <w:szCs w:val="18"/>
+        </w:rPr>
+        <w:t xml:space="preserve">multipass shell master</w:t>
+      </w:r>
+      <w:r>
+        <w:rPr>
+          <w:rFonts w:ascii="Calibri" w:cs="Calibri" w:eastAsia="Calibri" w:hAnsi="Calibri"/>
+          <w:color w:val="1F5C99"/>
+          <w:sz w:val="20"/>
+          <w:szCs w:val="20"/>
+        </w:rPr>
+        <w:t xml:space="preserve">). Do not type plain </w:t>
+      </w:r>
+      <w:r>
+        <w:rPr>
+          <w:rFonts w:ascii="Consolas" w:cs="Consolas" w:eastAsia="Consolas" w:hAnsi="Consolas"/>
+          <w:color w:val="A31515"/>
+          <w:sz w:val="18"/>
+          <w:szCs w:val="18"/>
+        </w:rPr>
+        <w:t xml:space="preserve">kubectl</w:t>
+      </w:r>
+      <w:r>
+        <w:rPr>
+          <w:rFonts w:ascii="Calibri" w:cs="Calibri" w:eastAsia="Calibri" w:hAnsi="Calibri"/>
+          <w:color w:val="1F5C99"/>
+          <w:sz w:val="20"/>
+          <w:szCs w:val="20"/>
+        </w:rPr>
+        <w:t xml:space="preserve"> in Windows PowerShell for this cluster.</w:t>
+      </w:r>
+    </w:p>
+    <w:p>
+      <w:pPr>
+        <w:pBdr>
+          <w:top w:val="single" w:color="C8D0D8" w:sz="4" w:space="4"/>
+          <w:left w:val="single" w:color="1F5C99" w:sz="18" w:space="6"/>
+        </w:pBdr>
+        <w:shd w:fill="F3F5F7" w:color="auto" w:val="clear"/>
+        <w:spacing w:after="0" w:before="80" w:line="252"/>
+        <w:ind w:left="120" w:right="60"/>
+      </w:pPr>
+      <w:r>
+        <w:rPr>
+          <w:rFonts w:ascii="Consolas" w:cs="Consolas" w:eastAsia="Consolas" w:hAnsi="Consolas"/>
+          <w:sz w:val="17"/>
+          <w:szCs w:val="17"/>
+        </w:rPr>
+        <w:t xml:space="preserve">kubectl get nodes -o wide</w:t>
+      </w:r>
+    </w:p>
+    <w:p>
+      <w:pPr>
+        <w:pBdr>
+          <w:left w:val="single" w:color="1F5C99" w:sz="18" w:space="6"/>
+        </w:pBdr>
+        <w:shd w:fill="F3F5F7" w:color="auto" w:val="clear"/>
+        <w:spacing w:after="0" w:before="0" w:line="252"/>
+        <w:ind w:left="120" w:right="60"/>
+      </w:pPr>
+      <w:r>
+        <w:rPr>
+          <w:rFonts w:ascii="Consolas" w:cs="Consolas" w:eastAsia="Consolas" w:hAnsi="Consolas"/>
+          <w:sz w:val="17"/>
+          <w:szCs w:val="17"/>
+        </w:rPr>
+        <w:t xml:space="preserve">kubectl get pods -A</w:t>
+      </w:r>
+    </w:p>
+    <w:p>
+      <w:pPr>
+        <w:pBdr>
+          <w:left w:val="single" w:color="1F5C99" w:sz="18" w:space="6"/>
+        </w:pBdr>
+        <w:shd w:fill="F3F5F7" w:color="auto" w:val="clear"/>
+        <w:spacing w:after="0" w:before="0" w:line="252"/>
+        <w:ind w:left="120" w:right="60"/>
+      </w:pPr>
+      <w:r>
+        <w:rPr>
+          <w:rFonts w:ascii="Consolas" w:cs="Consolas" w:eastAsia="Consolas" w:hAnsi="Consolas"/>
+          <w:sz w:val="17"/>
+          <w:szCs w:val="17"/>
+        </w:rPr>
+        <w:t xml:space="preserve">kubectl version</w:t>
+      </w:r>
+    </w:p>
+    <w:p>
+      <w:pPr>
+        <w:pBdr>
+          <w:bottom w:val="single" w:color="C8D0D8" w:sz="4" w:space="4"/>
+          <w:left w:val="single" w:color="1F5C99" w:sz="18" w:space="6"/>
+        </w:pBdr>
+        <w:shd w:fill="F3F5F7" w:color="auto" w:val="clear"/>
+        <w:spacing w:after="160" w:before="0" w:line="252"/>
+        <w:ind w:left="120" w:right="60"/>
+      </w:pPr>
+      <w:r>
+        <w:rPr>
+          <w:rFonts w:ascii="Consolas" w:cs="Consolas" w:eastAsia="Consolas" w:hAnsi="Consolas"/>
+          <w:sz w:val="17"/>
+          <w:szCs w:val="17"/>
+        </w:rPr>
+        <w:t xml:space="preserve">df -h /</w:t>
+      </w:r>
+    </w:p>
+    <w:p>
+      <w:pPr>
+        <w:spacing w:after="140" w:line="288"/>
+      </w:pPr>
+      <w:r>
+        <w:rPr>
+          <w:rFonts w:ascii="Calibri" w:cs="Calibri" w:eastAsia="Calibri" w:hAnsi="Calibri"/>
+          <w:sz w:val="22"/>
+          <w:szCs w:val="22"/>
+        </w:rPr>
+        <w:t xml:space="preserve">Everything should be </w:t>
+      </w:r>
+      <w:r>
+        <w:rPr>
+          <w:rFonts w:ascii="Consolas" w:cs="Consolas" w:eastAsia="Consolas" w:hAnsi="Consolas"/>
+          <w:color w:val="A31515"/>
+          <w:sz w:val="20"/>
+          <w:szCs w:val="20"/>
+        </w:rPr>
+        <w:t xml:space="preserve">Ready</w:t>
+      </w:r>
+      <w:r>
+        <w:rPr>
+          <w:rFonts w:ascii="Calibri" w:cs="Calibri" w:eastAsia="Calibri" w:hAnsi="Calibri"/>
+          <w:sz w:val="22"/>
+          <w:szCs w:val="22"/>
+        </w:rPr>
+        <w:t xml:space="preserve"> and </w:t>
+      </w:r>
+      <w:r>
+        <w:rPr>
+          <w:rFonts w:ascii="Consolas" w:cs="Consolas" w:eastAsia="Consolas" w:hAnsi="Consolas"/>
+          <w:color w:val="A31515"/>
+          <w:sz w:val="20"/>
+          <w:szCs w:val="20"/>
+        </w:rPr>
+        <w:t xml:space="preserve">Running</w:t>
+      </w:r>
+      <w:r>
+        <w:rPr>
+          <w:rFonts w:ascii="Calibri" w:cs="Calibri" w:eastAsia="Calibri" w:hAnsi="Calibri"/>
+          <w:sz w:val="22"/>
+          <w:szCs w:val="22"/>
+        </w:rPr>
+        <w:t xml:space="preserve">. Do not start an upgrade on an unhealthy cluster. Then take and verify an etcd snapshot (Section 22), and copy it off the VM:</w:t>
+      </w:r>
+    </w:p>
+    <w:p>
+      <w:pPr>
+        <w:pBdr>
+          <w:top w:val="single" w:color="C8D0D8" w:sz="4" w:space="4"/>
+          <w:left w:val="single" w:color="1F5C99" w:sz="18" w:space="6"/>
+        </w:pBdr>
+        <w:shd w:fill="F3F5F7" w:color="auto" w:val="clear"/>
+        <w:spacing w:after="0" w:before="80" w:line="252"/>
+        <w:ind w:left="120" w:right="60"/>
+      </w:pPr>
+      <w:r>
+        <w:rPr>
+          <w:rFonts w:ascii="Consolas" w:cs="Consolas" w:eastAsia="Consolas" w:hAnsi="Consolas"/>
+          <w:sz w:val="17"/>
+          <w:szCs w:val="17"/>
+        </w:rPr>
+        <w:t xml:space="preserve">EC="sudo etcdctl --endpoints=https://127.0.0.1:2379 --cacert=/etc/kubernetes/pki/etcd/ca.crt --cert=/etc/kubernetes/pki/etcd/server.crt --key=/etc/kubernetes/pki/etcd/server.key"</w:t>
+      </w:r>
+    </w:p>
+    <w:p>
+      <w:pPr>
+        <w:pBdr>
+          <w:left w:val="single" w:color="1F5C99" w:sz="18" w:space="6"/>
+        </w:pBdr>
+        <w:shd w:fill="F3F5F7" w:color="auto" w:val="clear"/>
+        <w:spacing w:after="0" w:before="0" w:line="252"/>
+        <w:ind w:left="120" w:right="60"/>
+      </w:pPr>
+      <w:r>
+        <w:rPr>
+          <w:rFonts w:ascii="Consolas" w:cs="Consolas" w:eastAsia="Consolas" w:hAnsi="Consolas"/>
+          <w:sz w:val="17"/>
+          <w:szCs w:val="17"/>
+        </w:rPr>
+        <w:t xml:space="preserve">sudo mkdir -p /opt/etcd-backup</w:t>
+      </w:r>
+    </w:p>
+    <w:p>
+      <w:pPr>
+        <w:pBdr>
+          <w:left w:val="single" w:color="1F5C99" w:sz="18" w:space="6"/>
+        </w:pBdr>
+        <w:shd w:fill="F3F5F7" w:color="auto" w:val="clear"/>
+        <w:spacing w:after="0" w:before="0" w:line="252"/>
+        <w:ind w:left="120" w:right="60"/>
+      </w:pPr>
+      <w:r>
+        <w:rPr>
+          <w:rFonts w:ascii="Consolas" w:cs="Consolas" w:eastAsia="Consolas" w:hAnsi="Consolas"/>
+          <w:sz w:val="17"/>
+          <w:szCs w:val="17"/>
+        </w:rPr>
+        <w:t xml:space="preserve">SNAP=/opt/etcd-backup/pre-upgrade-$(date +%Y%m%d-%H%M%S).db</w:t>
+      </w:r>
+    </w:p>
+    <w:p>
+      <w:pPr>
+        <w:pBdr>
+          <w:left w:val="single" w:color="1F5C99" w:sz="18" w:space="6"/>
+        </w:pBdr>
+        <w:shd w:fill="F3F5F7" w:color="auto" w:val="clear"/>
+        <w:spacing w:after="0" w:before="0" w:line="252"/>
+        <w:ind w:left="120" w:right="60"/>
+      </w:pPr>
+      <w:r>
+        <w:rPr>
+          <w:rFonts w:ascii="Consolas" w:cs="Consolas" w:eastAsia="Consolas" w:hAnsi="Consolas"/>
+          <w:sz w:val="17"/>
+          <w:szCs w:val="17"/>
+        </w:rPr>
+        <w:t xml:space="preserve">$EC snapshot save $SNAP</w:t>
+      </w:r>
+    </w:p>
+    <w:p>
+      <w:pPr>
+        <w:pBdr>
+          <w:left w:val="single" w:color="1F5C99" w:sz="18" w:space="6"/>
+        </w:pBdr>
+        <w:shd w:fill="F3F5F7" w:color="auto" w:val="clear"/>
+        <w:spacing w:after="0" w:before="0" w:line="252"/>
+        <w:ind w:left="120" w:right="60"/>
+      </w:pPr>
+      <w:r>
+        <w:rPr>
+          <w:rFonts w:ascii="Consolas" w:cs="Consolas" w:eastAsia="Consolas" w:hAnsi="Consolas"/>
+          <w:sz w:val="17"/>
+          <w:szCs w:val="17"/>
+        </w:rPr>
+        <w:t xml:space="preserve">sudo etcdutl snapshot status $SNAP --write-out=table</w:t>
+      </w:r>
+    </w:p>
+    <w:p>
+      <w:pPr>
+        <w:pBdr>
+          <w:bottom w:val="single" w:color="C8D0D8" w:sz="4" w:space="4"/>
+          <w:left w:val="single" w:color="1F5C99" w:sz="18" w:space="6"/>
+        </w:pBdr>
+        <w:shd w:fill="F3F5F7" w:color="auto" w:val="clear"/>
+        <w:spacing w:after="160" w:before="0" w:line="252"/>
+        <w:ind w:left="120" w:right="60"/>
+      </w:pPr>
+      <w:r>
+        <w:rPr>
+          <w:rFonts w:ascii="Consolas" w:cs="Consolas" w:eastAsia="Consolas" w:hAnsi="Consolas"/>
+          <w:sz w:val="17"/>
+          <w:szCs w:val="17"/>
+        </w:rPr>
+        <w:t xml:space="preserve">sudo cp $SNAP /home/ubuntu/pre-upgrade.db &amp;&amp; sudo chown ubuntu:ubuntu /home/ubuntu/pre-upgrade.db</w:t>
+      </w:r>
+    </w:p>
+    <w:p>
+      <w:pPr>
+        <w:spacing w:after="140" w:line="288"/>
+      </w:pPr>
+      <w:r>
+        <w:rPr>
+          <w:rFonts w:ascii="Calibri" w:cs="Calibri" w:eastAsia="Calibri" w:hAnsi="Calibri"/>
+          <w:sz w:val="22"/>
+          <w:szCs w:val="22"/>
+        </w:rPr>
+        <w:t xml:space="preserve">In PowerShell, copy it to Windows and compare checksums, as in Section 22.6. kubeadm also keeps copies of the old manifests under </w:t>
+      </w:r>
+      <w:r>
+        <w:rPr>
+          <w:rFonts w:ascii="Consolas" w:cs="Consolas" w:eastAsia="Consolas" w:hAnsi="Consolas"/>
+          <w:color w:val="A31515"/>
+          <w:sz w:val="20"/>
+          <w:szCs w:val="20"/>
+        </w:rPr>
+        <w:t xml:space="preserve">/etc/kubernetes/tmp/</w:t>
+      </w:r>
+      <w:r>
+        <w:rPr>
+          <w:rFonts w:ascii="Calibri" w:cs="Calibri" w:eastAsia="Calibri" w:hAnsi="Calibri"/>
+          <w:sz w:val="22"/>
+          <w:szCs w:val="22"/>
+        </w:rPr>
+        <w:t xml:space="preserve">. The upgrade output of the worked example showed backups of the manifests only, with no backup of the etcd data, so </w:t>
+      </w:r>
+      <w:r>
+        <w:rPr>
+          <w:rFonts w:ascii="Calibri" w:cs="Calibri" w:eastAsia="Calibri" w:hAnsi="Calibri"/>
+          <w:b/>
+          <w:bCs/>
+          <w:sz w:val="22"/>
+          <w:szCs w:val="22"/>
+        </w:rPr>
+        <w:t xml:space="preserve">your snapshot is the real safety net</w:t>
+      </w:r>
+      <w:r>
+        <w:rPr>
+          <w:rFonts w:ascii="Calibri" w:cs="Calibri" w:eastAsia="Calibri" w:hAnsi="Calibri"/>
+          <w:sz w:val="22"/>
+          <w:szCs w:val="22"/>
+        </w:rPr>
+        <w:t xml:space="preserve">. Also read the "Urgent Upgrade Notes" of the target release before you begin.</w:t>
+      </w:r>
+    </w:p>
+    <w:p>
+      <w:pPr>
+        <w:pStyle w:val="Heading2"/>
+      </w:pPr>
+      <w:r>
+        <w:t xml:space="preserve">23.4 Point apt at the new version and read the plan</w:t>
+      </w:r>
+    </w:p>
+    <w:p>
+      <w:pPr>
+        <w:spacing w:after="140" w:line="288"/>
+      </w:pPr>
+      <w:r>
+        <w:rPr>
+          <w:rFonts w:ascii="Calibri" w:cs="Calibri" w:eastAsia="Calibri" w:hAnsi="Calibri"/>
+          <w:sz w:val="22"/>
+          <w:szCs w:val="22"/>
+        </w:rPr>
+        <w:t xml:space="preserve">Each minor version has its own package repository. Change the version in the repository line and refresh the signing key (the worked example used the same commands for 1.35 to 1.36):</w:t>
+      </w:r>
+    </w:p>
+    <w:p>
+      <w:pPr>
+        <w:pBdr>
+          <w:top w:val="single" w:color="C8D0D8" w:sz="4" w:space="4"/>
+          <w:left w:val="single" w:color="1F5C99" w:sz="18" w:space="6"/>
+        </w:pBdr>
+        <w:shd w:fill="F3F5F7" w:color="auto" w:val="clear"/>
+        <w:spacing w:after="0" w:before="80" w:line="252"/>
+        <w:ind w:left="120" w:right="60"/>
+      </w:pPr>
+      <w:r>
+        <w:rPr>
+          <w:rFonts w:ascii="Consolas" w:cs="Consolas" w:eastAsia="Consolas" w:hAnsi="Consolas"/>
+          <w:sz w:val="17"/>
+          <w:szCs w:val="17"/>
+        </w:rPr>
+        <w:t xml:space="preserve">sudo sed -i 's#/core:/stable:/v1.35/#/core:/stable:/v1.36/#g' /etc/apt/sources.list.d/kubernetes.list</w:t>
+      </w:r>
+    </w:p>
+    <w:p>
+      <w:pPr>
+        <w:pBdr>
+          <w:left w:val="single" w:color="1F5C99" w:sz="18" w:space="6"/>
+        </w:pBdr>
+        <w:shd w:fill="F3F5F7" w:color="auto" w:val="clear"/>
+        <w:spacing w:after="0" w:before="0" w:line="252"/>
+        <w:ind w:left="120" w:right="60"/>
+      </w:pPr>
+      <w:r>
+        <w:rPr>
+          <w:rFonts w:ascii="Consolas" w:cs="Consolas" w:eastAsia="Consolas" w:hAnsi="Consolas"/>
+          <w:sz w:val="17"/>
+          <w:szCs w:val="17"/>
+        </w:rPr>
+        <w:t xml:space="preserve">curl -fsSL https://pkgs.k8s.io/core:/stable:/v1.36/deb/Release.key | sudo gpg --dearmor --yes -o /etc/apt/keyrings/kubernetes-apt-keyring.gpg</w:t>
+      </w:r>
+    </w:p>
+    <w:p>
+      <w:pPr>
+        <w:pBdr>
+          <w:left w:val="single" w:color="1F5C99" w:sz="18" w:space="6"/>
+        </w:pBdr>
+        <w:shd w:fill="F3F5F7" w:color="auto" w:val="clear"/>
+        <w:spacing w:after="0" w:before="0" w:line="252"/>
+        <w:ind w:left="120" w:right="60"/>
+      </w:pPr>
+      <w:r>
+        <w:rPr>
+          <w:rFonts w:ascii="Consolas" w:cs="Consolas" w:eastAsia="Consolas" w:hAnsi="Consolas"/>
+          <w:sz w:val="17"/>
+          <w:szCs w:val="17"/>
+        </w:rPr>
+        <w:t xml:space="preserve">sudo apt-get update</w:t>
+      </w:r>
+    </w:p>
+    <w:p>
+      <w:pPr>
+        <w:pBdr>
+          <w:left w:val="single" w:color="1F5C99" w:sz="18" w:space="6"/>
+        </w:pBdr>
+        <w:shd w:fill="F3F5F7" w:color="auto" w:val="clear"/>
+        <w:spacing w:after="0" w:before="0" w:line="252"/>
+        <w:ind w:left="120" w:right="60"/>
+      </w:pPr>
+      <w:r>
+        <w:rPr>
+          <w:rFonts w:ascii="Consolas" w:cs="Consolas" w:eastAsia="Consolas" w:hAnsi="Consolas"/>
+          <w:sz w:val="17"/>
+          <w:szCs w:val="17"/>
+        </w:rPr>
+        <w:t xml:space="preserve">VER=$(apt-cache madison kubeadm | awk '{print $3}' | grep '^1\.36\.' | sort -V | tail -1)</w:t>
+      </w:r>
+    </w:p>
+    <w:p>
+      <w:pPr>
+        <w:pBdr>
+          <w:left w:val="single" w:color="1F5C99" w:sz="18" w:space="6"/>
+        </w:pBdr>
+        <w:shd w:fill="F3F5F7" w:color="auto" w:val="clear"/>
+        <w:spacing w:after="0" w:before="0" w:line="252"/>
+        <w:ind w:left="120" w:right="60"/>
+      </w:pPr>
+      <w:r>
+        <w:rPr>
+          <w:rFonts w:ascii="Consolas" w:cs="Consolas" w:eastAsia="Consolas" w:hAnsi="Consolas"/>
+          <w:sz w:val="17"/>
+          <w:szCs w:val="17"/>
+        </w:rPr>
+        <w:t xml:space="preserve">echo "package version: $VER"</w:t>
+      </w:r>
+    </w:p>
+    <w:p>
+      <w:pPr>
+        <w:pBdr>
+          <w:left w:val="single" w:color="1F5C99" w:sz="18" w:space="6"/>
+        </w:pBdr>
+        <w:shd w:fill="F3F5F7" w:color="auto" w:val="clear"/>
+        <w:spacing w:after="0" w:before="0" w:line="252"/>
+        <w:ind w:left="120" w:right="60"/>
+      </w:pPr>
+      <w:r>
+        <w:rPr>
+          <w:rFonts w:ascii="Consolas" w:cs="Consolas" w:eastAsia="Consolas" w:hAnsi="Consolas"/>
+          <w:sz w:val="17"/>
+          <w:szCs w:val="17"/>
+        </w:rPr>
+        <w:t xml:space="preserve">TARGET=v${VER%%-*}</w:t>
+      </w:r>
+    </w:p>
+    <w:p>
+      <w:pPr>
+        <w:pBdr>
+          <w:bottom w:val="single" w:color="C8D0D8" w:sz="4" w:space="4"/>
+          <w:left w:val="single" w:color="1F5C99" w:sz="18" w:space="6"/>
+        </w:pBdr>
+        <w:shd w:fill="F3F5F7" w:color="auto" w:val="clear"/>
+        <w:spacing w:after="160" w:before="0" w:line="252"/>
+        <w:ind w:left="120" w:right="60"/>
+      </w:pPr>
+      <w:r>
+        <w:rPr>
+          <w:rFonts w:ascii="Consolas" w:cs="Consolas" w:eastAsia="Consolas" w:hAnsi="Consolas"/>
+          <w:sz w:val="17"/>
+          <w:szCs w:val="17"/>
+        </w:rPr>
+        <w:t xml:space="preserve">echo "target: $TARGET"</w:t>
+      </w:r>
+    </w:p>
+    <w:p>
+      <w:pPr>
+        <w:spacing w:after="140" w:line="288"/>
+      </w:pPr>
+      <w:r>
+        <w:rPr>
+          <w:rFonts w:ascii="Calibri" w:cs="Calibri" w:eastAsia="Calibri" w:hAnsi="Calibri"/>
+          <w:sz w:val="22"/>
+          <w:szCs w:val="22"/>
+        </w:rPr>
+        <w:t xml:space="preserve">The worked example printed </w:t>
+      </w:r>
+      <w:r>
+        <w:rPr>
+          <w:rFonts w:ascii="Consolas" w:cs="Consolas" w:eastAsia="Consolas" w:hAnsi="Consolas"/>
+          <w:color w:val="A31515"/>
+          <w:sz w:val="20"/>
+          <w:szCs w:val="20"/>
+        </w:rPr>
+        <w:t xml:space="preserve">1.36.5-1.1</w:t>
+      </w:r>
+      <w:r>
+        <w:rPr>
+          <w:rFonts w:ascii="Calibri" w:cs="Calibri" w:eastAsia="Calibri" w:hAnsi="Calibri"/>
+          <w:sz w:val="22"/>
+          <w:szCs w:val="22"/>
+        </w:rPr>
+        <w:t xml:space="preserve"> and </w:t>
+      </w:r>
+      <w:r>
+        <w:rPr>
+          <w:rFonts w:ascii="Consolas" w:cs="Consolas" w:eastAsia="Consolas" w:hAnsi="Consolas"/>
+          <w:color w:val="A31515"/>
+          <w:sz w:val="20"/>
+          <w:szCs w:val="20"/>
+        </w:rPr>
+        <w:t xml:space="preserve">v1.36.5</w:t>
+      </w:r>
+      <w:r>
+        <w:rPr>
+          <w:rFonts w:ascii="Calibri" w:cs="Calibri" w:eastAsia="Calibri" w:hAnsi="Calibri"/>
+          <w:sz w:val="22"/>
+          <w:szCs w:val="22"/>
+        </w:rPr>
+        <w:t xml:space="preserve">. Install only </w:t>
+      </w:r>
+      <w:r>
+        <w:rPr>
+          <w:rFonts w:ascii="Consolas" w:cs="Consolas" w:eastAsia="Consolas" w:hAnsi="Consolas"/>
+          <w:color w:val="A31515"/>
+          <w:sz w:val="20"/>
+          <w:szCs w:val="20"/>
+        </w:rPr>
+        <w:t xml:space="preserve">kubeadm</w:t>
+      </w:r>
+      <w:r>
+        <w:rPr>
+          <w:rFonts w:ascii="Calibri" w:cs="Calibri" w:eastAsia="Calibri" w:hAnsi="Calibri"/>
+          <w:sz w:val="22"/>
+          <w:szCs w:val="22"/>
+        </w:rPr>
+        <w:t xml:space="preserve">. The packages are held, so unhold, install, and hold again:</w:t>
+      </w:r>
+    </w:p>
+    <w:p>
+      <w:pPr>
+        <w:pBdr>
+          <w:top w:val="single" w:color="C8D0D8" w:sz="4" w:space="4"/>
+          <w:left w:val="single" w:color="1F5C99" w:sz="18" w:space="6"/>
+        </w:pBdr>
+        <w:shd w:fill="F3F5F7" w:color="auto" w:val="clear"/>
+        <w:spacing w:after="0" w:before="80" w:line="252"/>
+        <w:ind w:left="120" w:right="60"/>
+      </w:pPr>
+      <w:r>
+        <w:rPr>
+          <w:rFonts w:ascii="Consolas" w:cs="Consolas" w:eastAsia="Consolas" w:hAnsi="Consolas"/>
+          <w:sz w:val="17"/>
+          <w:szCs w:val="17"/>
+        </w:rPr>
+        <w:t xml:space="preserve">sudo apt-mark unhold kubeadm</w:t>
+      </w:r>
+    </w:p>
+    <w:p>
+      <w:pPr>
+        <w:pBdr>
+          <w:left w:val="single" w:color="1F5C99" w:sz="18" w:space="6"/>
+        </w:pBdr>
+        <w:shd w:fill="F3F5F7" w:color="auto" w:val="clear"/>
+        <w:spacing w:after="0" w:before="0" w:line="252"/>
+        <w:ind w:left="120" w:right="60"/>
+      </w:pPr>
+      <w:r>
+        <w:rPr>
+          <w:rFonts w:ascii="Consolas" w:cs="Consolas" w:eastAsia="Consolas" w:hAnsi="Consolas"/>
+          <w:sz w:val="17"/>
+          <w:szCs w:val="17"/>
+        </w:rPr>
+        <w:t xml:space="preserve">sudo apt-get install -y kubeadm=$VER</w:t>
+      </w:r>
+    </w:p>
+    <w:p>
+      <w:pPr>
+        <w:pBdr>
+          <w:left w:val="single" w:color="1F5C99" w:sz="18" w:space="6"/>
+        </w:pBdr>
+        <w:shd w:fill="F3F5F7" w:color="auto" w:val="clear"/>
+        <w:spacing w:after="0" w:before="0" w:line="252"/>
+        <w:ind w:left="120" w:right="60"/>
+      </w:pPr>
+      <w:r>
+        <w:rPr>
+          <w:rFonts w:ascii="Consolas" w:cs="Consolas" w:eastAsia="Consolas" w:hAnsi="Consolas"/>
+          <w:sz w:val="17"/>
+          <w:szCs w:val="17"/>
+        </w:rPr>
+        <w:t xml:space="preserve">sudo apt-mark hold kubeadm</w:t>
+      </w:r>
+    </w:p>
+    <w:p>
+      <w:pPr>
+        <w:pBdr>
+          <w:left w:val="single" w:color="1F5C99" w:sz="18" w:space="6"/>
+        </w:pBdr>
+        <w:shd w:fill="F3F5F7" w:color="auto" w:val="clear"/>
+        <w:spacing w:after="0" w:before="0" w:line="252"/>
+        <w:ind w:left="120" w:right="60"/>
+      </w:pPr>
+      <w:r>
+        <w:rPr>
+          <w:rFonts w:ascii="Consolas" w:cs="Consolas" w:eastAsia="Consolas" w:hAnsi="Consolas"/>
+          <w:sz w:val="17"/>
+          <w:szCs w:val="17"/>
+        </w:rPr>
+        <w:t xml:space="preserve">kubeadm version -o short</w:t>
+      </w:r>
+    </w:p>
+    <w:p>
+      <w:pPr>
+        <w:pBdr>
+          <w:bottom w:val="single" w:color="C8D0D8" w:sz="4" w:space="4"/>
+          <w:left w:val="single" w:color="1F5C99" w:sz="18" w:space="6"/>
+        </w:pBdr>
+        <w:shd w:fill="F3F5F7" w:color="auto" w:val="clear"/>
+        <w:spacing w:after="160" w:before="0" w:line="252"/>
+        <w:ind w:left="120" w:right="60"/>
+      </w:pPr>
+      <w:r>
+        <w:rPr>
+          <w:rFonts w:ascii="Consolas" w:cs="Consolas" w:eastAsia="Consolas" w:hAnsi="Consolas"/>
+          <w:sz w:val="17"/>
+          <w:szCs w:val="17"/>
+        </w:rPr>
+        <w:t xml:space="preserve">sudo kubeadm upgrade plan</w:t>
+      </w:r>
+    </w:p>
+    <w:p>
+      <w:pPr>
+        <w:spacing w:after="140" w:line="288"/>
+      </w:pPr>
+      <w:r>
+        <w:rPr>
+          <w:rFonts w:ascii="Consolas" w:cs="Consolas" w:eastAsia="Consolas" w:hAnsi="Consolas"/>
+          <w:color w:val="A31515"/>
+          <w:sz w:val="20"/>
+          <w:szCs w:val="20"/>
+        </w:rPr>
+        <w:t xml:space="preserve">kubeadm upgrade plan</w:t>
+      </w:r>
+      <w:r>
+        <w:rPr>
+          <w:rFonts w:ascii="Calibri" w:cs="Calibri" w:eastAsia="Calibri" w:hAnsi="Calibri"/>
+          <w:sz w:val="22"/>
+          <w:szCs w:val="22"/>
+        </w:rPr>
+        <w:t xml:space="preserve"> only reads. Check that it lists your </w:t>
+      </w:r>
+      <w:r>
+        <w:rPr>
+          <w:rFonts w:ascii="Consolas" w:cs="Consolas" w:eastAsia="Consolas" w:hAnsi="Consolas"/>
+          <w:color w:val="A31515"/>
+          <w:sz w:val="20"/>
+          <w:szCs w:val="20"/>
+        </w:rPr>
+        <w:t xml:space="preserve">TARGET</w:t>
+      </w:r>
+      <w:r>
+        <w:rPr>
+          <w:rFonts w:ascii="Calibri" w:cs="Calibri" w:eastAsia="Calibri" w:hAnsi="Calibri"/>
+          <w:sz w:val="22"/>
+          <w:szCs w:val="22"/>
+        </w:rPr>
+        <w:t xml:space="preserve">, and look at the "MANUAL UPGRADE REQUIRED" column of the component-config table. In the worked example both entries said </w:t>
+      </w:r>
+      <w:r>
+        <w:rPr>
+          <w:rFonts w:ascii="Consolas" w:cs="Consolas" w:eastAsia="Consolas" w:hAnsi="Consolas"/>
+          <w:color w:val="A31515"/>
+          <w:sz w:val="20"/>
+          <w:szCs w:val="20"/>
+        </w:rPr>
+        <w:t xml:space="preserve">no</w:t>
+      </w:r>
+      <w:r>
+        <w:rPr>
+          <w:rFonts w:ascii="Calibri" w:cs="Calibri" w:eastAsia="Calibri" w:hAnsi="Calibri"/>
+          <w:sz w:val="22"/>
+          <w:szCs w:val="22"/>
+        </w:rPr>
+        <w:t xml:space="preserve">. Installing the new </w:t>
+      </w:r>
+      <w:r>
+        <w:rPr>
+          <w:rFonts w:ascii="Consolas" w:cs="Consolas" w:eastAsia="Consolas" w:hAnsi="Consolas"/>
+          <w:color w:val="A31515"/>
+          <w:sz w:val="20"/>
+          <w:szCs w:val="20"/>
+        </w:rPr>
+        <w:t xml:space="preserve">kubeadm</w:t>
+      </w:r>
+      <w:r>
+        <w:rPr>
+          <w:rFonts w:ascii="Calibri" w:cs="Calibri" w:eastAsia="Calibri" w:hAnsi="Calibri"/>
+          <w:sz w:val="22"/>
+          <w:szCs w:val="22"/>
+        </w:rPr>
+        <w:t xml:space="preserve"> changes nothing in the cluster.</w:t>
+      </w:r>
+    </w:p>
+    <w:p>
+      <w:pPr>
+        <w:pStyle w:val="Heading2"/>
+      </w:pPr>
+      <w:r>
+        <w:t xml:space="preserve">23.5 Pre-pull the images</w:t>
+      </w:r>
+    </w:p>
+    <w:p>
+      <w:pPr>
+        <w:spacing w:after="140" w:line="288"/>
+      </w:pPr>
+      <w:r>
+        <w:rPr>
+          <w:rFonts w:ascii="Consolas" w:cs="Consolas" w:eastAsia="Consolas" w:hAnsi="Consolas"/>
+          <w:color w:val="A31515"/>
+          <w:sz w:val="20"/>
+          <w:szCs w:val="20"/>
+        </w:rPr>
+        <w:t xml:space="preserve">kubeadm upgrade apply</w:t>
+      </w:r>
+      <w:r>
+        <w:rPr>
+          <w:rFonts w:ascii="Calibri" w:cs="Calibri" w:eastAsia="Calibri" w:hAnsi="Calibri"/>
+          <w:sz w:val="22"/>
+          <w:szCs w:val="22"/>
+        </w:rPr>
+        <w:t xml:space="preserve"> waits a limited time for each control-plane pod to restart, so download the images first.</w:t>
+      </w:r>
+    </w:p>
+    <w:p>
+      <w:pPr>
+        <w:pBdr>
+          <w:top w:val="single" w:color="C8D0D8" w:sz="4" w:space="4"/>
+          <w:left w:val="single" w:color="1F5C99" w:sz="18" w:space="6"/>
+        </w:pBdr>
+        <w:shd w:fill="F3F5F7" w:color="auto" w:val="clear"/>
+        <w:spacing w:after="0" w:before="80" w:line="252"/>
+        <w:ind w:left="120" w:right="60"/>
+      </w:pPr>
+      <w:r>
+        <w:rPr>
+          <w:rFonts w:ascii="Consolas" w:cs="Consolas" w:eastAsia="Consolas" w:hAnsi="Consolas"/>
+          <w:sz w:val="17"/>
+          <w:szCs w:val="17"/>
+        </w:rPr>
+        <w:t xml:space="preserve">sudo kubeadm config images list --kubernetes-version $TARGET</w:t>
+      </w:r>
+    </w:p>
+    <w:p>
+      <w:pPr>
+        <w:pBdr>
+          <w:left w:val="single" w:color="1F5C99" w:sz="18" w:space="6"/>
+        </w:pBdr>
+        <w:shd w:fill="F3F5F7" w:color="auto" w:val="clear"/>
+        <w:spacing w:after="0" w:before="0" w:line="252"/>
+        <w:ind w:left="120" w:right="60"/>
+      </w:pPr>
+      <w:r>
+        <w:rPr>
+          <w:rFonts w:ascii="Consolas" w:cs="Consolas" w:eastAsia="Consolas" w:hAnsi="Consolas"/>
+          <w:sz w:val="17"/>
+          <w:szCs w:val="17"/>
+        </w:rPr>
+        <w:t xml:space="preserve">for i in 1 2 3 4 5; do</w:t>
+      </w:r>
+    </w:p>
+    <w:p>
+      <w:pPr>
+        <w:pBdr>
+          <w:left w:val="single" w:color="1F5C99" w:sz="18" w:space="6"/>
+        </w:pBdr>
+        <w:shd w:fill="F3F5F7" w:color="auto" w:val="clear"/>
+        <w:spacing w:after="0" w:before="0" w:line="252"/>
+        <w:ind w:left="120" w:right="60"/>
+      </w:pPr>
+      <w:r>
+        <w:rPr>
+          <w:rFonts w:ascii="Consolas" w:cs="Consolas" w:eastAsia="Consolas" w:hAnsi="Consolas"/>
+          <w:sz w:val="17"/>
+          <w:szCs w:val="17"/>
+        </w:rPr>
+        <w:t xml:space="preserve">  sudo kubeadm config images pull --kubernetes-version $TARGET &amp;&amp; break</w:t>
+      </w:r>
+    </w:p>
+    <w:p>
+      <w:pPr>
+        <w:pBdr>
+          <w:left w:val="single" w:color="1F5C99" w:sz="18" w:space="6"/>
+        </w:pBdr>
+        <w:shd w:fill="F3F5F7" w:color="auto" w:val="clear"/>
+        <w:spacing w:after="0" w:before="0" w:line="252"/>
+        <w:ind w:left="120" w:right="60"/>
+      </w:pPr>
+      <w:r>
+        <w:rPr>
+          <w:rFonts w:ascii="Consolas" w:cs="Consolas" w:eastAsia="Consolas" w:hAnsi="Consolas"/>
+          <w:sz w:val="17"/>
+          <w:szCs w:val="17"/>
+        </w:rPr>
+        <w:t xml:space="preserve">  echo "attempt $i failed, retrying in 20 seconds"; sleep 20</w:t>
+      </w:r>
+    </w:p>
+    <w:p>
+      <w:pPr>
+        <w:pBdr>
+          <w:bottom w:val="single" w:color="C8D0D8" w:sz="4" w:space="4"/>
+          <w:left w:val="single" w:color="1F5C99" w:sz="18" w:space="6"/>
+        </w:pBdr>
+        <w:shd w:fill="F3F5F7" w:color="auto" w:val="clear"/>
+        <w:spacing w:after="160" w:before="0" w:line="252"/>
+        <w:ind w:left="120" w:right="60"/>
+      </w:pPr>
+      <w:r>
+        <w:rPr>
+          <w:rFonts w:ascii="Consolas" w:cs="Consolas" w:eastAsia="Consolas" w:hAnsi="Consolas"/>
+          <w:sz w:val="17"/>
+          <w:szCs w:val="17"/>
+        </w:rPr>
+        <w:t xml:space="preserve">done</w:t>
+      </w:r>
+    </w:p>
+    <w:p>
+      <w:pPr>
+        <w:spacing w:after="140" w:line="288"/>
+      </w:pPr>
+      <w:r>
+        <w:rPr>
+          <w:rFonts w:ascii="Calibri" w:cs="Calibri" w:eastAsia="Calibri" w:hAnsi="Calibri"/>
+          <w:sz w:val="22"/>
+          <w:szCs w:val="22"/>
+        </w:rPr>
+        <w:t xml:space="preserve">The worked example's first attempt stopped with </w:t>
+      </w:r>
+      <w:r>
+        <w:rPr>
+          <w:rFonts w:ascii="Consolas" w:cs="Consolas" w:eastAsia="Consolas" w:hAnsi="Consolas"/>
+          <w:color w:val="A31515"/>
+          <w:sz w:val="20"/>
+          <w:szCs w:val="20"/>
+        </w:rPr>
+        <w:t xml:space="preserve">connection reset by peer</w:t>
+      </w:r>
+      <w:r>
+        <w:rPr>
+          <w:rFonts w:ascii="Calibri" w:cs="Calibri" w:eastAsia="Calibri" w:hAnsi="Calibri"/>
+          <w:sz w:val="22"/>
+          <w:szCs w:val="22"/>
+        </w:rPr>
+        <w:t xml:space="preserve"> on one image. The pull is safe to repeat, and images already downloaded are skipped. The </w:t>
+      </w:r>
+      <w:r>
+        <w:rPr>
+          <w:rFonts w:ascii="Consolas" w:cs="Consolas" w:eastAsia="Consolas" w:hAnsi="Consolas"/>
+          <w:color w:val="A31515"/>
+          <w:sz w:val="20"/>
+          <w:szCs w:val="20"/>
+        </w:rPr>
+        <w:t xml:space="preserve">list</w:t>
+      </w:r>
+      <w:r>
+        <w:rPr>
+          <w:rFonts w:ascii="Calibri" w:cs="Calibri" w:eastAsia="Calibri" w:hAnsi="Calibri"/>
+          <w:sz w:val="22"/>
+          <w:szCs w:val="22"/>
+        </w:rPr>
+        <w:t xml:space="preserve"> output shows the names for the workers. kube-proxy and CoreDNS are the images that will run there, so pull them on each worker, </w:t>
+      </w:r>
+      <w:r>
+        <w:rPr>
+          <w:rFonts w:ascii="Calibri" w:cs="Calibri" w:eastAsia="Calibri" w:hAnsi="Calibri"/>
+          <w:b/>
+          <w:bCs/>
+          <w:sz w:val="22"/>
+          <w:szCs w:val="22"/>
+        </w:rPr>
+        <w:t xml:space="preserve">one at a time</w:t>
+      </w:r>
+      <w:r>
+        <w:rPr>
+          <w:rFonts w:ascii="Calibri" w:cs="Calibri" w:eastAsia="Calibri" w:hAnsi="Calibri"/>
+          <w:sz w:val="22"/>
+          <w:szCs w:val="22"/>
+        </w:rPr>
+        <w:t xml:space="preserve">. The </w:t>
+      </w:r>
+      <w:r>
+        <w:rPr>
+          <w:rFonts w:ascii="Consolas" w:cs="Consolas" w:eastAsia="Consolas" w:hAnsi="Consolas"/>
+          <w:color w:val="A31515"/>
+          <w:sz w:val="20"/>
+          <w:szCs w:val="20"/>
+        </w:rPr>
+        <w:t xml:space="preserve">timeout</w:t>
+      </w:r>
+      <w:r>
+        <w:rPr>
+          <w:rFonts w:ascii="Calibri" w:cs="Calibri" w:eastAsia="Calibri" w:hAnsi="Calibri"/>
+          <w:sz w:val="22"/>
+          <w:szCs w:val="22"/>
+        </w:rPr>
+        <w:t xml:space="preserve"> stops a hung pull after five minutes:</w:t>
+      </w:r>
+    </w:p>
+    <w:p>
+      <w:pPr>
+        <w:keepNext/>
+        <w:spacing w:after="40" w:before="120"/>
+      </w:pPr>
+      <w:r>
+        <w:rPr>
+          <w:rFonts w:ascii="Calibri" w:cs="Calibri" w:eastAsia="Calibri" w:hAnsi="Calibri"/>
+          <w:b/>
+          <w:bCs/>
+          <w:color w:val="1F5C99"/>
+          <w:sz w:val="20"/>
+          <w:szCs w:val="20"/>
+        </w:rPr>
+        <w:t xml:space="preserve">Run in: Windows PowerShell</w:t>
+      </w:r>
+    </w:p>
+    <w:p>
+      <w:pPr>
+        <w:pBdr>
+          <w:top w:val="single" w:color="C8D0D8" w:sz="4" w:space="4"/>
+          <w:left w:val="single" w:color="1F5C99" w:sz="18" w:space="6"/>
+        </w:pBdr>
+        <w:shd w:fill="F3F5F7" w:color="auto" w:val="clear"/>
+        <w:spacing w:after="0" w:before="80" w:line="252"/>
+        <w:ind w:left="120" w:right="60"/>
+      </w:pPr>
+      <w:r>
+        <w:rPr>
+          <w:rFonts w:ascii="Consolas" w:cs="Consolas" w:eastAsia="Consolas" w:hAnsi="Consolas"/>
+          <w:sz w:val="17"/>
+          <w:szCs w:val="17"/>
+        </w:rPr>
+        <w:t xml:space="preserve">multipass exec worker1 -- sudo timeout 300 ctr -n k8s.io images pull registry.k8s.io/kube-proxy:v1.36.5</w:t>
+      </w:r>
+    </w:p>
+    <w:p>
+      <w:pPr>
+        <w:pBdr>
+          <w:left w:val="single" w:color="1F5C99" w:sz="18" w:space="6"/>
+        </w:pBdr>
+        <w:shd w:fill="F3F5F7" w:color="auto" w:val="clear"/>
+        <w:spacing w:after="0" w:before="0" w:line="252"/>
+        <w:ind w:left="120" w:right="60"/>
+      </w:pPr>
+      <w:r>
+        <w:rPr>
+          <w:rFonts w:ascii="Consolas" w:cs="Consolas" w:eastAsia="Consolas" w:hAnsi="Consolas"/>
+          <w:sz w:val="17"/>
+          <w:szCs w:val="17"/>
+        </w:rPr>
+        <w:t xml:space="preserve">multipass exec worker1 -- sudo timeout 300 ctr -n k8s.io images pull registry.k8s.io/coredns/coredns:v1.14.2</w:t>
+      </w:r>
+    </w:p>
+    <w:p>
+      <w:pPr>
+        <w:pBdr>
+          <w:left w:val="single" w:color="1F5C99" w:sz="18" w:space="6"/>
+        </w:pBdr>
+        <w:shd w:fill="F3F5F7" w:color="auto" w:val="clear"/>
+        <w:spacing w:after="0" w:before="0" w:line="252"/>
+        <w:ind w:left="120" w:right="60"/>
+      </w:pPr>
+      <w:r>
+        <w:rPr>
+          <w:rFonts w:ascii="Consolas" w:cs="Consolas" w:eastAsia="Consolas" w:hAnsi="Consolas"/>
+          <w:sz w:val="17"/>
+          <w:szCs w:val="17"/>
+        </w:rPr>
+        <w:t xml:space="preserve">multipass exec worker2 -- sudo timeout 300 ctr -n k8s.io images pull registry.k8s.io/kube-proxy:v1.36.5</w:t>
+      </w:r>
+    </w:p>
+    <w:p>
+      <w:pPr>
+        <w:pBdr>
+          <w:bottom w:val="single" w:color="C8D0D8" w:sz="4" w:space="4"/>
+          <w:left w:val="single" w:color="1F5C99" w:sz="18" w:space="6"/>
+        </w:pBdr>
+        <w:shd w:fill="F3F5F7" w:color="auto" w:val="clear"/>
+        <w:spacing w:after="160" w:before="0" w:line="252"/>
+        <w:ind w:left="120" w:right="60"/>
+      </w:pPr>
+      <w:r>
+        <w:rPr>
+          <w:rFonts w:ascii="Consolas" w:cs="Consolas" w:eastAsia="Consolas" w:hAnsi="Consolas"/>
+          <w:sz w:val="17"/>
+          <w:szCs w:val="17"/>
+        </w:rPr>
+        <w:t xml:space="preserve">multipass exec worker2 -- sudo timeout 300 ctr -n k8s.io images pull registry.k8s.io/coredns/coredns:v1.14.2</w:t>
+      </w:r>
+    </w:p>
+    <w:p>
+      <w:pPr>
+        <w:spacing w:after="140" w:line="288"/>
+      </w:pPr>
+      <w:r>
+        <w:rPr>
+          <w:rFonts w:ascii="Calibri" w:cs="Calibri" w:eastAsia="Calibri" w:hAnsi="Calibri"/>
+          <w:sz w:val="22"/>
+          <w:szCs w:val="22"/>
+        </w:rPr>
+        <w:t xml:space="preserve">These pre-pulls only save waiting time. Skipping one means the pods on that node download the image as they start.</w:t>
+      </w:r>
+    </w:p>
+    <w:p>
+      <w:pPr>
+        <w:pStyle w:val="Heading2"/>
+      </w:pPr>
+      <w:r>
+        <w:t xml:space="preserve">23.6 Upgrade the control plane</w:t>
+      </w:r>
+    </w:p>
+    <w:p>
+      <w:pPr>
+        <w:keepNext/>
+        <w:spacing w:after="40" w:before="120"/>
+      </w:pPr>
+      <w:r>
+        <w:rPr>
+          <w:rFonts w:ascii="Calibri" w:cs="Calibri" w:eastAsia="Calibri" w:hAnsi="Calibri"/>
+          <w:b/>
+          <w:bCs/>
+          <w:color w:val="1F5C99"/>
+          <w:sz w:val="20"/>
+          <w:szCs w:val="20"/>
+        </w:rPr>
+        <w:t xml:space="preserve">Run in: master VM</w:t>
+      </w:r>
+    </w:p>
+    <w:p>
+      <w:pPr>
+        <w:pBdr>
+          <w:top w:val="single" w:color="C8D0D8" w:sz="4" w:space="4"/>
+          <w:bottom w:val="single" w:color="C8D0D8" w:sz="4" w:space="4"/>
+          <w:left w:val="single" w:color="1F5C99" w:sz="18" w:space="6"/>
+        </w:pBdr>
+        <w:shd w:fill="F3F5F7" w:color="auto" w:val="clear"/>
+        <w:spacing w:after="160" w:before="80" w:line="252"/>
+        <w:ind w:left="120" w:right="60"/>
+      </w:pPr>
+      <w:r>
+        <w:rPr>
+          <w:rFonts w:ascii="Consolas" w:cs="Consolas" w:eastAsia="Consolas" w:hAnsi="Consolas"/>
+          <w:sz w:val="17"/>
+          <w:szCs w:val="17"/>
+        </w:rPr>
+        <w:t xml:space="preserve">sudo kubeadm upgrade apply v1.36.5 -y 2&gt;&amp;1 | tee ~/upgrade-apply.log</w:t>
+      </w:r>
+    </w:p>
+    <w:p>
+      <w:pPr>
+        <w:spacing w:after="140" w:line="288"/>
+      </w:pPr>
+      <w:r>
+        <w:rPr>
+          <w:rFonts w:ascii="Calibri" w:cs="Calibri" w:eastAsia="Calibri" w:hAnsi="Calibri"/>
+          <w:sz w:val="22"/>
+          <w:szCs w:val="22"/>
+        </w:rPr>
+        <w:t xml:space="preserve">Use your own </w:t>
+      </w:r>
+      <w:r>
+        <w:rPr>
+          <w:rFonts w:ascii="Consolas" w:cs="Consolas" w:eastAsia="Consolas" w:hAnsi="Consolas"/>
+          <w:color w:val="A31515"/>
+          <w:sz w:val="20"/>
+          <w:szCs w:val="20"/>
+        </w:rPr>
+        <w:t xml:space="preserve">TARGET</w:t>
+      </w:r>
+      <w:r>
+        <w:rPr>
+          <w:rFonts w:ascii="Calibri" w:cs="Calibri" w:eastAsia="Calibri" w:hAnsi="Calibri"/>
+          <w:sz w:val="22"/>
+          <w:szCs w:val="22"/>
+        </w:rPr>
+        <w:t xml:space="preserve">. </w:t>
+      </w:r>
+      <w:r>
+        <w:rPr>
+          <w:rFonts w:ascii="Consolas" w:cs="Consolas" w:eastAsia="Consolas" w:hAnsi="Consolas"/>
+          <w:color w:val="A31515"/>
+          <w:sz w:val="20"/>
+          <w:szCs w:val="20"/>
+        </w:rPr>
+        <w:t xml:space="preserve">-y</w:t>
+      </w:r>
+      <w:r>
+        <w:rPr>
+          <w:rFonts w:ascii="Calibri" w:cs="Calibri" w:eastAsia="Calibri" w:hAnsi="Calibri"/>
+          <w:sz w:val="22"/>
+          <w:szCs w:val="22"/>
+        </w:rPr>
+        <w:t xml:space="preserve"> skips the confirmation question. In the worked example kubeadm then:</w:t>
+      </w:r>
+    </w:p>
+    <w:p>
+      <w:pPr>
+        <w:tabs>
+          <w:tab w:val="left" w:pos="720"/>
+        </w:tabs>
+        <w:spacing w:after="60" w:line="276"/>
+        <w:ind w:left="720" w:hanging="360"/>
+      </w:pPr>
+      <w:r>
+        <w:rPr>
+          <w:rFonts w:ascii="Calibri" w:cs="Calibri" w:eastAsia="Calibri" w:hAnsi="Calibri"/>
+          <w:sz w:val="22"/>
+          <w:szCs w:val="22"/>
+        </w:rPr>
+        <w:t xml:space="preserve">1.	</w:t>
+      </w:r>
+      <w:r>
+        <w:rPr>
+          <w:rFonts w:ascii="Calibri" w:cs="Calibri" w:eastAsia="Calibri" w:hAnsi="Calibri"/>
+          <w:sz w:val="22"/>
+          <w:szCs w:val="22"/>
+        </w:rPr>
+        <w:t xml:space="preserve">Wrote the new manifests to a temporary folder and </w:t>
+      </w:r>
+      <w:r>
+        <w:rPr>
+          <w:rFonts w:ascii="Calibri" w:cs="Calibri" w:eastAsia="Calibri" w:hAnsi="Calibri"/>
+          <w:b/>
+          <w:bCs/>
+          <w:sz w:val="22"/>
+          <w:szCs w:val="22"/>
+        </w:rPr>
+        <w:t xml:space="preserve">backed up the old ones</w:t>
+      </w:r>
+      <w:r>
+        <w:rPr>
+          <w:rFonts w:ascii="Calibri" w:cs="Calibri" w:eastAsia="Calibri" w:hAnsi="Calibri"/>
+          <w:sz w:val="22"/>
+          <w:szCs w:val="22"/>
+        </w:rPr>
+        <w:t xml:space="preserve"> under </w:t>
+      </w:r>
+      <w:r>
+        <w:rPr>
+          <w:rFonts w:ascii="Consolas" w:cs="Consolas" w:eastAsia="Consolas" w:hAnsi="Consolas"/>
+          <w:color w:val="A31515"/>
+          <w:sz w:val="20"/>
+          <w:szCs w:val="20"/>
+        </w:rPr>
+        <w:t xml:space="preserve">/etc/kubernetes/tmp/</w:t>
+      </w:r>
+      <w:r>
+        <w:rPr>
+          <w:rFonts w:ascii="Calibri" w:cs="Calibri" w:eastAsia="Calibri" w:hAnsi="Calibri"/>
+          <w:sz w:val="22"/>
+          <w:szCs w:val="22"/>
+        </w:rPr>
+        <w:t xml:space="preserve">.</w:t>
+      </w:r>
+    </w:p>
+    <w:p>
+      <w:pPr>
+        <w:tabs>
+          <w:tab w:val="left" w:pos="720"/>
+        </w:tabs>
+        <w:spacing w:after="60" w:line="276"/>
+        <w:ind w:left="720" w:hanging="360"/>
+      </w:pPr>
+      <w:r>
+        <w:rPr>
+          <w:rFonts w:ascii="Calibri" w:cs="Calibri" w:eastAsia="Calibri" w:hAnsi="Calibri"/>
+          <w:sz w:val="22"/>
+          <w:szCs w:val="22"/>
+        </w:rPr>
+        <w:t xml:space="preserve">2.	</w:t>
+      </w:r>
+      <w:r>
+        <w:rPr>
+          <w:rFonts w:ascii="Calibri" w:cs="Calibri" w:eastAsia="Calibri" w:hAnsi="Calibri"/>
+          <w:sz w:val="22"/>
+          <w:szCs w:val="22"/>
+        </w:rPr>
+        <w:t xml:space="preserve">Replaced etcd, then the API server, controller manager and scheduler, one at a time, waiting for each to come back.</w:t>
+      </w:r>
+    </w:p>
+    <w:p>
+      <w:pPr>
+        <w:tabs>
+          <w:tab w:val="left" w:pos="720"/>
+        </w:tabs>
+        <w:spacing w:after="60" w:line="276"/>
+        <w:ind w:left="720" w:hanging="360"/>
+      </w:pPr>
+      <w:r>
+        <w:rPr>
+          <w:rFonts w:ascii="Calibri" w:cs="Calibri" w:eastAsia="Calibri" w:hAnsi="Calibri"/>
+          <w:sz w:val="22"/>
+          <w:szCs w:val="22"/>
+        </w:rPr>
+        <w:t xml:space="preserve">3.	</w:t>
+      </w:r>
+      <w:r>
+        <w:rPr>
+          <w:rFonts w:ascii="Calibri" w:cs="Calibri" w:eastAsia="Calibri" w:hAnsi="Calibri"/>
+          <w:b/>
+          <w:bCs/>
+          <w:sz w:val="22"/>
+          <w:szCs w:val="22"/>
+        </w:rPr>
+        <w:t xml:space="preserve">Renewed the control-plane certificates.</w:t>
+      </w:r>
+    </w:p>
+    <w:p>
+      <w:pPr>
+        <w:tabs>
+          <w:tab w:val="left" w:pos="720"/>
+        </w:tabs>
+        <w:spacing w:after="60" w:line="276"/>
+        <w:ind w:left="720" w:hanging="360"/>
+      </w:pPr>
+      <w:r>
+        <w:rPr>
+          <w:rFonts w:ascii="Calibri" w:cs="Calibri" w:eastAsia="Calibri" w:hAnsi="Calibri"/>
+          <w:sz w:val="22"/>
+          <w:szCs w:val="22"/>
+        </w:rPr>
+        <w:t xml:space="preserve">4.	</w:t>
+      </w:r>
+      <w:r>
+        <w:rPr>
+          <w:rFonts w:ascii="Calibri" w:cs="Calibri" w:eastAsia="Calibri" w:hAnsi="Calibri"/>
+          <w:sz w:val="22"/>
+          <w:szCs w:val="22"/>
+        </w:rPr>
+        <w:t xml:space="preserve">Updated the kubelet configuration, then CoreDNS and kube-proxy.</w:t>
+      </w:r>
+    </w:p>
+    <w:p>
+      <w:pPr>
+        <w:spacing w:after="80"/>
+      </w:pPr>
+    </w:p>
+    <w:p>
+      <w:pPr>
+        <w:spacing w:after="140" w:line="288"/>
+      </w:pPr>
+      <w:r>
+        <w:rPr>
+          <w:rFonts w:ascii="Calibri" w:cs="Calibri" w:eastAsia="Calibri" w:hAnsi="Calibri"/>
+          <w:sz w:val="22"/>
+          <w:szCs w:val="22"/>
+        </w:rPr>
+        <w:t xml:space="preserve">It ended with </w:t>
+      </w:r>
+      <w:r>
+        <w:rPr>
+          <w:rFonts w:ascii="Consolas" w:cs="Consolas" w:eastAsia="Consolas" w:hAnsi="Consolas"/>
+          <w:color w:val="A31515"/>
+          <w:sz w:val="20"/>
+          <w:szCs w:val="20"/>
+        </w:rPr>
+        <w:t xml:space="preserve">[upgrade] SUCCESS! A control plane node of your cluster was upgraded to "v1.36.5".</w:t>
+      </w:r>
+      <w:r>
+        <w:rPr>
+          <w:rFonts w:ascii="Calibri" w:cs="Calibri" w:eastAsia="Calibri" w:hAnsi="Calibri"/>
+          <w:sz w:val="22"/>
+          <w:szCs w:val="22"/>
+        </w:rPr>
+        <w:t xml:space="preserve"> Expect the API to be unreachable for a short while during the etcd and API server steps, and do not interrupt the command. kubeadm rolls a component back by itself if a step fails. Check the result:</w:t>
+      </w:r>
+    </w:p>
+    <w:p>
+      <w:pPr>
+        <w:pBdr>
+          <w:top w:val="single" w:color="C8D0D8" w:sz="4" w:space="4"/>
+          <w:left w:val="single" w:color="1F5C99" w:sz="18" w:space="6"/>
+        </w:pBdr>
+        <w:shd w:fill="F3F5F7" w:color="auto" w:val="clear"/>
+        <w:spacing w:after="0" w:before="80" w:line="252"/>
+        <w:ind w:left="120" w:right="60"/>
+      </w:pPr>
+      <w:r>
+        <w:rPr>
+          <w:rFonts w:ascii="Consolas" w:cs="Consolas" w:eastAsia="Consolas" w:hAnsi="Consolas"/>
+          <w:sz w:val="17"/>
+          <w:szCs w:val="17"/>
+        </w:rPr>
+        <w:t xml:space="preserve">kubectl version</w:t>
+      </w:r>
+    </w:p>
+    <w:p>
+      <w:pPr>
+        <w:pBdr>
+          <w:left w:val="single" w:color="1F5C99" w:sz="18" w:space="6"/>
+        </w:pBdr>
+        <w:shd w:fill="F3F5F7" w:color="auto" w:val="clear"/>
+        <w:spacing w:after="0" w:before="0" w:line="252"/>
+        <w:ind w:left="120" w:right="60"/>
+      </w:pPr>
+      <w:r>
+        <w:rPr>
+          <w:rFonts w:ascii="Consolas" w:cs="Consolas" w:eastAsia="Consolas" w:hAnsi="Consolas"/>
+          <w:sz w:val="17"/>
+          <w:szCs w:val="17"/>
+        </w:rPr>
+        <w:t xml:space="preserve">kubectl get nodes</w:t>
+      </w:r>
+    </w:p>
+    <w:p>
+      <w:pPr>
+        <w:pBdr>
+          <w:bottom w:val="single" w:color="C8D0D8" w:sz="4" w:space="4"/>
+          <w:left w:val="single" w:color="1F5C99" w:sz="18" w:space="6"/>
+        </w:pBdr>
+        <w:shd w:fill="F3F5F7" w:color="auto" w:val="clear"/>
+        <w:spacing w:after="160" w:before="0" w:line="252"/>
+        <w:ind w:left="120" w:right="60"/>
+      </w:pPr>
+      <w:r>
+        <w:rPr>
+          <w:rFonts w:ascii="Consolas" w:cs="Consolas" w:eastAsia="Consolas" w:hAnsi="Consolas"/>
+          <w:sz w:val="17"/>
+          <w:szCs w:val="17"/>
+        </w:rPr>
+        <w:t xml:space="preserve">kubectl get pods -n kube-system</w:t>
+      </w:r>
+    </w:p>
+    <w:p>
+      <w:pPr>
+        <w:spacing w:after="140" w:line="288"/>
+      </w:pPr>
+      <w:r>
+        <w:rPr>
+          <w:rFonts w:ascii="Consolas" w:cs="Consolas" w:eastAsia="Consolas" w:hAnsi="Consolas"/>
+          <w:color w:val="A31515"/>
+          <w:sz w:val="20"/>
+          <w:szCs w:val="20"/>
+        </w:rPr>
+        <w:t xml:space="preserve">Server Version</w:t>
+      </w:r>
+      <w:r>
+        <w:rPr>
+          <w:rFonts w:ascii="Calibri" w:cs="Calibri" w:eastAsia="Calibri" w:hAnsi="Calibri"/>
+          <w:sz w:val="22"/>
+          <w:szCs w:val="22"/>
+        </w:rPr>
+        <w:t xml:space="preserve"> shows the new version, but </w:t>
+      </w:r>
+      <w:r>
+        <w:rPr>
+          <w:rFonts w:ascii="Calibri" w:cs="Calibri" w:eastAsia="Calibri" w:hAnsi="Calibri"/>
+          <w:b/>
+          <w:bCs/>
+          <w:sz w:val="22"/>
+          <w:szCs w:val="22"/>
+        </w:rPr>
+        <w:t xml:space="preserve">all nodes still show the old version</w:t>
+      </w:r>
+      <w:r>
+        <w:rPr>
+          <w:rFonts w:ascii="Calibri" w:cs="Calibri" w:eastAsia="Calibri" w:hAnsi="Calibri"/>
+          <w:sz w:val="22"/>
+          <w:szCs w:val="22"/>
+        </w:rPr>
+        <w:t xml:space="preserve">. That column reports each node's kubelet, and the kubelets have not been upgraded yet.</w:t>
+      </w:r>
+    </w:p>
+    <w:p>
+      <w:pPr>
+        <w:pStyle w:val="Heading2"/>
+      </w:pPr>
+      <w:r>
+        <w:t xml:space="preserve">23.7 Upgrade the master's kubelet and kubectl</w:t>
+      </w:r>
+    </w:p>
+    <w:p>
+      <w:pPr>
+        <w:pBdr>
+          <w:top w:val="single" w:color="C8D0D8" w:sz="4" w:space="4"/>
+          <w:left w:val="single" w:color="1F5C99" w:sz="18" w:space="6"/>
+        </w:pBdr>
+        <w:shd w:fill="F3F5F7" w:color="auto" w:val="clear"/>
+        <w:spacing w:after="0" w:before="80" w:line="252"/>
+        <w:ind w:left="120" w:right="60"/>
+      </w:pPr>
+      <w:r>
+        <w:rPr>
+          <w:rFonts w:ascii="Consolas" w:cs="Consolas" w:eastAsia="Consolas" w:hAnsi="Consolas"/>
+          <w:sz w:val="17"/>
+          <w:szCs w:val="17"/>
+        </w:rPr>
+        <w:t xml:space="preserve">VER=1.36.5-1.1</w:t>
+      </w:r>
+    </w:p>
+    <w:p>
+      <w:pPr>
+        <w:pBdr>
+          <w:left w:val="single" w:color="1F5C99" w:sz="18" w:space="6"/>
+        </w:pBdr>
+        <w:shd w:fill="F3F5F7" w:color="auto" w:val="clear"/>
+        <w:spacing w:after="0" w:before="0" w:line="252"/>
+        <w:ind w:left="120" w:right="60"/>
+      </w:pPr>
+      <w:r>
+        <w:rPr>
+          <w:rFonts w:ascii="Consolas" w:cs="Consolas" w:eastAsia="Consolas" w:hAnsi="Consolas"/>
+          <w:sz w:val="17"/>
+          <w:szCs w:val="17"/>
+        </w:rPr>
+        <w:t xml:space="preserve">kubectl drain master --ignore-daemonsets --delete-emptydir-data</w:t>
+      </w:r>
+    </w:p>
+    <w:p>
+      <w:pPr>
+        <w:pBdr>
+          <w:left w:val="single" w:color="1F5C99" w:sz="18" w:space="6"/>
+        </w:pBdr>
+        <w:shd w:fill="F3F5F7" w:color="auto" w:val="clear"/>
+        <w:spacing w:after="0" w:before="0" w:line="252"/>
+        <w:ind w:left="120" w:right="60"/>
+      </w:pPr>
+      <w:r>
+        <w:rPr>
+          <w:rFonts w:ascii="Consolas" w:cs="Consolas" w:eastAsia="Consolas" w:hAnsi="Consolas"/>
+          <w:sz w:val="17"/>
+          <w:szCs w:val="17"/>
+        </w:rPr>
+        <w:t xml:space="preserve">sudo apt-mark unhold kubelet kubectl</w:t>
+      </w:r>
+    </w:p>
+    <w:p>
+      <w:pPr>
+        <w:pBdr>
+          <w:left w:val="single" w:color="1F5C99" w:sz="18" w:space="6"/>
+        </w:pBdr>
+        <w:shd w:fill="F3F5F7" w:color="auto" w:val="clear"/>
+        <w:spacing w:after="0" w:before="0" w:line="252"/>
+        <w:ind w:left="120" w:right="60"/>
+      </w:pPr>
+      <w:r>
+        <w:rPr>
+          <w:rFonts w:ascii="Consolas" w:cs="Consolas" w:eastAsia="Consolas" w:hAnsi="Consolas"/>
+          <w:sz w:val="17"/>
+          <w:szCs w:val="17"/>
+        </w:rPr>
+        <w:t xml:space="preserve">sudo apt-get install -y kubelet=$VER kubectl=$VER</w:t>
+      </w:r>
+    </w:p>
+    <w:p>
+      <w:pPr>
+        <w:pBdr>
+          <w:left w:val="single" w:color="1F5C99" w:sz="18" w:space="6"/>
+        </w:pBdr>
+        <w:shd w:fill="F3F5F7" w:color="auto" w:val="clear"/>
+        <w:spacing w:after="0" w:before="0" w:line="252"/>
+        <w:ind w:left="120" w:right="60"/>
+      </w:pPr>
+      <w:r>
+        <w:rPr>
+          <w:rFonts w:ascii="Consolas" w:cs="Consolas" w:eastAsia="Consolas" w:hAnsi="Consolas"/>
+          <w:sz w:val="17"/>
+          <w:szCs w:val="17"/>
+        </w:rPr>
+        <w:t xml:space="preserve">sudo apt-mark hold kubelet kubectl</w:t>
+      </w:r>
+    </w:p>
+    <w:p>
+      <w:pPr>
+        <w:pBdr>
+          <w:left w:val="single" w:color="1F5C99" w:sz="18" w:space="6"/>
+        </w:pBdr>
+        <w:shd w:fill="F3F5F7" w:color="auto" w:val="clear"/>
+        <w:spacing w:after="0" w:before="0" w:line="252"/>
+        <w:ind w:left="120" w:right="60"/>
+      </w:pPr>
+      <w:r>
+        <w:rPr>
+          <w:rFonts w:ascii="Consolas" w:cs="Consolas" w:eastAsia="Consolas" w:hAnsi="Consolas"/>
+          <w:sz w:val="17"/>
+          <w:szCs w:val="17"/>
+        </w:rPr>
+        <w:t xml:space="preserve">sudo systemctl daemon-reload</w:t>
+      </w:r>
+    </w:p>
+    <w:p>
+      <w:pPr>
+        <w:pBdr>
+          <w:bottom w:val="single" w:color="C8D0D8" w:sz="4" w:space="4"/>
+          <w:left w:val="single" w:color="1F5C99" w:sz="18" w:space="6"/>
+        </w:pBdr>
+        <w:shd w:fill="F3F5F7" w:color="auto" w:val="clear"/>
+        <w:spacing w:after="160" w:before="0" w:line="252"/>
+        <w:ind w:left="120" w:right="60"/>
+      </w:pPr>
+      <w:r>
+        <w:rPr>
+          <w:rFonts w:ascii="Consolas" w:cs="Consolas" w:eastAsia="Consolas" w:hAnsi="Consolas"/>
+          <w:sz w:val="17"/>
+          <w:szCs w:val="17"/>
+        </w:rPr>
+        <w:t xml:space="preserve">sudo systemctl restart kubelet</w:t>
+      </w:r>
+    </w:p>
+    <w:p>
+      <w:pPr>
+        <w:spacing w:after="140" w:line="288"/>
+      </w:pPr>
+      <w:r>
+        <w:rPr>
+          <w:rFonts w:ascii="Calibri" w:cs="Calibri" w:eastAsia="Calibri" w:hAnsi="Calibri"/>
+          <w:sz w:val="22"/>
+          <w:szCs w:val="22"/>
+        </w:rPr>
+        <w:t xml:space="preserve">Wait about 30 seconds, then:</w:t>
+      </w:r>
+    </w:p>
+    <w:p>
+      <w:pPr>
+        <w:pBdr>
+          <w:top w:val="single" w:color="C8D0D8" w:sz="4" w:space="4"/>
+          <w:left w:val="single" w:color="1F5C99" w:sz="18" w:space="6"/>
+        </w:pBdr>
+        <w:shd w:fill="F3F5F7" w:color="auto" w:val="clear"/>
+        <w:spacing w:after="0" w:before="80" w:line="252"/>
+        <w:ind w:left="120" w:right="60"/>
+      </w:pPr>
+      <w:r>
+        <w:rPr>
+          <w:rFonts w:ascii="Consolas" w:cs="Consolas" w:eastAsia="Consolas" w:hAnsi="Consolas"/>
+          <w:sz w:val="17"/>
+          <w:szCs w:val="17"/>
+        </w:rPr>
+        <w:t xml:space="preserve">kubectl get nodes</w:t>
+      </w:r>
+    </w:p>
+    <w:p>
+      <w:pPr>
+        <w:pBdr>
+          <w:bottom w:val="single" w:color="C8D0D8" w:sz="4" w:space="4"/>
+          <w:left w:val="single" w:color="1F5C99" w:sz="18" w:space="6"/>
+        </w:pBdr>
+        <w:shd w:fill="F3F5F7" w:color="auto" w:val="clear"/>
+        <w:spacing w:after="160" w:before="0" w:line="252"/>
+        <w:ind w:left="120" w:right="60"/>
+      </w:pPr>
+      <w:r>
+        <w:rPr>
+          <w:rFonts w:ascii="Consolas" w:cs="Consolas" w:eastAsia="Consolas" w:hAnsi="Consolas"/>
+          <w:sz w:val="17"/>
+          <w:szCs w:val="17"/>
+        </w:rPr>
+        <w:t xml:space="preserve">kubectl uncordon master</w:t>
+      </w:r>
+    </w:p>
+    <w:p>
+      <w:pPr>
+        <w:spacing w:after="140" w:line="288"/>
+      </w:pPr>
+      <w:r>
+        <w:rPr>
+          <w:rFonts w:ascii="Calibri" w:cs="Calibri" w:eastAsia="Calibri" w:hAnsi="Calibri"/>
+          <w:sz w:val="22"/>
+          <w:szCs w:val="22"/>
+        </w:rPr>
+        <w:t xml:space="preserve">In the worked example the drain had nothing to evict except the DaemonSet pods, because the new CoreDNS pods had already gone to the workers. The master then showed </w:t>
+      </w:r>
+      <w:r>
+        <w:rPr>
+          <w:rFonts w:ascii="Consolas" w:cs="Consolas" w:eastAsia="Consolas" w:hAnsi="Consolas"/>
+          <w:color w:val="A31515"/>
+          <w:sz w:val="20"/>
+          <w:szCs w:val="20"/>
+        </w:rPr>
+        <w:t xml:space="preserve">Ready,SchedulingDisabled</w:t>
+      </w:r>
+      <w:r>
+        <w:rPr>
+          <w:rFonts w:ascii="Calibri" w:cs="Calibri" w:eastAsia="Calibri" w:hAnsi="Calibri"/>
+          <w:sz w:val="22"/>
+          <w:szCs w:val="22"/>
+        </w:rPr>
+        <w:t xml:space="preserve"> until the uncordon. The kubelet restart made the control-plane pods restart once more (etcd to 2 restarts, the API server to 1), and they stayed stable afterwards. Confirm before touching the workers:</w:t>
+      </w:r>
+    </w:p>
+    <w:p>
+      <w:pPr>
+        <w:pBdr>
+          <w:top w:val="single" w:color="C8D0D8" w:sz="4" w:space="4"/>
+          <w:left w:val="single" w:color="1F5C99" w:sz="18" w:space="6"/>
+        </w:pBdr>
+        <w:shd w:fill="F3F5F7" w:color="auto" w:val="clear"/>
+        <w:spacing w:after="0" w:before="80" w:line="252"/>
+        <w:ind w:left="120" w:right="60"/>
+      </w:pPr>
+      <w:r>
+        <w:rPr>
+          <w:rFonts w:ascii="Consolas" w:cs="Consolas" w:eastAsia="Consolas" w:hAnsi="Consolas"/>
+          <w:sz w:val="17"/>
+          <w:szCs w:val="17"/>
+        </w:rPr>
+        <w:t xml:space="preserve">kubectl get pods -n kube-system</w:t>
+      </w:r>
+    </w:p>
+    <w:p>
+      <w:pPr>
+        <w:pBdr>
+          <w:left w:val="single" w:color="1F5C99" w:sz="18" w:space="6"/>
+        </w:pBdr>
+        <w:shd w:fill="F3F5F7" w:color="auto" w:val="clear"/>
+        <w:spacing w:after="0" w:before="0" w:line="252"/>
+        <w:ind w:left="120" w:right="60"/>
+      </w:pPr>
+      <w:r>
+        <w:rPr>
+          <w:rFonts w:ascii="Consolas" w:cs="Consolas" w:eastAsia="Consolas" w:hAnsi="Consolas"/>
+          <w:sz w:val="17"/>
+          <w:szCs w:val="17"/>
+        </w:rPr>
+        <w:t xml:space="preserve">kubectl get --raw='/readyz'</w:t>
+      </w:r>
+    </w:p>
+    <w:p>
+      <w:pPr>
+        <w:pBdr>
+          <w:bottom w:val="single" w:color="C8D0D8" w:sz="4" w:space="4"/>
+          <w:left w:val="single" w:color="1F5C99" w:sz="18" w:space="6"/>
+        </w:pBdr>
+        <w:shd w:fill="F3F5F7" w:color="auto" w:val="clear"/>
+        <w:spacing w:after="160" w:before="0" w:line="252"/>
+        <w:ind w:left="120" w:right="60"/>
+      </w:pPr>
+      <w:r>
+        <w:rPr>
+          <w:rFonts w:ascii="Consolas" w:cs="Consolas" w:eastAsia="Consolas" w:hAnsi="Consolas"/>
+          <w:sz w:val="17"/>
+          <w:szCs w:val="17"/>
+        </w:rPr>
+        <w:t xml:space="preserve">$EC endpoint health --write-out=table</w:t>
+      </w:r>
+    </w:p>
+    <w:p>
+      <w:pPr>
+        <w:spacing w:after="140" w:line="288"/>
+      </w:pPr>
+      <w:r>
+        <w:rPr>
+          <w:rFonts w:ascii="Calibri" w:cs="Calibri" w:eastAsia="Calibri" w:hAnsi="Calibri"/>
+          <w:sz w:val="22"/>
+          <w:szCs w:val="22"/>
+        </w:rPr>
+        <w:t xml:space="preserve">Go on only if the restart counts have stopped rising, </w:t>
+      </w:r>
+      <w:r>
+        <w:rPr>
+          <w:rFonts w:ascii="Consolas" w:cs="Consolas" w:eastAsia="Consolas" w:hAnsi="Consolas"/>
+          <w:color w:val="A31515"/>
+          <w:sz w:val="20"/>
+          <w:szCs w:val="20"/>
+        </w:rPr>
+        <w:t xml:space="preserve">readyz</w:t>
+      </w:r>
+      <w:r>
+        <w:rPr>
+          <w:rFonts w:ascii="Calibri" w:cs="Calibri" w:eastAsia="Calibri" w:hAnsi="Calibri"/>
+          <w:sz w:val="22"/>
+          <w:szCs w:val="22"/>
+        </w:rPr>
+        <w:t xml:space="preserve"> prints </w:t>
+      </w:r>
+      <w:r>
+        <w:rPr>
+          <w:rFonts w:ascii="Consolas" w:cs="Consolas" w:eastAsia="Consolas" w:hAnsi="Consolas"/>
+          <w:color w:val="A31515"/>
+          <w:sz w:val="20"/>
+          <w:szCs w:val="20"/>
+        </w:rPr>
+        <w:t xml:space="preserve">ok</w:t>
+      </w:r>
+      <w:r>
+        <w:rPr>
+          <w:rFonts w:ascii="Calibri" w:cs="Calibri" w:eastAsia="Calibri" w:hAnsi="Calibri"/>
+          <w:sz w:val="22"/>
+          <w:szCs w:val="22"/>
+        </w:rPr>
+        <w:t xml:space="preserve"> and etcd health says </w:t>
+      </w:r>
+      <w:r>
+        <w:rPr>
+          <w:rFonts w:ascii="Consolas" w:cs="Consolas" w:eastAsia="Consolas" w:hAnsi="Consolas"/>
+          <w:color w:val="A31515"/>
+          <w:sz w:val="20"/>
+          <w:szCs w:val="20"/>
+        </w:rPr>
+        <w:t xml:space="preserve">true</w:t>
+      </w:r>
+      <w:r>
+        <w:rPr>
+          <w:rFonts w:ascii="Calibri" w:cs="Calibri" w:eastAsia="Calibri" w:hAnsi="Calibri"/>
+          <w:sz w:val="22"/>
+          <w:szCs w:val="22"/>
+        </w:rPr>
+        <w:t xml:space="preserve">.</w:t>
+      </w:r>
+    </w:p>
+    <w:p>
+      <w:pPr>
+        <w:pStyle w:val="Heading2"/>
+      </w:pPr>
+      <w:r>
+        <w:t xml:space="preserve">23.8 Upgrade each worker, one at a time</w:t>
+      </w:r>
+    </w:p>
+    <w:p>
+      <w:pPr>
+        <w:spacing w:after="140" w:line="288"/>
+      </w:pPr>
+      <w:r>
+        <w:rPr>
+          <w:rFonts w:ascii="Calibri" w:cs="Calibri" w:eastAsia="Calibri" w:hAnsi="Calibri"/>
+          <w:sz w:val="22"/>
+          <w:szCs w:val="22"/>
+        </w:rPr>
+        <w:t xml:space="preserve">Do worker1 completely, then worker2. </w:t>
+      </w:r>
+      <w:r>
+        <w:rPr>
+          <w:rFonts w:ascii="Calibri" w:cs="Calibri" w:eastAsia="Calibri" w:hAnsi="Calibri"/>
+          <w:b/>
+          <w:bCs/>
+          <w:sz w:val="22"/>
+          <w:szCs w:val="22"/>
+        </w:rPr>
+        <w:t xml:space="preserve">Commands that start with `multipass` run in Windows PowerShell. Commands that start with `sudo` run inside the worker's shell.</w:t>
+      </w:r>
+    </w:p>
+    <w:p>
+      <w:pPr>
+        <w:spacing w:after="140" w:line="288"/>
+      </w:pPr>
+      <w:r>
+        <w:rPr>
+          <w:rFonts w:ascii="Calibri" w:cs="Calibri" w:eastAsia="Calibri" w:hAnsi="Calibri"/>
+          <w:b/>
+          <w:bCs/>
+          <w:sz w:val="22"/>
+          <w:szCs w:val="22"/>
+        </w:rPr>
+        <w:t xml:space="preserve">Step 1, in a worker shell</w:t>
+      </w:r>
+      <w:r>
+        <w:rPr>
+          <w:rFonts w:ascii="Calibri" w:cs="Calibri" w:eastAsia="Calibri" w:hAnsi="Calibri"/>
+          <w:sz w:val="22"/>
+          <w:szCs w:val="22"/>
+        </w:rPr>
+        <w:t xml:space="preserve"> (</w:t>
+      </w:r>
+      <w:r>
+        <w:rPr>
+          <w:rFonts w:ascii="Consolas" w:cs="Consolas" w:eastAsia="Consolas" w:hAnsi="Consolas"/>
+          <w:color w:val="A31515"/>
+          <w:sz w:val="20"/>
+          <w:szCs w:val="20"/>
+        </w:rPr>
+        <w:t xml:space="preserve">multipass shell worker1</w:t>
+      </w:r>
+      <w:r>
+        <w:rPr>
+          <w:rFonts w:ascii="Calibri" w:cs="Calibri" w:eastAsia="Calibri" w:hAnsi="Calibri"/>
+          <w:sz w:val="22"/>
+          <w:szCs w:val="22"/>
+        </w:rPr>
+        <w:t xml:space="preserve">): point apt at the new version and install </w:t>
+      </w:r>
+      <w:r>
+        <w:rPr>
+          <w:rFonts w:ascii="Consolas" w:cs="Consolas" w:eastAsia="Consolas" w:hAnsi="Consolas"/>
+          <w:color w:val="A31515"/>
+          <w:sz w:val="20"/>
+          <w:szCs w:val="20"/>
+        </w:rPr>
+        <w:t xml:space="preserve">kubeadm</w:t>
+      </w:r>
+      <w:r>
+        <w:rPr>
+          <w:rFonts w:ascii="Calibri" w:cs="Calibri" w:eastAsia="Calibri" w:hAnsi="Calibri"/>
+          <w:sz w:val="22"/>
+          <w:szCs w:val="22"/>
+        </w:rPr>
+        <w:t xml:space="preserve">.</w:t>
+      </w:r>
+    </w:p>
+    <w:p>
+      <w:pPr>
+        <w:pBdr>
+          <w:top w:val="single" w:color="C8D0D8" w:sz="4" w:space="4"/>
+          <w:left w:val="single" w:color="1F5C99" w:sz="18" w:space="6"/>
+        </w:pBdr>
+        <w:shd w:fill="F3F5F7" w:color="auto" w:val="clear"/>
+        <w:spacing w:after="0" w:before="80" w:line="252"/>
+        <w:ind w:left="120" w:right="60"/>
+      </w:pPr>
+      <w:r>
+        <w:rPr>
+          <w:rFonts w:ascii="Consolas" w:cs="Consolas" w:eastAsia="Consolas" w:hAnsi="Consolas"/>
+          <w:sz w:val="17"/>
+          <w:szCs w:val="17"/>
+        </w:rPr>
+        <w:t xml:space="preserve">sudo sed -i 's#/core:/stable:/v1.35/#/core:/stable:/v1.36/#g' /etc/apt/sources.list.d/kubernetes.list</w:t>
+      </w:r>
+    </w:p>
+    <w:p>
+      <w:pPr>
+        <w:pBdr>
+          <w:left w:val="single" w:color="1F5C99" w:sz="18" w:space="6"/>
+        </w:pBdr>
+        <w:shd w:fill="F3F5F7" w:color="auto" w:val="clear"/>
+        <w:spacing w:after="0" w:before="0" w:line="252"/>
+        <w:ind w:left="120" w:right="60"/>
+      </w:pPr>
+      <w:r>
+        <w:rPr>
+          <w:rFonts w:ascii="Consolas" w:cs="Consolas" w:eastAsia="Consolas" w:hAnsi="Consolas"/>
+          <w:sz w:val="17"/>
+          <w:szCs w:val="17"/>
+        </w:rPr>
+        <w:t xml:space="preserve">curl -fsSL https://pkgs.k8s.io/core:/stable:/v1.36/deb/Release.key | sudo gpg --dearmor --yes -o /etc/apt/keyrings/kubernetes-apt-keyring.gpg</w:t>
+      </w:r>
+    </w:p>
+    <w:p>
+      <w:pPr>
+        <w:pBdr>
+          <w:left w:val="single" w:color="1F5C99" w:sz="18" w:space="6"/>
+        </w:pBdr>
+        <w:shd w:fill="F3F5F7" w:color="auto" w:val="clear"/>
+        <w:spacing w:after="0" w:before="0" w:line="252"/>
+        <w:ind w:left="120" w:right="60"/>
+      </w:pPr>
+      <w:r>
+        <w:rPr>
+          <w:rFonts w:ascii="Consolas" w:cs="Consolas" w:eastAsia="Consolas" w:hAnsi="Consolas"/>
+          <w:sz w:val="17"/>
+          <w:szCs w:val="17"/>
+        </w:rPr>
+        <w:t xml:space="preserve">sudo apt-get update</w:t>
+      </w:r>
+    </w:p>
+    <w:p>
+      <w:pPr>
+        <w:pBdr>
+          <w:left w:val="single" w:color="1F5C99" w:sz="18" w:space="6"/>
+        </w:pBdr>
+        <w:shd w:fill="F3F5F7" w:color="auto" w:val="clear"/>
+        <w:spacing w:after="0" w:before="0" w:line="252"/>
+        <w:ind w:left="120" w:right="60"/>
+      </w:pPr>
+      <w:r>
+        <w:rPr>
+          <w:rFonts w:ascii="Consolas" w:cs="Consolas" w:eastAsia="Consolas" w:hAnsi="Consolas"/>
+          <w:sz w:val="17"/>
+          <w:szCs w:val="17"/>
+        </w:rPr>
+        <w:t xml:space="preserve">VER=1.36.5-1.1</w:t>
+      </w:r>
+    </w:p>
+    <w:p>
+      <w:pPr>
+        <w:pBdr>
+          <w:left w:val="single" w:color="1F5C99" w:sz="18" w:space="6"/>
+        </w:pBdr>
+        <w:shd w:fill="F3F5F7" w:color="auto" w:val="clear"/>
+        <w:spacing w:after="0" w:before="0" w:line="252"/>
+        <w:ind w:left="120" w:right="60"/>
+      </w:pPr>
+      <w:r>
+        <w:rPr>
+          <w:rFonts w:ascii="Consolas" w:cs="Consolas" w:eastAsia="Consolas" w:hAnsi="Consolas"/>
+          <w:sz w:val="17"/>
+          <w:szCs w:val="17"/>
+        </w:rPr>
+        <w:t xml:space="preserve">sudo apt-mark unhold kubeadm</w:t>
+      </w:r>
+    </w:p>
+    <w:p>
+      <w:pPr>
+        <w:pBdr>
+          <w:left w:val="single" w:color="1F5C99" w:sz="18" w:space="6"/>
+        </w:pBdr>
+        <w:shd w:fill="F3F5F7" w:color="auto" w:val="clear"/>
+        <w:spacing w:after="0" w:before="0" w:line="252"/>
+        <w:ind w:left="120" w:right="60"/>
+      </w:pPr>
+      <w:r>
+        <w:rPr>
+          <w:rFonts w:ascii="Consolas" w:cs="Consolas" w:eastAsia="Consolas" w:hAnsi="Consolas"/>
+          <w:sz w:val="17"/>
+          <w:szCs w:val="17"/>
+        </w:rPr>
+        <w:t xml:space="preserve">sudo apt-get install -y kubeadm=$VER</w:t>
+      </w:r>
+    </w:p>
+    <w:p>
+      <w:pPr>
+        <w:pBdr>
+          <w:left w:val="single" w:color="1F5C99" w:sz="18" w:space="6"/>
+        </w:pBdr>
+        <w:shd w:fill="F3F5F7" w:color="auto" w:val="clear"/>
+        <w:spacing w:after="0" w:before="0" w:line="252"/>
+        <w:ind w:left="120" w:right="60"/>
+      </w:pPr>
+      <w:r>
+        <w:rPr>
+          <w:rFonts w:ascii="Consolas" w:cs="Consolas" w:eastAsia="Consolas" w:hAnsi="Consolas"/>
+          <w:sz w:val="17"/>
+          <w:szCs w:val="17"/>
+        </w:rPr>
+        <w:t xml:space="preserve">sudo apt-mark hold kubeadm</w:t>
+      </w:r>
+    </w:p>
+    <w:p>
+      <w:pPr>
+        <w:pBdr>
+          <w:bottom w:val="single" w:color="C8D0D8" w:sz="4" w:space="4"/>
+          <w:left w:val="single" w:color="1F5C99" w:sz="18" w:space="6"/>
+        </w:pBdr>
+        <w:shd w:fill="F3F5F7" w:color="auto" w:val="clear"/>
+        <w:spacing w:after="160" w:before="0" w:line="252"/>
+        <w:ind w:left="120" w:right="60"/>
+      </w:pPr>
+      <w:r>
+        <w:rPr>
+          <w:rFonts w:ascii="Consolas" w:cs="Consolas" w:eastAsia="Consolas" w:hAnsi="Consolas"/>
+          <w:sz w:val="17"/>
+          <w:szCs w:val="17"/>
+        </w:rPr>
+        <w:t xml:space="preserve">kubeadm version -o short</w:t>
+      </w:r>
+    </w:p>
+    <w:p>
+      <w:pPr>
+        <w:spacing w:after="140" w:line="288"/>
+      </w:pPr>
+      <w:r>
+        <w:rPr>
+          <w:rFonts w:ascii="Calibri" w:cs="Calibri" w:eastAsia="Calibri" w:hAnsi="Calibri"/>
+          <w:b/>
+          <w:bCs/>
+          <w:sz w:val="22"/>
+          <w:szCs w:val="22"/>
+        </w:rPr>
+        <w:t xml:space="preserve">Step 2, in the same shell:</w:t>
+      </w:r>
+      <w:r>
+        <w:rPr>
+          <w:rFonts w:ascii="Calibri" w:cs="Calibri" w:eastAsia="Calibri" w:hAnsi="Calibri"/>
+          <w:sz w:val="22"/>
+          <w:szCs w:val="22"/>
+        </w:rPr>
+        <w:t xml:space="preserve"> upgrade the node's configuration, then leave the shell.</w:t>
+      </w:r>
+    </w:p>
+    <w:p>
+      <w:pPr>
+        <w:pBdr>
+          <w:top w:val="single" w:color="C8D0D8" w:sz="4" w:space="4"/>
+          <w:left w:val="single" w:color="1F5C99" w:sz="18" w:space="6"/>
+        </w:pBdr>
+        <w:shd w:fill="F3F5F7" w:color="auto" w:val="clear"/>
+        <w:spacing w:after="0" w:before="80" w:line="252"/>
+        <w:ind w:left="120" w:right="60"/>
+      </w:pPr>
+      <w:r>
+        <w:rPr>
+          <w:rFonts w:ascii="Consolas" w:cs="Consolas" w:eastAsia="Consolas" w:hAnsi="Consolas"/>
+          <w:sz w:val="17"/>
+          <w:szCs w:val="17"/>
+        </w:rPr>
+        <w:t xml:space="preserve">sudo kubeadm upgrade node</w:t>
+      </w:r>
+    </w:p>
+    <w:p>
+      <w:pPr>
+        <w:pBdr>
+          <w:bottom w:val="single" w:color="C8D0D8" w:sz="4" w:space="4"/>
+          <w:left w:val="single" w:color="1F5C99" w:sz="18" w:space="6"/>
+        </w:pBdr>
+        <w:shd w:fill="F3F5F7" w:color="auto" w:val="clear"/>
+        <w:spacing w:after="160" w:before="0" w:line="252"/>
+        <w:ind w:left="120" w:right="60"/>
+      </w:pPr>
+      <w:r>
+        <w:rPr>
+          <w:rFonts w:ascii="Consolas" w:cs="Consolas" w:eastAsia="Consolas" w:hAnsi="Consolas"/>
+          <w:sz w:val="17"/>
+          <w:szCs w:val="17"/>
+        </w:rPr>
+        <w:t xml:space="preserve">exit</w:t>
+      </w:r>
+    </w:p>
+    <w:p>
+      <w:pPr>
+        <w:spacing w:after="140" w:line="288"/>
+      </w:pPr>
+      <w:r>
+        <w:rPr>
+          <w:rFonts w:ascii="Calibri" w:cs="Calibri" w:eastAsia="Calibri" w:hAnsi="Calibri"/>
+          <w:sz w:val="22"/>
+          <w:szCs w:val="22"/>
+        </w:rPr>
+        <w:t xml:space="preserve">It is short, because a worker has no control-plane pods. It prints </w:t>
+      </w:r>
+      <w:r>
+        <w:rPr>
+          <w:rFonts w:ascii="Consolas" w:cs="Consolas" w:eastAsia="Consolas" w:hAnsi="Consolas"/>
+          <w:color w:val="A31515"/>
+          <w:sz w:val="20"/>
+          <w:szCs w:val="20"/>
+        </w:rPr>
+        <w:t xml:space="preserve">Skipping ... Not a control plane node</w:t>
+      </w:r>
+      <w:r>
+        <w:rPr>
+          <w:rFonts w:ascii="Calibri" w:cs="Calibri" w:eastAsia="Calibri" w:hAnsi="Calibri"/>
+          <w:sz w:val="22"/>
+          <w:szCs w:val="22"/>
+        </w:rPr>
+        <w:t xml:space="preserve"> several times, which is expected.</w:t>
+      </w:r>
+    </w:p>
+    <w:p>
+      <w:pPr>
+        <w:spacing w:after="140" w:line="288"/>
+      </w:pPr>
+      <w:r>
+        <w:rPr>
+          <w:rFonts w:ascii="Calibri" w:cs="Calibri" w:eastAsia="Calibri" w:hAnsi="Calibri"/>
+          <w:b/>
+          <w:bCs/>
+          <w:sz w:val="22"/>
+          <w:szCs w:val="22"/>
+        </w:rPr>
+        <w:t xml:space="preserve">Step 3, in PowerShell:</w:t>
+      </w:r>
+      <w:r>
+        <w:rPr>
+          <w:rFonts w:ascii="Calibri" w:cs="Calibri" w:eastAsia="Calibri" w:hAnsi="Calibri"/>
+          <w:sz w:val="22"/>
+          <w:szCs w:val="22"/>
+        </w:rPr>
+        <w:t xml:space="preserve"> drain the worker </w:t>
+      </w:r>
+      <w:r>
+        <w:rPr>
+          <w:rFonts w:ascii="Calibri" w:cs="Calibri" w:eastAsia="Calibri" w:hAnsi="Calibri"/>
+          <w:b/>
+          <w:bCs/>
+          <w:sz w:val="22"/>
+          <w:szCs w:val="22"/>
+        </w:rPr>
+        <w:t xml:space="preserve">before</w:t>
+      </w:r>
+      <w:r>
+        <w:rPr>
+          <w:rFonts w:ascii="Calibri" w:cs="Calibri" w:eastAsia="Calibri" w:hAnsi="Calibri"/>
+          <w:sz w:val="22"/>
+          <w:szCs w:val="22"/>
+        </w:rPr>
+        <w:t xml:space="preserve"> upgrading its kubelet.</w:t>
+      </w:r>
+    </w:p>
+    <w:p>
+      <w:pPr>
+        <w:pBdr>
+          <w:top w:val="single" w:color="C8D0D8" w:sz="4" w:space="4"/>
+          <w:bottom w:val="single" w:color="C8D0D8" w:sz="4" w:space="4"/>
+          <w:left w:val="single" w:color="1F5C99" w:sz="18" w:space="6"/>
+        </w:pBdr>
+        <w:shd w:fill="F3F5F7" w:color="auto" w:val="clear"/>
+        <w:spacing w:after="160" w:before="80" w:line="252"/>
+        <w:ind w:left="120" w:right="60"/>
+      </w:pPr>
+      <w:r>
+        <w:rPr>
+          <w:rFonts w:ascii="Consolas" w:cs="Consolas" w:eastAsia="Consolas" w:hAnsi="Consolas"/>
+          <w:sz w:val="17"/>
+          <w:szCs w:val="17"/>
+        </w:rPr>
+        <w:t xml:space="preserve">multipass exec master -- kubectl drain worker1 --ignore-daemonsets --delete-emptydir-data</w:t>
+      </w:r>
+    </w:p>
+    <w:p>
+      <w:pPr>
+        <w:spacing w:after="140" w:line="288"/>
+      </w:pPr>
+      <w:r>
+        <w:rPr>
+          <w:rFonts w:ascii="Calibri" w:cs="Calibri" w:eastAsia="Calibri" w:hAnsi="Calibri"/>
+          <w:b/>
+          <w:bCs/>
+          <w:sz w:val="22"/>
+          <w:szCs w:val="22"/>
+        </w:rPr>
+        <w:t xml:space="preserve">Step 4, in a new worker shell:</w:t>
+      </w:r>
+      <w:r>
+        <w:rPr>
+          <w:rFonts w:ascii="Calibri" w:cs="Calibri" w:eastAsia="Calibri" w:hAnsi="Calibri"/>
+          <w:sz w:val="22"/>
+          <w:szCs w:val="22"/>
+        </w:rPr>
+        <w:t xml:space="preserve"> upgrade the kubelet and kubectl, then restart the kubelet.</w:t>
+      </w:r>
+    </w:p>
+    <w:p>
+      <w:pPr>
+        <w:pBdr>
+          <w:top w:val="single" w:color="C8D0D8" w:sz="4" w:space="4"/>
+          <w:left w:val="single" w:color="1F5C99" w:sz="18" w:space="6"/>
+        </w:pBdr>
+        <w:shd w:fill="F3F5F7" w:color="auto" w:val="clear"/>
+        <w:spacing w:after="0" w:before="80" w:line="252"/>
+        <w:ind w:left="120" w:right="60"/>
+      </w:pPr>
+      <w:r>
+        <w:rPr>
+          <w:rFonts w:ascii="Consolas" w:cs="Consolas" w:eastAsia="Consolas" w:hAnsi="Consolas"/>
+          <w:sz w:val="17"/>
+          <w:szCs w:val="17"/>
+        </w:rPr>
+        <w:t xml:space="preserve">VER=1.36.5-1.1</w:t>
+      </w:r>
+    </w:p>
+    <w:p>
+      <w:pPr>
+        <w:pBdr>
+          <w:left w:val="single" w:color="1F5C99" w:sz="18" w:space="6"/>
+        </w:pBdr>
+        <w:shd w:fill="F3F5F7" w:color="auto" w:val="clear"/>
+        <w:spacing w:after="0" w:before="0" w:line="252"/>
+        <w:ind w:left="120" w:right="60"/>
+      </w:pPr>
+      <w:r>
+        <w:rPr>
+          <w:rFonts w:ascii="Consolas" w:cs="Consolas" w:eastAsia="Consolas" w:hAnsi="Consolas"/>
+          <w:sz w:val="17"/>
+          <w:szCs w:val="17"/>
+        </w:rPr>
+        <w:t xml:space="preserve">sudo apt-mark unhold kubelet kubectl</w:t>
+      </w:r>
+    </w:p>
+    <w:p>
+      <w:pPr>
+        <w:pBdr>
+          <w:left w:val="single" w:color="1F5C99" w:sz="18" w:space="6"/>
+        </w:pBdr>
+        <w:shd w:fill="F3F5F7" w:color="auto" w:val="clear"/>
+        <w:spacing w:after="0" w:before="0" w:line="252"/>
+        <w:ind w:left="120" w:right="60"/>
+      </w:pPr>
+      <w:r>
+        <w:rPr>
+          <w:rFonts w:ascii="Consolas" w:cs="Consolas" w:eastAsia="Consolas" w:hAnsi="Consolas"/>
+          <w:sz w:val="17"/>
+          <w:szCs w:val="17"/>
+        </w:rPr>
+        <w:t xml:space="preserve">sudo apt-get install -y kubelet=$VER kubectl=$VER</w:t>
+      </w:r>
+    </w:p>
+    <w:p>
+      <w:pPr>
+        <w:pBdr>
+          <w:left w:val="single" w:color="1F5C99" w:sz="18" w:space="6"/>
+        </w:pBdr>
+        <w:shd w:fill="F3F5F7" w:color="auto" w:val="clear"/>
+        <w:spacing w:after="0" w:before="0" w:line="252"/>
+        <w:ind w:left="120" w:right="60"/>
+      </w:pPr>
+      <w:r>
+        <w:rPr>
+          <w:rFonts w:ascii="Consolas" w:cs="Consolas" w:eastAsia="Consolas" w:hAnsi="Consolas"/>
+          <w:sz w:val="17"/>
+          <w:szCs w:val="17"/>
+        </w:rPr>
+        <w:t xml:space="preserve">sudo apt-mark hold kubelet kubectl</w:t>
+      </w:r>
+    </w:p>
+    <w:p>
+      <w:pPr>
+        <w:pBdr>
+          <w:left w:val="single" w:color="1F5C99" w:sz="18" w:space="6"/>
+        </w:pBdr>
+        <w:shd w:fill="F3F5F7" w:color="auto" w:val="clear"/>
+        <w:spacing w:after="0" w:before="0" w:line="252"/>
+        <w:ind w:left="120" w:right="60"/>
+      </w:pPr>
+      <w:r>
+        <w:rPr>
+          <w:rFonts w:ascii="Consolas" w:cs="Consolas" w:eastAsia="Consolas" w:hAnsi="Consolas"/>
+          <w:sz w:val="17"/>
+          <w:szCs w:val="17"/>
+        </w:rPr>
+        <w:t xml:space="preserve">sudo systemctl daemon-reload</w:t>
+      </w:r>
+    </w:p>
+    <w:p>
+      <w:pPr>
+        <w:pBdr>
+          <w:left w:val="single" w:color="1F5C99" w:sz="18" w:space="6"/>
+        </w:pBdr>
+        <w:shd w:fill="F3F5F7" w:color="auto" w:val="clear"/>
+        <w:spacing w:after="0" w:before="0" w:line="252"/>
+        <w:ind w:left="120" w:right="60"/>
+      </w:pPr>
+      <w:r>
+        <w:rPr>
+          <w:rFonts w:ascii="Consolas" w:cs="Consolas" w:eastAsia="Consolas" w:hAnsi="Consolas"/>
+          <w:sz w:val="17"/>
+          <w:szCs w:val="17"/>
+        </w:rPr>
+        <w:t xml:space="preserve">sudo systemctl restart kubelet</w:t>
+      </w:r>
+    </w:p>
+    <w:p>
+      <w:pPr>
+        <w:pBdr>
+          <w:bottom w:val="single" w:color="C8D0D8" w:sz="4" w:space="4"/>
+          <w:left w:val="single" w:color="1F5C99" w:sz="18" w:space="6"/>
+        </w:pBdr>
+        <w:shd w:fill="F3F5F7" w:color="auto" w:val="clear"/>
+        <w:spacing w:after="160" w:before="0" w:line="252"/>
+        <w:ind w:left="120" w:right="60"/>
+      </w:pPr>
+      <w:r>
+        <w:rPr>
+          <w:rFonts w:ascii="Consolas" w:cs="Consolas" w:eastAsia="Consolas" w:hAnsi="Consolas"/>
+          <w:sz w:val="17"/>
+          <w:szCs w:val="17"/>
+        </w:rPr>
+        <w:t xml:space="preserve">exit</w:t>
+      </w:r>
+    </w:p>
+    <w:p>
+      <w:pPr>
+        <w:spacing w:after="140" w:line="288"/>
+      </w:pPr>
+      <w:r>
+        <w:rPr>
+          <w:rFonts w:ascii="Calibri" w:cs="Calibri" w:eastAsia="Calibri" w:hAnsi="Calibri"/>
+          <w:b/>
+          <w:bCs/>
+          <w:sz w:val="22"/>
+          <w:szCs w:val="22"/>
+        </w:rPr>
+        <w:t xml:space="preserve">Step 5, in PowerShell:</w:t>
+      </w:r>
+      <w:r>
+        <w:rPr>
+          <w:rFonts w:ascii="Calibri" w:cs="Calibri" w:eastAsia="Calibri" w:hAnsi="Calibri"/>
+          <w:sz w:val="22"/>
+          <w:szCs w:val="22"/>
+        </w:rPr>
+        <w:t xml:space="preserve"> check and uncordon.</w:t>
+      </w:r>
+    </w:p>
+    <w:p>
+      <w:pPr>
+        <w:pBdr>
+          <w:top w:val="single" w:color="C8D0D8" w:sz="4" w:space="4"/>
+          <w:left w:val="single" w:color="1F5C99" w:sz="18" w:space="6"/>
+        </w:pBdr>
+        <w:shd w:fill="F3F5F7" w:color="auto" w:val="clear"/>
+        <w:spacing w:after="0" w:before="80" w:line="252"/>
+        <w:ind w:left="120" w:right="60"/>
+      </w:pPr>
+      <w:r>
+        <w:rPr>
+          <w:rFonts w:ascii="Consolas" w:cs="Consolas" w:eastAsia="Consolas" w:hAnsi="Consolas"/>
+          <w:sz w:val="17"/>
+          <w:szCs w:val="17"/>
+        </w:rPr>
+        <w:t xml:space="preserve">Start-Sleep -Seconds 30</w:t>
+      </w:r>
+    </w:p>
+    <w:p>
+      <w:pPr>
+        <w:pBdr>
+          <w:left w:val="single" w:color="1F5C99" w:sz="18" w:space="6"/>
+        </w:pBdr>
+        <w:shd w:fill="F3F5F7" w:color="auto" w:val="clear"/>
+        <w:spacing w:after="0" w:before="0" w:line="252"/>
+        <w:ind w:left="120" w:right="60"/>
+      </w:pPr>
+      <w:r>
+        <w:rPr>
+          <w:rFonts w:ascii="Consolas" w:cs="Consolas" w:eastAsia="Consolas" w:hAnsi="Consolas"/>
+          <w:sz w:val="17"/>
+          <w:szCs w:val="17"/>
+        </w:rPr>
+        <w:t xml:space="preserve">multipass exec master -- kubectl get nodes</w:t>
+      </w:r>
+    </w:p>
+    <w:p>
+      <w:pPr>
+        <w:pBdr>
+          <w:bottom w:val="single" w:color="C8D0D8" w:sz="4" w:space="4"/>
+          <w:left w:val="single" w:color="1F5C99" w:sz="18" w:space="6"/>
+        </w:pBdr>
+        <w:shd w:fill="F3F5F7" w:color="auto" w:val="clear"/>
+        <w:spacing w:after="160" w:before="0" w:line="252"/>
+        <w:ind w:left="120" w:right="60"/>
+      </w:pPr>
+      <w:r>
+        <w:rPr>
+          <w:rFonts w:ascii="Consolas" w:cs="Consolas" w:eastAsia="Consolas" w:hAnsi="Consolas"/>
+          <w:sz w:val="17"/>
+          <w:szCs w:val="17"/>
+        </w:rPr>
+        <w:t xml:space="preserve">multipass exec master -- kubectl uncordon worker1</w:t>
+      </w:r>
+    </w:p>
+    <w:p>
+      <w:pPr>
+        <w:spacing w:after="140" w:line="288"/>
+      </w:pPr>
+      <w:r>
+        <w:rPr>
+          <w:rFonts w:ascii="Calibri" w:cs="Calibri" w:eastAsia="Calibri" w:hAnsi="Calibri"/>
+          <w:sz w:val="22"/>
+          <w:szCs w:val="22"/>
+        </w:rPr>
+        <w:t xml:space="preserve">Repeat all five steps for worker2, with </w:t>
+      </w:r>
+      <w:r>
+        <w:rPr>
+          <w:rFonts w:ascii="Consolas" w:cs="Consolas" w:eastAsia="Consolas" w:hAnsi="Consolas"/>
+          <w:color w:val="A31515"/>
+          <w:sz w:val="20"/>
+          <w:szCs w:val="20"/>
+        </w:rPr>
+        <w:t xml:space="preserve">worker2</w:t>
+      </w:r>
+      <w:r>
+        <w:rPr>
+          <w:rFonts w:ascii="Calibri" w:cs="Calibri" w:eastAsia="Calibri" w:hAnsi="Calibri"/>
+          <w:sz w:val="22"/>
+          <w:szCs w:val="22"/>
+        </w:rPr>
+        <w:t xml:space="preserve"> in the shell, drain and uncordon commands. Draining a worker that holds all four nginx replicas moves every replica at once, so the Service may stop answering for a few seconds. A PodDisruptionBudget exists to prevent that.</w:t>
+      </w:r>
+    </w:p>
+    <w:p>
+      <w:pPr>
+        <w:pStyle w:val="Heading2"/>
+      </w:pPr>
+      <w:r>
+        <w:t xml:space="preserve">23.9 Verify the result</w:t>
+      </w:r>
+    </w:p>
+    <w:p>
+      <w:pPr>
+        <w:pBdr>
+          <w:top w:val="single" w:color="C8D0D8" w:sz="4" w:space="4"/>
+          <w:left w:val="single" w:color="1F5C99" w:sz="18" w:space="6"/>
+        </w:pBdr>
+        <w:shd w:fill="F3F5F7" w:color="auto" w:val="clear"/>
+        <w:spacing w:after="0" w:before="80" w:line="252"/>
+        <w:ind w:left="120" w:right="60"/>
+      </w:pPr>
+      <w:r>
+        <w:rPr>
+          <w:rFonts w:ascii="Consolas" w:cs="Consolas" w:eastAsia="Consolas" w:hAnsi="Consolas"/>
+          <w:sz w:val="17"/>
+          <w:szCs w:val="17"/>
+        </w:rPr>
+        <w:t xml:space="preserve">multipass exec master -- kubectl get nodes</w:t>
+      </w:r>
+    </w:p>
+    <w:p>
+      <w:pPr>
+        <w:pBdr>
+          <w:left w:val="single" w:color="1F5C99" w:sz="18" w:space="6"/>
+        </w:pBdr>
+        <w:shd w:fill="F3F5F7" w:color="auto" w:val="clear"/>
+        <w:spacing w:after="0" w:before="0" w:line="252"/>
+        <w:ind w:left="120" w:right="60"/>
+      </w:pPr>
+      <w:r>
+        <w:rPr>
+          <w:rFonts w:ascii="Consolas" w:cs="Consolas" w:eastAsia="Consolas" w:hAnsi="Consolas"/>
+          <w:sz w:val="17"/>
+          <w:szCs w:val="17"/>
+        </w:rPr>
+        <w:t xml:space="preserve">multipass exec master -- kubectl version</w:t>
+      </w:r>
+    </w:p>
+    <w:p>
+      <w:pPr>
+        <w:pBdr>
+          <w:left w:val="single" w:color="1F5C99" w:sz="18" w:space="6"/>
+        </w:pBdr>
+        <w:shd w:fill="F3F5F7" w:color="auto" w:val="clear"/>
+        <w:spacing w:after="0" w:before="0" w:line="252"/>
+        <w:ind w:left="120" w:right="60"/>
+      </w:pPr>
+      <w:r>
+        <w:rPr>
+          <w:rFonts w:ascii="Consolas" w:cs="Consolas" w:eastAsia="Consolas" w:hAnsi="Consolas"/>
+          <w:sz w:val="17"/>
+          <w:szCs w:val="17"/>
+        </w:rPr>
+        <w:t xml:space="preserve">multipass exec master -- apt-mark showhold</w:t>
+      </w:r>
+    </w:p>
+    <w:p>
+      <w:pPr>
+        <w:pBdr>
+          <w:left w:val="single" w:color="1F5C99" w:sz="18" w:space="6"/>
+        </w:pBdr>
+        <w:shd w:fill="F3F5F7" w:color="auto" w:val="clear"/>
+        <w:spacing w:after="0" w:before="0" w:line="252"/>
+        <w:ind w:left="120" w:right="60"/>
+      </w:pPr>
+      <w:r>
+        <w:rPr>
+          <w:rFonts w:ascii="Consolas" w:cs="Consolas" w:eastAsia="Consolas" w:hAnsi="Consolas"/>
+          <w:sz w:val="17"/>
+          <w:szCs w:val="17"/>
+        </w:rPr>
+        <w:t xml:space="preserve">curl.exe -s -o NUL -w "%{http_code}`n" http://172.25.246.7:31260</w:t>
+      </w:r>
+    </w:p>
+    <w:p>
+      <w:pPr>
+        <w:pBdr>
+          <w:bottom w:val="single" w:color="C8D0D8" w:sz="4" w:space="4"/>
+          <w:left w:val="single" w:color="1F5C99" w:sz="18" w:space="6"/>
+        </w:pBdr>
+        <w:shd w:fill="F3F5F7" w:color="auto" w:val="clear"/>
+        <w:spacing w:after="160" w:before="0" w:line="252"/>
+        <w:ind w:left="120" w:right="60"/>
+      </w:pPr>
+      <w:r>
+        <w:rPr>
+          <w:rFonts w:ascii="Consolas" w:cs="Consolas" w:eastAsia="Consolas" w:hAnsi="Consolas"/>
+          <w:sz w:val="17"/>
+          <w:szCs w:val="17"/>
+        </w:rPr>
+        <w:t xml:space="preserve">multipass exec master -- sudo kubeadm certs check-expiration</w:t>
+      </w:r>
+    </w:p>
+    <w:tbl>
+      <w:tblPr>
+        <w:tblW w:type="dxa" w:w="9360"/>
+        <w:tblBorders>
+          <w:top w:val="single" w:color="auto" w:sz="4"/>
+          <w:left w:val="single" w:color="auto" w:sz="4"/>
+          <w:bottom w:val="single" w:color="auto" w:sz="4"/>
+          <w:right w:val="single" w:color="auto" w:sz="4"/>
+          <w:insideH w:val="single" w:color="auto" w:sz="4"/>
+          <w:insideV w:val="single" w:color="auto" w:sz="4"/>
+        </w:tblBorders>
+      </w:tblPr>
+      <w:tblGrid>
+        <w:gridCol w:w="3049"/>
+        <w:gridCol w:w="6311"/>
+      </w:tblGrid>
+      <w:tr>
+        <w:trPr>
+          <w:cantSplit/>
+          <w:tblHeader/>
+        </w:trPr>
+        <w:tc>
+          <w:tcPr>
+            <w:tcW w:type="dxa" w:w="3049"/>
+            <w:tcBorders>
+              <w:top w:val="single" w:color="BFC8D2" w:sz="4"/>
+              <w:left w:val="single" w:color="BFC8D2" w:sz="4"/>
+              <w:bottom w:val="single" w:color="BFC8D2" w:sz="4"/>
+              <w:right w:val="single" w:color="BFC8D2" w:sz="4"/>
+            </w:tcBorders>
+            <w:shd w:fill="1F5C99" w:color="auto" w:val="clear"/>
+            <w:tcMar>
+              <w:top w:type="dxa" w:w="70"/>
+              <w:left w:type="dxa" w:w="110"/>
+              <w:bottom w:type="dxa" w:w="70"/>
+              <w:right w:type="dxa" w:w="110"/>
+            </w:tcMar>
+          </w:tcPr>
+          <w:p>
+            <w:pPr>
+              <w:spacing w:after="0" w:line="252"/>
+            </w:pPr>
+            <w:r>
+              <w:rPr>
+                <w:rFonts w:ascii="Calibri" w:cs="Calibri" w:eastAsia="Calibri" w:hAnsi="Calibri"/>
+                <w:b/>
+                <w:bCs/>
+                <w:color w:val="FFFFFF"/>
+                <w:sz w:val="19"/>
+                <w:szCs w:val="19"/>
+              </w:rPr>
+              <w:t xml:space="preserve">Check</w:t>
+            </w:r>
+          </w:p>
+        </w:tc>
+        <w:tc>
+          <w:tcPr>
+            <w:tcW w:type="dxa" w:w="6311"/>
+            <w:tcBorders>
+              <w:top w:val="single" w:color="BFC8D2" w:sz="4"/>
+              <w:left w:val="single" w:color="BFC8D2" w:sz="4"/>
+              <w:bottom w:val="single" w:color="BFC8D2" w:sz="4"/>
+              <w:right w:val="single" w:color="BFC8D2" w:sz="4"/>
+            </w:tcBorders>
+            <w:shd w:fill="1F5C99" w:color="auto" w:val="clear"/>
+            <w:tcMar>
+              <w:top w:type="dxa" w:w="70"/>
+              <w:left w:type="dxa" w:w="110"/>
+              <w:bottom w:type="dxa" w:w="70"/>
+              <w:right w:type="dxa" w:w="110"/>
+            </w:tcMar>
+          </w:tcPr>
+          <w:p>
+            <w:pPr>
+              <w:spacing w:after="0" w:line="252"/>
+            </w:pPr>
+            <w:r>
+              <w:rPr>
+                <w:rFonts w:ascii="Calibri" w:cs="Calibri" w:eastAsia="Calibri" w:hAnsi="Calibri"/>
+                <w:b/>
+                <w:bCs/>
+                <w:color w:val="FFFFFF"/>
+                <w:sz w:val="19"/>
+                <w:szCs w:val="19"/>
+              </w:rPr>
+              <w:t xml:space="preserve">What you should see</w:t>
+            </w:r>
+          </w:p>
+        </w:tc>
+      </w:tr>
+      <w:tr>
+        <w:trPr>
+          <w:cantSplit/>
+        </w:trPr>
+        <w:tc>
+          <w:tcPr>
+            <w:tcW w:type="dxa" w:w="3049"/>
+            <w:tcBorders>
+              <w:top w:val="single" w:color="BFC8D2" w:sz="4"/>
+              <w:left w:val="single" w:color="BFC8D2" w:sz="4"/>
+              <w:bottom w:val="single" w:color="BFC8D2" w:sz="4"/>
+              <w:right w:val="single" w:color="BFC8D2" w:sz="4"/>
+            </w:tcBorders>
+            <w:shd w:fill="FFFFFF" w:color="auto" w:val="clear"/>
+            <w:tcMar>
+              <w:top w:type="dxa" w:w="70"/>
+              <w:left w:type="dxa" w:w="110"/>
+              <w:bottom w:type="dxa" w:w="70"/>
+              <w:right w:type="dxa" w:w="110"/>
+            </w:tcMar>
+          </w:tcPr>
+          <w:p>
+            <w:pPr>
+              <w:spacing w:after="0" w:line="252"/>
+            </w:pPr>
+            <w:r>
+              <w:rPr>
+                <w:rFonts w:ascii="Calibri" w:cs="Calibri" w:eastAsia="Calibri" w:hAnsi="Calibri"/>
+                <w:sz w:val="19"/>
+                <w:szCs w:val="19"/>
+              </w:rPr>
+              <w:t xml:space="preserve">Nodes</w:t>
+            </w:r>
+          </w:p>
+        </w:tc>
+        <w:tc>
+          <w:tcPr>
+            <w:tcW w:type="dxa" w:w="6311"/>
+            <w:tcBorders>
+              <w:top w:val="single" w:color="BFC8D2" w:sz="4"/>
+              <w:left w:val="single" w:color="BFC8D2" w:sz="4"/>
+              <w:bottom w:val="single" w:color="BFC8D2" w:sz="4"/>
+              <w:right w:val="single" w:color="BFC8D2" w:sz="4"/>
+            </w:tcBorders>
+            <w:shd w:fill="FFFFFF" w:color="auto" w:val="clear"/>
+            <w:tcMar>
+              <w:top w:type="dxa" w:w="70"/>
+              <w:left w:type="dxa" w:w="110"/>
+              <w:bottom w:type="dxa" w:w="70"/>
+              <w:right w:type="dxa" w:w="110"/>
+            </w:tcMar>
+          </w:tcPr>
+          <w:p>
+            <w:pPr>
+              <w:spacing w:after="0" w:line="252"/>
+            </w:pPr>
+            <w:r>
+              <w:rPr>
+                <w:rFonts w:ascii="Calibri" w:cs="Calibri" w:eastAsia="Calibri" w:hAnsi="Calibri"/>
+                <w:sz w:val="19"/>
+                <w:szCs w:val="19"/>
+              </w:rPr>
+              <w:t xml:space="preserve">All </w:t>
+            </w:r>
+            <w:r>
+              <w:rPr>
+                <w:rFonts w:ascii="Consolas" w:cs="Consolas" w:eastAsia="Consolas" w:hAnsi="Consolas"/>
+                <w:color w:val="A31515"/>
+                <w:sz w:val="17"/>
+                <w:szCs w:val="17"/>
+              </w:rPr>
+              <w:t xml:space="preserve">Ready</w:t>
+            </w:r>
+            <w:r>
+              <w:rPr>
+                <w:rFonts w:ascii="Calibri" w:cs="Calibri" w:eastAsia="Calibri" w:hAnsi="Calibri"/>
+                <w:sz w:val="19"/>
+                <w:szCs w:val="19"/>
+              </w:rPr>
+              <w:t xml:space="preserve">, all at the new version</w:t>
+            </w:r>
+          </w:p>
+        </w:tc>
+      </w:tr>
+      <w:tr>
+        <w:trPr>
+          <w:cantSplit/>
+        </w:trPr>
+        <w:tc>
+          <w:tcPr>
+            <w:tcW w:type="dxa" w:w="3049"/>
+            <w:tcBorders>
+              <w:top w:val="single" w:color="BFC8D2" w:sz="4"/>
+              <w:left w:val="single" w:color="BFC8D2" w:sz="4"/>
+              <w:bottom w:val="single" w:color="BFC8D2" w:sz="4"/>
+              <w:right w:val="single" w:color="BFC8D2" w:sz="4"/>
+            </w:tcBorders>
+            <w:shd w:fill="F6F8FA" w:color="auto" w:val="clear"/>
+            <w:tcMar>
+              <w:top w:type="dxa" w:w="70"/>
+              <w:left w:type="dxa" w:w="110"/>
+              <w:bottom w:type="dxa" w:w="70"/>
+              <w:right w:type="dxa" w:w="110"/>
+            </w:tcMar>
+          </w:tcPr>
+          <w:p>
+            <w:pPr>
+              <w:spacing w:after="0" w:line="252"/>
+            </w:pPr>
+            <w:r>
+              <w:rPr>
+                <w:rFonts w:ascii="Consolas" w:cs="Consolas" w:eastAsia="Consolas" w:hAnsi="Consolas"/>
+                <w:color w:val="A31515"/>
+                <w:sz w:val="17"/>
+                <w:szCs w:val="17"/>
+              </w:rPr>
+              <w:t xml:space="preserve">kubectl version</w:t>
+            </w:r>
+          </w:p>
+        </w:tc>
+        <w:tc>
+          <w:tcPr>
+            <w:tcW w:type="dxa" w:w="6311"/>
+            <w:tcBorders>
+              <w:top w:val="single" w:color="BFC8D2" w:sz="4"/>
+              <w:left w:val="single" w:color="BFC8D2" w:sz="4"/>
+              <w:bottom w:val="single" w:color="BFC8D2" w:sz="4"/>
+              <w:right w:val="single" w:color="BFC8D2" w:sz="4"/>
+            </w:tcBorders>
+            <w:shd w:fill="F6F8FA" w:color="auto" w:val="clear"/>
+            <w:tcMar>
+              <w:top w:type="dxa" w:w="70"/>
+              <w:left w:type="dxa" w:w="110"/>
+              <w:bottom w:type="dxa" w:w="70"/>
+              <w:right w:type="dxa" w:w="110"/>
+            </w:tcMar>
+          </w:tcPr>
+          <w:p>
+            <w:pPr>
+              <w:spacing w:after="0" w:line="252"/>
+            </w:pPr>
+            <w:r>
+              <w:rPr>
+                <w:rFonts w:ascii="Calibri" w:cs="Calibri" w:eastAsia="Calibri" w:hAnsi="Calibri"/>
+                <w:sz w:val="19"/>
+                <w:szCs w:val="19"/>
+              </w:rPr>
+              <w:t xml:space="preserve">Client and server both at the new version</w:t>
+            </w:r>
+          </w:p>
+        </w:tc>
+      </w:tr>
+      <w:tr>
+        <w:trPr>
+          <w:cantSplit/>
+        </w:trPr>
+        <w:tc>
+          <w:tcPr>
+            <w:tcW w:type="dxa" w:w="3049"/>
+            <w:tcBorders>
+              <w:top w:val="single" w:color="BFC8D2" w:sz="4"/>
+              <w:left w:val="single" w:color="BFC8D2" w:sz="4"/>
+              <w:bottom w:val="single" w:color="BFC8D2" w:sz="4"/>
+              <w:right w:val="single" w:color="BFC8D2" w:sz="4"/>
+            </w:tcBorders>
+            <w:shd w:fill="FFFFFF" w:color="auto" w:val="clear"/>
+            <w:tcMar>
+              <w:top w:type="dxa" w:w="70"/>
+              <w:left w:type="dxa" w:w="110"/>
+              <w:bottom w:type="dxa" w:w="70"/>
+              <w:right w:type="dxa" w:w="110"/>
+            </w:tcMar>
+          </w:tcPr>
+          <w:p>
+            <w:pPr>
+              <w:spacing w:after="0" w:line="252"/>
+            </w:pPr>
+            <w:r>
+              <w:rPr>
+                <w:rFonts w:ascii="Consolas" w:cs="Consolas" w:eastAsia="Consolas" w:hAnsi="Consolas"/>
+                <w:color w:val="A31515"/>
+                <w:sz w:val="17"/>
+                <w:szCs w:val="17"/>
+              </w:rPr>
+              <w:t xml:space="preserve">showhold</w:t>
+            </w:r>
+            <w:r>
+              <w:rPr>
+                <w:rFonts w:ascii="Calibri" w:cs="Calibri" w:eastAsia="Calibri" w:hAnsi="Calibri"/>
+                <w:sz w:val="19"/>
+                <w:szCs w:val="19"/>
+              </w:rPr>
+              <w:t xml:space="preserve"> (run on each node)</w:t>
+            </w:r>
+          </w:p>
+        </w:tc>
+        <w:tc>
+          <w:tcPr>
+            <w:tcW w:type="dxa" w:w="6311"/>
+            <w:tcBorders>
+              <w:top w:val="single" w:color="BFC8D2" w:sz="4"/>
+              <w:left w:val="single" w:color="BFC8D2" w:sz="4"/>
+              <w:bottom w:val="single" w:color="BFC8D2" w:sz="4"/>
+              <w:right w:val="single" w:color="BFC8D2" w:sz="4"/>
+            </w:tcBorders>
+            <w:shd w:fill="FFFFFF" w:color="auto" w:val="clear"/>
+            <w:tcMar>
+              <w:top w:type="dxa" w:w="70"/>
+              <w:left w:type="dxa" w:w="110"/>
+              <w:bottom w:type="dxa" w:w="70"/>
+              <w:right w:type="dxa" w:w="110"/>
+            </w:tcMar>
+          </w:tcPr>
+          <w:p>
+            <w:pPr>
+              <w:spacing w:after="0" w:line="252"/>
+            </w:pPr>
+            <w:r>
+              <w:rPr>
+                <w:rFonts w:ascii="Consolas" w:cs="Consolas" w:eastAsia="Consolas" w:hAnsi="Consolas"/>
+                <w:color w:val="A31515"/>
+                <w:sz w:val="17"/>
+                <w:szCs w:val="17"/>
+              </w:rPr>
+              <w:t xml:space="preserve">kubeadm</w:t>
+            </w:r>
+            <w:r>
+              <w:rPr>
+                <w:rFonts w:ascii="Calibri" w:cs="Calibri" w:eastAsia="Calibri" w:hAnsi="Calibri"/>
+                <w:sz w:val="19"/>
+                <w:szCs w:val="19"/>
+              </w:rPr>
+              <w:t xml:space="preserve">, </w:t>
+            </w:r>
+            <w:r>
+              <w:rPr>
+                <w:rFonts w:ascii="Consolas" w:cs="Consolas" w:eastAsia="Consolas" w:hAnsi="Consolas"/>
+                <w:color w:val="A31515"/>
+                <w:sz w:val="17"/>
+                <w:szCs w:val="17"/>
+              </w:rPr>
+              <w:t xml:space="preserve">kubectl</w:t>
+            </w:r>
+            <w:r>
+              <w:rPr>
+                <w:rFonts w:ascii="Calibri" w:cs="Calibri" w:eastAsia="Calibri" w:hAnsi="Calibri"/>
+                <w:sz w:val="19"/>
+                <w:szCs w:val="19"/>
+              </w:rPr>
+              <w:t xml:space="preserve">, </w:t>
+            </w:r>
+            <w:r>
+              <w:rPr>
+                <w:rFonts w:ascii="Consolas" w:cs="Consolas" w:eastAsia="Consolas" w:hAnsi="Consolas"/>
+                <w:color w:val="A31515"/>
+                <w:sz w:val="17"/>
+                <w:szCs w:val="17"/>
+              </w:rPr>
+              <w:t xml:space="preserve">kubelet</w:t>
+            </w:r>
+            <w:r>
+              <w:rPr>
+                <w:rFonts w:ascii="Calibri" w:cs="Calibri" w:eastAsia="Calibri" w:hAnsi="Calibri"/>
+                <w:sz w:val="19"/>
+                <w:szCs w:val="19"/>
+              </w:rPr>
+              <w:t xml:space="preserve">. The holds stop a plain </w:t>
+            </w:r>
+            <w:r>
+              <w:rPr>
+                <w:rFonts w:ascii="Consolas" w:cs="Consolas" w:eastAsia="Consolas" w:hAnsi="Consolas"/>
+                <w:color w:val="A31515"/>
+                <w:sz w:val="17"/>
+                <w:szCs w:val="17"/>
+              </w:rPr>
+              <w:t xml:space="preserve">apt upgrade</w:t>
+            </w:r>
+            <w:r>
+              <w:rPr>
+                <w:rFonts w:ascii="Calibri" w:cs="Calibri" w:eastAsia="Calibri" w:hAnsi="Calibri"/>
+                <w:sz w:val="19"/>
+                <w:szCs w:val="19"/>
+              </w:rPr>
+              <w:t xml:space="preserve"> from moving a component by accident</w:t>
+            </w:r>
+          </w:p>
+        </w:tc>
+      </w:tr>
+      <w:tr>
+        <w:trPr>
+          <w:cantSplit/>
+        </w:trPr>
+        <w:tc>
+          <w:tcPr>
+            <w:tcW w:type="dxa" w:w="3049"/>
+            <w:tcBorders>
+              <w:top w:val="single" w:color="BFC8D2" w:sz="4"/>
+              <w:left w:val="single" w:color="BFC8D2" w:sz="4"/>
+              <w:bottom w:val="single" w:color="BFC8D2" w:sz="4"/>
+              <w:right w:val="single" w:color="BFC8D2" w:sz="4"/>
+            </w:tcBorders>
+            <w:shd w:fill="F6F8FA" w:color="auto" w:val="clear"/>
+            <w:tcMar>
+              <w:top w:type="dxa" w:w="70"/>
+              <w:left w:type="dxa" w:w="110"/>
+              <w:bottom w:type="dxa" w:w="70"/>
+              <w:right w:type="dxa" w:w="110"/>
+            </w:tcMar>
+          </w:tcPr>
+          <w:p>
+            <w:pPr>
+              <w:spacing w:after="0" w:line="252"/>
+            </w:pPr>
+            <w:r>
+              <w:rPr>
+                <w:rFonts w:ascii="Calibri" w:cs="Calibri" w:eastAsia="Calibri" w:hAnsi="Calibri"/>
+                <w:sz w:val="19"/>
+                <w:szCs w:val="19"/>
+              </w:rPr>
+              <w:t xml:space="preserve">curl</w:t>
+            </w:r>
+          </w:p>
+        </w:tc>
+        <w:tc>
+          <w:tcPr>
+            <w:tcW w:type="dxa" w:w="6311"/>
+            <w:tcBorders>
+              <w:top w:val="single" w:color="BFC8D2" w:sz="4"/>
+              <w:left w:val="single" w:color="BFC8D2" w:sz="4"/>
+              <w:bottom w:val="single" w:color="BFC8D2" w:sz="4"/>
+              <w:right w:val="single" w:color="BFC8D2" w:sz="4"/>
+            </w:tcBorders>
+            <w:shd w:fill="F6F8FA" w:color="auto" w:val="clear"/>
+            <w:tcMar>
+              <w:top w:type="dxa" w:w="70"/>
+              <w:left w:type="dxa" w:w="110"/>
+              <w:bottom w:type="dxa" w:w="70"/>
+              <w:right w:type="dxa" w:w="110"/>
+            </w:tcMar>
+          </w:tcPr>
+          <w:p>
+            <w:pPr>
+              <w:spacing w:after="0" w:line="252"/>
+            </w:pPr>
+            <w:r>
+              <w:rPr>
+                <w:rFonts w:ascii="Consolas" w:cs="Consolas" w:eastAsia="Consolas" w:hAnsi="Consolas"/>
+                <w:color w:val="A31515"/>
+                <w:sz w:val="17"/>
+                <w:szCs w:val="17"/>
+              </w:rPr>
+              <w:t xml:space="preserve">200</w:t>
+            </w:r>
+          </w:p>
+        </w:tc>
+      </w:tr>
+      <w:tr>
+        <w:trPr>
+          <w:cantSplit/>
+        </w:trPr>
+        <w:tc>
+          <w:tcPr>
+            <w:tcW w:type="dxa" w:w="3049"/>
+            <w:tcBorders>
+              <w:top w:val="single" w:color="BFC8D2" w:sz="4"/>
+              <w:left w:val="single" w:color="BFC8D2" w:sz="4"/>
+              <w:bottom w:val="single" w:color="BFC8D2" w:sz="4"/>
+              <w:right w:val="single" w:color="BFC8D2" w:sz="4"/>
+            </w:tcBorders>
+            <w:shd w:fill="FFFFFF" w:color="auto" w:val="clear"/>
+            <w:tcMar>
+              <w:top w:type="dxa" w:w="70"/>
+              <w:left w:type="dxa" w:w="110"/>
+              <w:bottom w:type="dxa" w:w="70"/>
+              <w:right w:type="dxa" w:w="110"/>
+            </w:tcMar>
+          </w:tcPr>
+          <w:p>
+            <w:pPr>
+              <w:spacing w:after="0" w:line="252"/>
+            </w:pPr>
+            <w:r>
+              <w:rPr>
+                <w:rFonts w:ascii="Calibri" w:cs="Calibri" w:eastAsia="Calibri" w:hAnsi="Calibri"/>
+                <w:sz w:val="19"/>
+                <w:szCs w:val="19"/>
+              </w:rPr>
+              <w:t xml:space="preserve">Certificates</w:t>
+            </w:r>
+          </w:p>
+        </w:tc>
+        <w:tc>
+          <w:tcPr>
+            <w:tcW w:type="dxa" w:w="6311"/>
+            <w:tcBorders>
+              <w:top w:val="single" w:color="BFC8D2" w:sz="4"/>
+              <w:left w:val="single" w:color="BFC8D2" w:sz="4"/>
+              <w:bottom w:val="single" w:color="BFC8D2" w:sz="4"/>
+              <w:right w:val="single" w:color="BFC8D2" w:sz="4"/>
+            </w:tcBorders>
+            <w:shd w:fill="FFFFFF" w:color="auto" w:val="clear"/>
+            <w:tcMar>
+              <w:top w:type="dxa" w:w="70"/>
+              <w:left w:type="dxa" w:w="110"/>
+              <w:bottom w:type="dxa" w:w="70"/>
+              <w:right w:type="dxa" w:w="110"/>
+            </w:tcMar>
+          </w:tcPr>
+          <w:p>
+            <w:pPr>
+              <w:spacing w:after="0" w:line="252"/>
+            </w:pPr>
+            <w:r>
+              <w:rPr>
+                <w:rFonts w:ascii="Calibri" w:cs="Calibri" w:eastAsia="Calibri" w:hAnsi="Calibri"/>
+                <w:sz w:val="19"/>
+                <w:szCs w:val="19"/>
+              </w:rPr>
+              <w:t xml:space="preserve">About 364 days left on every certificate. The upgrade renews them. The CAs show about 9 years</w:t>
+            </w:r>
+          </w:p>
+        </w:tc>
+      </w:tr>
+    </w:tbl>
+    <w:p>
+      <w:pPr>
+        <w:spacing w:after="140"/>
+      </w:pPr>
+    </w:p>
+    <w:p>
+      <w:pPr>
+        <w:spacing w:after="140" w:line="288"/>
+      </w:pPr>
+      <w:r>
+        <w:rPr>
+          <w:rFonts w:ascii="Calibri" w:cs="Calibri" w:eastAsia="Calibri" w:hAnsi="Calibri"/>
+          <w:sz w:val="22"/>
+          <w:szCs w:val="22"/>
+        </w:rPr>
+        <w:t xml:space="preserve">Nothing moves pods back after an uncordon, so rebalance the Deployment with </w:t>
+      </w:r>
+      <w:r>
+        <w:rPr>
+          <w:rFonts w:ascii="Consolas" w:cs="Consolas" w:eastAsia="Consolas" w:hAnsi="Consolas"/>
+          <w:color w:val="A31515"/>
+          <w:sz w:val="20"/>
+          <w:szCs w:val="20"/>
+        </w:rPr>
+        <w:t xml:space="preserve">kubectl rollout restart deployment nginx</w:t>
+      </w:r>
+      <w:r>
+        <w:rPr>
+          <w:rFonts w:ascii="Calibri" w:cs="Calibri" w:eastAsia="Calibri" w:hAnsi="Calibri"/>
+          <w:sz w:val="22"/>
+          <w:szCs w:val="22"/>
+        </w:rPr>
+        <w:t xml:space="preserve">. In the worked example this gave two pods per worker.</w:t>
+      </w:r>
+    </w:p>
+    <w:p>
+      <w:pPr>
+        <w:spacing w:after="140" w:line="288"/>
+      </w:pPr>
+      <w:r>
+        <w:rPr>
+          <w:rFonts w:ascii="Calibri" w:cs="Calibri" w:eastAsia="Calibri" w:hAnsi="Calibri"/>
+          <w:sz w:val="22"/>
+          <w:szCs w:val="22"/>
+        </w:rPr>
+        <w:t xml:space="preserve">A kubeadm certificate lasts a year unless renewed. An upgrade renews it, so upgrading at least once a year keeps the cluster healthy. The </w:t>
+      </w:r>
+      <w:r>
+        <w:rPr>
+          <w:rFonts w:ascii="Consolas" w:cs="Consolas" w:eastAsia="Consolas" w:hAnsi="Consolas"/>
+          <w:color w:val="A31515"/>
+          <w:sz w:val="20"/>
+          <w:szCs w:val="20"/>
+        </w:rPr>
+        <w:t xml:space="preserve">~/.kube/config</w:t>
+      </w:r>
+      <w:r>
+        <w:rPr>
+          <w:rFonts w:ascii="Calibri" w:cs="Calibri" w:eastAsia="Calibri" w:hAnsi="Calibri"/>
+          <w:sz w:val="22"/>
+          <w:szCs w:val="22"/>
+        </w:rPr>
+        <w:t xml:space="preserve"> copy of </w:t>
+      </w:r>
+      <w:r>
+        <w:rPr>
+          <w:rFonts w:ascii="Consolas" w:cs="Consolas" w:eastAsia="Consolas" w:hAnsi="Consolas"/>
+          <w:color w:val="A31515"/>
+          <w:sz w:val="20"/>
+          <w:szCs w:val="20"/>
+        </w:rPr>
+        <w:t xml:space="preserve">admin.conf</w:t>
+      </w:r>
+      <w:r>
+        <w:rPr>
+          <w:rFonts w:ascii="Calibri" w:cs="Calibri" w:eastAsia="Calibri" w:hAnsi="Calibri"/>
+          <w:sz w:val="22"/>
+          <w:szCs w:val="22"/>
+        </w:rPr>
+        <w:t xml:space="preserve"> is </w:t>
+      </w:r>
+      <w:r>
+        <w:rPr>
+          <w:rFonts w:ascii="Calibri" w:cs="Calibri" w:eastAsia="Calibri" w:hAnsi="Calibri"/>
+          <w:b/>
+          <w:bCs/>
+          <w:sz w:val="22"/>
+          <w:szCs w:val="22"/>
+        </w:rPr>
+        <w:t xml:space="preserve">not</w:t>
+      </w:r>
+      <w:r>
+        <w:rPr>
+          <w:rFonts w:ascii="Calibri" w:cs="Calibri" w:eastAsia="Calibri" w:hAnsi="Calibri"/>
+          <w:sz w:val="22"/>
+          <w:szCs w:val="22"/>
+        </w:rPr>
+        <w:t xml:space="preserve"> renewed by an upgrade, because it is a copy. After a renewal, recopy it. This runs </w:t>
+      </w:r>
+      <w:r>
+        <w:rPr>
+          <w:rFonts w:ascii="Calibri" w:cs="Calibri" w:eastAsia="Calibri" w:hAnsi="Calibri"/>
+          <w:b/>
+          <w:bCs/>
+          <w:sz w:val="22"/>
+          <w:szCs w:val="22"/>
+        </w:rPr>
+        <w:t xml:space="preserve">inside the master VM</w:t>
+      </w:r>
+      <w:r>
+        <w:rPr>
+          <w:rFonts w:ascii="Calibri" w:cs="Calibri" w:eastAsia="Calibri" w:hAnsi="Calibri"/>
+          <w:sz w:val="22"/>
+          <w:szCs w:val="22"/>
+        </w:rPr>
+        <w:t xml:space="preserve"> (</w:t>
+      </w:r>
+      <w:r>
+        <w:rPr>
+          <w:rFonts w:ascii="Consolas" w:cs="Consolas" w:eastAsia="Consolas" w:hAnsi="Consolas"/>
+          <w:color w:val="A31515"/>
+          <w:sz w:val="20"/>
+          <w:szCs w:val="20"/>
+        </w:rPr>
+        <w:t xml:space="preserve">multipass shell master</w:t>
+      </w:r>
+      <w:r>
+        <w:rPr>
+          <w:rFonts w:ascii="Calibri" w:cs="Calibri" w:eastAsia="Calibri" w:hAnsi="Calibri"/>
+          <w:sz w:val="22"/>
+          <w:szCs w:val="22"/>
+        </w:rPr>
+        <w:t xml:space="preserve">), not in Windows PowerShell, because </w:t>
+      </w:r>
+      <w:r>
+        <w:rPr>
+          <w:rFonts w:ascii="Consolas" w:cs="Consolas" w:eastAsia="Consolas" w:hAnsi="Consolas"/>
+          <w:color w:val="A31515"/>
+          <w:sz w:val="20"/>
+          <w:szCs w:val="20"/>
+        </w:rPr>
+        <w:t xml:space="preserve">~</w:t>
+      </w:r>
+      <w:r>
+        <w:rPr>
+          <w:rFonts w:ascii="Calibri" w:cs="Calibri" w:eastAsia="Calibri" w:hAnsi="Calibri"/>
+          <w:sz w:val="22"/>
+          <w:szCs w:val="22"/>
+        </w:rPr>
+        <w:t xml:space="preserve"> and </w:t>
+      </w:r>
+      <w:r>
+        <w:rPr>
+          <w:rFonts w:ascii="Consolas" w:cs="Consolas" w:eastAsia="Consolas" w:hAnsi="Consolas"/>
+          <w:color w:val="A31515"/>
+          <w:sz w:val="20"/>
+          <w:szCs w:val="20"/>
+        </w:rPr>
+        <w:t xml:space="preserve">$(id -u)</w:t>
+      </w:r>
+      <w:r>
+        <w:rPr>
+          <w:rFonts w:ascii="Calibri" w:cs="Calibri" w:eastAsia="Calibri" w:hAnsi="Calibri"/>
+          <w:sz w:val="22"/>
+          <w:szCs w:val="22"/>
+        </w:rPr>
+        <w:t xml:space="preserve"> are for the master's bash. To see whether your copy is older, compare the two certificate dates first (they print only dates):</w:t>
+      </w:r>
+    </w:p>
+    <w:p>
+      <w:pPr>
+        <w:keepNext/>
+        <w:spacing w:after="40" w:before="120"/>
+      </w:pPr>
+      <w:r>
+        <w:rPr>
+          <w:rFonts w:ascii="Calibri" w:cs="Calibri" w:eastAsia="Calibri" w:hAnsi="Calibri"/>
+          <w:b/>
+          <w:bCs/>
+          <w:color w:val="1F5C99"/>
+          <w:sz w:val="20"/>
+          <w:szCs w:val="20"/>
+        </w:rPr>
+        <w:t xml:space="preserve">Run in: master VM</w:t>
+      </w:r>
+    </w:p>
+    <w:p>
+      <w:pPr>
+        <w:pBdr>
+          <w:top w:val="single" w:color="C8D0D8" w:sz="4" w:space="4"/>
+          <w:left w:val="single" w:color="1F5C99" w:sz="18" w:space="6"/>
+        </w:pBdr>
+        <w:shd w:fill="F3F5F7" w:color="auto" w:val="clear"/>
+        <w:spacing w:after="0" w:before="80" w:line="252"/>
+        <w:ind w:left="120" w:right="60"/>
+      </w:pPr>
+      <w:r>
+        <w:rPr>
+          <w:rFonts w:ascii="Consolas" w:cs="Consolas" w:eastAsia="Consolas" w:hAnsi="Consolas"/>
+          <w:sz w:val="17"/>
+          <w:szCs w:val="17"/>
+        </w:rPr>
+        <w:t xml:space="preserve">grep client-certificate-data ~/.kube/config | awk '{print $2}' | base64 -d | openssl x509 -noout -enddate</w:t>
+      </w:r>
+    </w:p>
+    <w:p>
+      <w:pPr>
+        <w:pBdr>
+          <w:left w:val="single" w:color="1F5C99" w:sz="18" w:space="6"/>
+        </w:pBdr>
+        <w:shd w:fill="F3F5F7" w:color="auto" w:val="clear"/>
+        <w:spacing w:after="0" w:before="0" w:line="252"/>
+        <w:ind w:left="120" w:right="60"/>
+      </w:pPr>
+      <w:r>
+        <w:rPr>
+          <w:rFonts w:ascii="Consolas" w:cs="Consolas" w:eastAsia="Consolas" w:hAnsi="Consolas"/>
+          <w:sz w:val="17"/>
+          <w:szCs w:val="17"/>
+        </w:rPr>
+        <w:t xml:space="preserve">sudo grep client-certificate-data /etc/kubernetes/admin.conf | awk '{print $2}' | base64 -d | openssl x509 -noout -enddate</w:t>
+      </w:r>
+    </w:p>
+    <w:p>
+      <w:pPr>
+        <w:pBdr>
+          <w:left w:val="single" w:color="1F5C99" w:sz="18" w:space="6"/>
+        </w:pBdr>
+        <w:shd w:fill="F3F5F7" w:color="auto" w:val="clear"/>
+        <w:spacing w:after="0" w:before="0" w:line="252"/>
+        <w:ind w:left="120" w:right="60"/>
+      </w:pPr>
+      <w:r>
+        <w:rPr>
+          <w:rFonts w:ascii="Consolas" w:cs="Consolas" w:eastAsia="Consolas" w:hAnsi="Consolas"/>
+          <w:sz w:val="17"/>
+          <w:szCs w:val="17"/>
+        </w:rPr>
+        <w:t xml:space="preserve">sudo cp /etc/kubernetes/admin.conf ~/.kube/config</w:t>
+      </w:r>
+    </w:p>
+    <w:p>
+      <w:pPr>
+        <w:pBdr>
+          <w:left w:val="single" w:color="1F5C99" w:sz="18" w:space="6"/>
+        </w:pBdr>
+        <w:shd w:fill="F3F5F7" w:color="auto" w:val="clear"/>
+        <w:spacing w:after="0" w:before="0" w:line="252"/>
+        <w:ind w:left="120" w:right="60"/>
+      </w:pPr>
+      <w:r>
+        <w:rPr>
+          <w:rFonts w:ascii="Consolas" w:cs="Consolas" w:eastAsia="Consolas" w:hAnsi="Consolas"/>
+          <w:sz w:val="17"/>
+          <w:szCs w:val="17"/>
+        </w:rPr>
+        <w:t xml:space="preserve">sudo chown $(id -u):$(id -g) ~/.kube/config</w:t>
+      </w:r>
+    </w:p>
+    <w:p>
+      <w:pPr>
+        <w:pBdr>
+          <w:bottom w:val="single" w:color="C8D0D8" w:sz="4" w:space="4"/>
+          <w:left w:val="single" w:color="1F5C99" w:sz="18" w:space="6"/>
+        </w:pBdr>
+        <w:shd w:fill="F3F5F7" w:color="auto" w:val="clear"/>
+        <w:spacing w:after="160" w:before="0" w:line="252"/>
+        <w:ind w:left="120" w:right="60"/>
+      </w:pPr>
+      <w:r>
+        <w:rPr>
+          <w:rFonts w:ascii="Consolas" w:cs="Consolas" w:eastAsia="Consolas" w:hAnsi="Consolas"/>
+          <w:sz w:val="17"/>
+          <w:szCs w:val="17"/>
+        </w:rPr>
+        <w:t xml:space="preserve">kubectl get nodes</w:t>
+      </w:r>
+    </w:p>
+    <w:p>
+      <w:pPr>
+        <w:pStyle w:val="Heading2"/>
+      </w:pPr>
+      <w:r>
+        <w:t xml:space="preserve">23.10 Mistakes that happened in the worked example</w:t>
+      </w:r>
+    </w:p>
+    <w:tbl>
+      <w:tblPr>
+        <w:tblW w:type="dxa" w:w="9360"/>
+        <w:tblBorders>
+          <w:top w:val="single" w:color="auto" w:sz="4"/>
+          <w:left w:val="single" w:color="auto" w:sz="4"/>
+          <w:bottom w:val="single" w:color="auto" w:sz="4"/>
+          <w:right w:val="single" w:color="auto" w:sz="4"/>
+          <w:insideH w:val="single" w:color="auto" w:sz="4"/>
+          <w:insideV w:val="single" w:color="auto" w:sz="4"/>
+        </w:tblBorders>
+      </w:tblPr>
+      <w:tblGrid>
+        <w:gridCol w:w="2978"/>
+        <w:gridCol w:w="3190"/>
+        <w:gridCol w:w="3192"/>
+      </w:tblGrid>
+      <w:tr>
+        <w:trPr>
+          <w:cantSplit/>
+          <w:tblHeader/>
+        </w:trPr>
+        <w:tc>
+          <w:tcPr>
+            <w:tcW w:type="dxa" w:w="2978"/>
+            <w:tcBorders>
+              <w:top w:val="single" w:color="BFC8D2" w:sz="4"/>
+              <w:left w:val="single" w:color="BFC8D2" w:sz="4"/>
+              <w:bottom w:val="single" w:color="BFC8D2" w:sz="4"/>
+              <w:right w:val="single" w:color="BFC8D2" w:sz="4"/>
+            </w:tcBorders>
+            <w:shd w:fill="1F5C99" w:color="auto" w:val="clear"/>
+            <w:tcMar>
+              <w:top w:type="dxa" w:w="70"/>
+              <w:left w:type="dxa" w:w="110"/>
+              <w:bottom w:type="dxa" w:w="70"/>
+              <w:right w:type="dxa" w:w="110"/>
+            </w:tcMar>
+          </w:tcPr>
+          <w:p>
+            <w:pPr>
+              <w:spacing w:after="0" w:line="252"/>
+            </w:pPr>
+            <w:r>
+              <w:rPr>
+                <w:rFonts w:ascii="Calibri" w:cs="Calibri" w:eastAsia="Calibri" w:hAnsi="Calibri"/>
+                <w:b/>
+                <w:bCs/>
+                <w:color w:val="FFFFFF"/>
+                <w:sz w:val="19"/>
+                <w:szCs w:val="19"/>
+              </w:rPr>
+              <w:t xml:space="preserve">Mistake</w:t>
+            </w:r>
+          </w:p>
+        </w:tc>
+        <w:tc>
+          <w:tcPr>
+            <w:tcW w:type="dxa" w:w="3190"/>
+            <w:tcBorders>
+              <w:top w:val="single" w:color="BFC8D2" w:sz="4"/>
+              <w:left w:val="single" w:color="BFC8D2" w:sz="4"/>
+              <w:bottom w:val="single" w:color="BFC8D2" w:sz="4"/>
+              <w:right w:val="single" w:color="BFC8D2" w:sz="4"/>
+            </w:tcBorders>
+            <w:shd w:fill="1F5C99" w:color="auto" w:val="clear"/>
+            <w:tcMar>
+              <w:top w:type="dxa" w:w="70"/>
+              <w:left w:type="dxa" w:w="110"/>
+              <w:bottom w:type="dxa" w:w="70"/>
+              <w:right w:type="dxa" w:w="110"/>
+            </w:tcMar>
+          </w:tcPr>
+          <w:p>
+            <w:pPr>
+              <w:spacing w:after="0" w:line="252"/>
+            </w:pPr>
+            <w:r>
+              <w:rPr>
+                <w:rFonts w:ascii="Calibri" w:cs="Calibri" w:eastAsia="Calibri" w:hAnsi="Calibri"/>
+                <w:b/>
+                <w:bCs/>
+                <w:color w:val="FFFFFF"/>
+                <w:sz w:val="19"/>
+                <w:szCs w:val="19"/>
+              </w:rPr>
+              <w:t xml:space="preserve">What happened</w:t>
+            </w:r>
+          </w:p>
+        </w:tc>
+        <w:tc>
+          <w:tcPr>
+            <w:tcW w:type="dxa" w:w="3192"/>
+            <w:tcBorders>
+              <w:top w:val="single" w:color="BFC8D2" w:sz="4"/>
+              <w:left w:val="single" w:color="BFC8D2" w:sz="4"/>
+              <w:bottom w:val="single" w:color="BFC8D2" w:sz="4"/>
+              <w:right w:val="single" w:color="BFC8D2" w:sz="4"/>
+            </w:tcBorders>
+            <w:shd w:fill="1F5C99" w:color="auto" w:val="clear"/>
+            <w:tcMar>
+              <w:top w:type="dxa" w:w="70"/>
+              <w:left w:type="dxa" w:w="110"/>
+              <w:bottom w:type="dxa" w:w="70"/>
+              <w:right w:type="dxa" w:w="110"/>
+            </w:tcMar>
+          </w:tcPr>
+          <w:p>
+            <w:pPr>
+              <w:spacing w:after="0" w:line="252"/>
+            </w:pPr>
+            <w:r>
+              <w:rPr>
+                <w:rFonts w:ascii="Calibri" w:cs="Calibri" w:eastAsia="Calibri" w:hAnsi="Calibri"/>
+                <w:b/>
+                <w:bCs/>
+                <w:color w:val="FFFFFF"/>
+                <w:sz w:val="19"/>
+                <w:szCs w:val="19"/>
+              </w:rPr>
+              <w:t xml:space="preserve">Fix</w:t>
+            </w:r>
+          </w:p>
+        </w:tc>
+      </w:tr>
+      <w:tr>
+        <w:trPr>
+          <w:cantSplit/>
+        </w:trPr>
+        <w:tc>
+          <w:tcPr>
+            <w:tcW w:type="dxa" w:w="2978"/>
+            <w:tcBorders>
+              <w:top w:val="single" w:color="BFC8D2" w:sz="4"/>
+              <w:left w:val="single" w:color="BFC8D2" w:sz="4"/>
+              <w:bottom w:val="single" w:color="BFC8D2" w:sz="4"/>
+              <w:right w:val="single" w:color="BFC8D2" w:sz="4"/>
+            </w:tcBorders>
+            <w:shd w:fill="FFFFFF" w:color="auto" w:val="clear"/>
+            <w:tcMar>
+              <w:top w:type="dxa" w:w="70"/>
+              <w:left w:type="dxa" w:w="110"/>
+              <w:bottom w:type="dxa" w:w="70"/>
+              <w:right w:type="dxa" w:w="110"/>
+            </w:tcMar>
+          </w:tcPr>
+          <w:p>
+            <w:pPr>
+              <w:spacing w:after="0" w:line="252"/>
+            </w:pPr>
+            <w:r>
+              <w:rPr>
+                <w:rFonts w:ascii="Calibri" w:cs="Calibri" w:eastAsia="Calibri" w:hAnsi="Calibri"/>
+                <w:sz w:val="19"/>
+                <w:szCs w:val="19"/>
+              </w:rPr>
+              <w:t xml:space="preserve">Typing </w:t>
+            </w:r>
+            <w:r>
+              <w:rPr>
+                <w:rFonts w:ascii="Consolas" w:cs="Consolas" w:eastAsia="Consolas" w:hAnsi="Consolas"/>
+                <w:color w:val="A31515"/>
+                <w:sz w:val="17"/>
+                <w:szCs w:val="17"/>
+              </w:rPr>
+              <w:t xml:space="preserve">kubectl</w:t>
+            </w:r>
+            <w:r>
+              <w:rPr>
+                <w:rFonts w:ascii="Calibri" w:cs="Calibri" w:eastAsia="Calibri" w:hAnsi="Calibri"/>
+                <w:sz w:val="19"/>
+                <w:szCs w:val="19"/>
+              </w:rPr>
+              <w:t xml:space="preserve"> in Windows PowerShell</w:t>
+            </w:r>
+          </w:p>
+        </w:tc>
+        <w:tc>
+          <w:tcPr>
+            <w:tcW w:type="dxa" w:w="3190"/>
+            <w:tcBorders>
+              <w:top w:val="single" w:color="BFC8D2" w:sz="4"/>
+              <w:left w:val="single" w:color="BFC8D2" w:sz="4"/>
+              <w:bottom w:val="single" w:color="BFC8D2" w:sz="4"/>
+              <w:right w:val="single" w:color="BFC8D2" w:sz="4"/>
+            </w:tcBorders>
+            <w:shd w:fill="FFFFFF" w:color="auto" w:val="clear"/>
+            <w:tcMar>
+              <w:top w:type="dxa" w:w="70"/>
+              <w:left w:type="dxa" w:w="110"/>
+              <w:bottom w:type="dxa" w:w="70"/>
+              <w:right w:type="dxa" w:w="110"/>
+            </w:tcMar>
+          </w:tcPr>
+          <w:p>
+            <w:pPr>
+              <w:spacing w:after="0" w:line="252"/>
+            </w:pPr>
+            <w:r>
+              <w:rPr>
+                <w:rFonts w:ascii="Consolas" w:cs="Consolas" w:eastAsia="Consolas" w:hAnsi="Consolas"/>
+                <w:color w:val="A31515"/>
+                <w:sz w:val="17"/>
+                <w:szCs w:val="17"/>
+              </w:rPr>
+              <w:t xml:space="preserve">connection refused</w:t>
+            </w:r>
+            <w:r>
+              <w:rPr>
+                <w:rFonts w:ascii="Calibri" w:cs="Calibri" w:eastAsia="Calibri" w:hAnsi="Calibri"/>
+                <w:sz w:val="19"/>
+                <w:szCs w:val="19"/>
+              </w:rPr>
+              <w:t xml:space="preserve"> to </w:t>
+            </w:r>
+            <w:r>
+              <w:rPr>
+                <w:rFonts w:ascii="Consolas" w:cs="Consolas" w:eastAsia="Consolas" w:hAnsi="Consolas"/>
+                <w:color w:val="A31515"/>
+                <w:sz w:val="17"/>
+                <w:szCs w:val="17"/>
+              </w:rPr>
+              <w:t xml:space="preserve">127.0.0.1</w:t>
+            </w:r>
+            <w:r>
+              <w:rPr>
+                <w:rFonts w:ascii="Calibri" w:cs="Calibri" w:eastAsia="Calibri" w:hAnsi="Calibri"/>
+                <w:sz w:val="19"/>
+                <w:szCs w:val="19"/>
+              </w:rPr>
+              <w:t xml:space="preserve">, because Windows has its own kubectl</w:t>
+            </w:r>
+          </w:p>
+        </w:tc>
+        <w:tc>
+          <w:tcPr>
+            <w:tcW w:type="dxa" w:w="3192"/>
+            <w:tcBorders>
+              <w:top w:val="single" w:color="BFC8D2" w:sz="4"/>
+              <w:left w:val="single" w:color="BFC8D2" w:sz="4"/>
+              <w:bottom w:val="single" w:color="BFC8D2" w:sz="4"/>
+              <w:right w:val="single" w:color="BFC8D2" w:sz="4"/>
+            </w:tcBorders>
+            <w:shd w:fill="FFFFFF" w:color="auto" w:val="clear"/>
+            <w:tcMar>
+              <w:top w:type="dxa" w:w="70"/>
+              <w:left w:type="dxa" w:w="110"/>
+              <w:bottom w:type="dxa" w:w="70"/>
+              <w:right w:type="dxa" w:w="110"/>
+            </w:tcMar>
+          </w:tcPr>
+          <w:p>
+            <w:pPr>
+              <w:spacing w:after="0" w:line="252"/>
+            </w:pPr>
+            <w:r>
+              <w:rPr>
+                <w:rFonts w:ascii="Calibri" w:cs="Calibri" w:eastAsia="Calibri" w:hAnsi="Calibri"/>
+                <w:sz w:val="19"/>
+                <w:szCs w:val="19"/>
+              </w:rPr>
+              <w:t xml:space="preserve">Use </w:t>
+            </w:r>
+            <w:r>
+              <w:rPr>
+                <w:rFonts w:ascii="Consolas" w:cs="Consolas" w:eastAsia="Consolas" w:hAnsi="Consolas"/>
+                <w:color w:val="A31515"/>
+                <w:sz w:val="17"/>
+                <w:szCs w:val="17"/>
+              </w:rPr>
+              <w:t xml:space="preserve">multipass exec master -- kubectl ...</w:t>
+            </w:r>
+            <w:r>
+              <w:rPr>
+                <w:rFonts w:ascii="Calibri" w:cs="Calibri" w:eastAsia="Calibri" w:hAnsi="Calibri"/>
+                <w:sz w:val="19"/>
+                <w:szCs w:val="19"/>
+              </w:rPr>
+              <w:t xml:space="preserve"> or work inside the master shell</w:t>
+            </w:r>
+          </w:p>
+        </w:tc>
+      </w:tr>
+      <w:tr>
+        <w:trPr>
+          <w:cantSplit/>
+        </w:trPr>
+        <w:tc>
+          <w:tcPr>
+            <w:tcW w:type="dxa" w:w="2978"/>
+            <w:tcBorders>
+              <w:top w:val="single" w:color="BFC8D2" w:sz="4"/>
+              <w:left w:val="single" w:color="BFC8D2" w:sz="4"/>
+              <w:bottom w:val="single" w:color="BFC8D2" w:sz="4"/>
+              <w:right w:val="single" w:color="BFC8D2" w:sz="4"/>
+            </w:tcBorders>
+            <w:shd w:fill="F6F8FA" w:color="auto" w:val="clear"/>
+            <w:tcMar>
+              <w:top w:type="dxa" w:w="70"/>
+              <w:left w:type="dxa" w:w="110"/>
+              <w:bottom w:type="dxa" w:w="70"/>
+              <w:right w:type="dxa" w:w="110"/>
+            </w:tcMar>
+          </w:tcPr>
+          <w:p>
+            <w:pPr>
+              <w:spacing w:after="0" w:line="252"/>
+            </w:pPr>
+            <w:r>
+              <w:rPr>
+                <w:rFonts w:ascii="Calibri" w:cs="Calibri" w:eastAsia="Calibri" w:hAnsi="Calibri"/>
+                <w:sz w:val="19"/>
+                <w:szCs w:val="19"/>
+              </w:rPr>
+              <w:t xml:space="preserve">Leaving out the VM name: </w:t>
+            </w:r>
+            <w:r>
+              <w:rPr>
+                <w:rFonts w:ascii="Consolas" w:cs="Consolas" w:eastAsia="Consolas" w:hAnsi="Consolas"/>
+                <w:color w:val="A31515"/>
+                <w:sz w:val="17"/>
+                <w:szCs w:val="17"/>
+              </w:rPr>
+              <w:t xml:space="preserve">multipass exec -- kubectl ...</w:t>
+            </w:r>
+          </w:p>
+        </w:tc>
+        <w:tc>
+          <w:tcPr>
+            <w:tcW w:type="dxa" w:w="3190"/>
+            <w:tcBorders>
+              <w:top w:val="single" w:color="BFC8D2" w:sz="4"/>
+              <w:left w:val="single" w:color="BFC8D2" w:sz="4"/>
+              <w:bottom w:val="single" w:color="BFC8D2" w:sz="4"/>
+              <w:right w:val="single" w:color="BFC8D2" w:sz="4"/>
+            </w:tcBorders>
+            <w:shd w:fill="F6F8FA" w:color="auto" w:val="clear"/>
+            <w:tcMar>
+              <w:top w:type="dxa" w:w="70"/>
+              <w:left w:type="dxa" w:w="110"/>
+              <w:bottom w:type="dxa" w:w="70"/>
+              <w:right w:type="dxa" w:w="110"/>
+            </w:tcMar>
+          </w:tcPr>
+          <w:p>
+            <w:pPr>
+              <w:spacing w:after="0" w:line="252"/>
+            </w:pPr>
+            <w:r>
+              <w:rPr>
+                <w:rFonts w:ascii="Consolas" w:cs="Consolas" w:eastAsia="Consolas" w:hAnsi="Consolas"/>
+                <w:color w:val="A31515"/>
+                <w:sz w:val="17"/>
+                <w:szCs w:val="17"/>
+              </w:rPr>
+              <w:t xml:space="preserve">instance "kubectl" does not exist</w:t>
+            </w:r>
+          </w:p>
+        </w:tc>
+        <w:tc>
+          <w:tcPr>
+            <w:tcW w:type="dxa" w:w="3192"/>
+            <w:tcBorders>
+              <w:top w:val="single" w:color="BFC8D2" w:sz="4"/>
+              <w:left w:val="single" w:color="BFC8D2" w:sz="4"/>
+              <w:bottom w:val="single" w:color="BFC8D2" w:sz="4"/>
+              <w:right w:val="single" w:color="BFC8D2" w:sz="4"/>
+            </w:tcBorders>
+            <w:shd w:fill="F6F8FA" w:color="auto" w:val="clear"/>
+            <w:tcMar>
+              <w:top w:type="dxa" w:w="70"/>
+              <w:left w:type="dxa" w:w="110"/>
+              <w:bottom w:type="dxa" w:w="70"/>
+              <w:right w:type="dxa" w:w="110"/>
+            </w:tcMar>
+          </w:tcPr>
+          <w:p>
+            <w:pPr>
+              <w:spacing w:after="0" w:line="252"/>
+            </w:pPr>
+            <w:r>
+              <w:rPr>
+                <w:rFonts w:ascii="Calibri" w:cs="Calibri" w:eastAsia="Calibri" w:hAnsi="Calibri"/>
+                <w:sz w:val="19"/>
+                <w:szCs w:val="19"/>
+              </w:rPr>
+              <w:t xml:space="preserve">The name comes first: </w:t>
+            </w:r>
+            <w:r>
+              <w:rPr>
+                <w:rFonts w:ascii="Consolas" w:cs="Consolas" w:eastAsia="Consolas" w:hAnsi="Consolas"/>
+                <w:color w:val="A31515"/>
+                <w:sz w:val="17"/>
+                <w:szCs w:val="17"/>
+              </w:rPr>
+              <w:t xml:space="preserve">multipass exec master -- kubectl ...</w:t>
+            </w:r>
+          </w:p>
+        </w:tc>
+      </w:tr>
+      <w:tr>
+        <w:trPr>
+          <w:cantSplit/>
+        </w:trPr>
+        <w:tc>
+          <w:tcPr>
+            <w:tcW w:type="dxa" w:w="2978"/>
+            <w:tcBorders>
+              <w:top w:val="single" w:color="BFC8D2" w:sz="4"/>
+              <w:left w:val="single" w:color="BFC8D2" w:sz="4"/>
+              <w:bottom w:val="single" w:color="BFC8D2" w:sz="4"/>
+              <w:right w:val="single" w:color="BFC8D2" w:sz="4"/>
+            </w:tcBorders>
+            <w:shd w:fill="FFFFFF" w:color="auto" w:val="clear"/>
+            <w:tcMar>
+              <w:top w:type="dxa" w:w="70"/>
+              <w:left w:type="dxa" w:w="110"/>
+              <w:bottom w:type="dxa" w:w="70"/>
+              <w:right w:type="dxa" w:w="110"/>
+            </w:tcMar>
+          </w:tcPr>
+          <w:p>
+            <w:pPr>
+              <w:spacing w:after="0" w:line="252"/>
+            </w:pPr>
+            <w:r>
+              <w:rPr>
+                <w:rFonts w:ascii="Calibri" w:cs="Calibri" w:eastAsia="Calibri" w:hAnsi="Calibri"/>
+                <w:sz w:val="19"/>
+                <w:szCs w:val="19"/>
+              </w:rPr>
+              <w:t xml:space="preserve">Typing a </w:t>
+            </w:r>
+            <w:r>
+              <w:rPr>
+                <w:rFonts w:ascii="Consolas" w:cs="Consolas" w:eastAsia="Consolas" w:hAnsi="Consolas"/>
+                <w:color w:val="A31515"/>
+                <w:sz w:val="17"/>
+                <w:szCs w:val="17"/>
+              </w:rPr>
+              <w:t xml:space="preserve">multipass</w:t>
+            </w:r>
+            <w:r>
+              <w:rPr>
+                <w:rFonts w:ascii="Calibri" w:cs="Calibri" w:eastAsia="Calibri" w:hAnsi="Calibri"/>
+                <w:sz w:val="19"/>
+                <w:szCs w:val="19"/>
+              </w:rPr>
+              <w:t xml:space="preserve"> command inside a worker's shell</w:t>
+            </w:r>
+          </w:p>
+        </w:tc>
+        <w:tc>
+          <w:tcPr>
+            <w:tcW w:type="dxa" w:w="3190"/>
+            <w:tcBorders>
+              <w:top w:val="single" w:color="BFC8D2" w:sz="4"/>
+              <w:left w:val="single" w:color="BFC8D2" w:sz="4"/>
+              <w:bottom w:val="single" w:color="BFC8D2" w:sz="4"/>
+              <w:right w:val="single" w:color="BFC8D2" w:sz="4"/>
+            </w:tcBorders>
+            <w:shd w:fill="FFFFFF" w:color="auto" w:val="clear"/>
+            <w:tcMar>
+              <w:top w:type="dxa" w:w="70"/>
+              <w:left w:type="dxa" w:w="110"/>
+              <w:bottom w:type="dxa" w:w="70"/>
+              <w:right w:type="dxa" w:w="110"/>
+            </w:tcMar>
+          </w:tcPr>
+          <w:p>
+            <w:pPr>
+              <w:spacing w:after="0" w:line="252"/>
+            </w:pPr>
+            <w:r>
+              <w:rPr>
+                <w:rFonts w:ascii="Consolas" w:cs="Consolas" w:eastAsia="Consolas" w:hAnsi="Consolas"/>
+                <w:color w:val="A31515"/>
+                <w:sz w:val="17"/>
+                <w:szCs w:val="17"/>
+              </w:rPr>
+              <w:t xml:space="preserve">multipass: command not found</w:t>
+            </w:r>
+            <w:r>
+              <w:rPr>
+                <w:rFonts w:ascii="Calibri" w:cs="Calibri" w:eastAsia="Calibri" w:hAnsi="Calibri"/>
+                <w:sz w:val="19"/>
+                <w:szCs w:val="19"/>
+              </w:rPr>
+              <w:t xml:space="preserve">. The command only exists on Windows</w:t>
+            </w:r>
+          </w:p>
+        </w:tc>
+        <w:tc>
+          <w:tcPr>
+            <w:tcW w:type="dxa" w:w="3192"/>
+            <w:tcBorders>
+              <w:top w:val="single" w:color="BFC8D2" w:sz="4"/>
+              <w:left w:val="single" w:color="BFC8D2" w:sz="4"/>
+              <w:bottom w:val="single" w:color="BFC8D2" w:sz="4"/>
+              <w:right w:val="single" w:color="BFC8D2" w:sz="4"/>
+            </w:tcBorders>
+            <w:shd w:fill="FFFFFF" w:color="auto" w:val="clear"/>
+            <w:tcMar>
+              <w:top w:type="dxa" w:w="70"/>
+              <w:left w:type="dxa" w:w="110"/>
+              <w:bottom w:type="dxa" w:w="70"/>
+              <w:right w:type="dxa" w:w="110"/>
+            </w:tcMar>
+          </w:tcPr>
+          <w:p>
+            <w:pPr>
+              <w:spacing w:after="0" w:line="252"/>
+            </w:pPr>
+            <w:r>
+              <w:rPr>
+                <w:rFonts w:ascii="Calibri" w:cs="Calibri" w:eastAsia="Calibri" w:hAnsi="Calibri"/>
+                <w:sz w:val="19"/>
+                <w:szCs w:val="19"/>
+              </w:rPr>
+              <w:t xml:space="preserve">Run </w:t>
+            </w:r>
+            <w:r>
+              <w:rPr>
+                <w:rFonts w:ascii="Consolas" w:cs="Consolas" w:eastAsia="Consolas" w:hAnsi="Consolas"/>
+                <w:color w:val="A31515"/>
+                <w:sz w:val="17"/>
+                <w:szCs w:val="17"/>
+              </w:rPr>
+              <w:t xml:space="preserve">multipass ...</w:t>
+            </w:r>
+            <w:r>
+              <w:rPr>
+                <w:rFonts w:ascii="Calibri" w:cs="Calibri" w:eastAsia="Calibri" w:hAnsi="Calibri"/>
+                <w:sz w:val="19"/>
+                <w:szCs w:val="19"/>
+              </w:rPr>
+              <w:t xml:space="preserve"> commands in PowerShell</w:t>
+            </w:r>
+          </w:p>
+        </w:tc>
+      </w:tr>
+      <w:tr>
+        <w:trPr>
+          <w:cantSplit/>
+        </w:trPr>
+        <w:tc>
+          <w:tcPr>
+            <w:tcW w:type="dxa" w:w="2978"/>
+            <w:tcBorders>
+              <w:top w:val="single" w:color="BFC8D2" w:sz="4"/>
+              <w:left w:val="single" w:color="BFC8D2" w:sz="4"/>
+              <w:bottom w:val="single" w:color="BFC8D2" w:sz="4"/>
+              <w:right w:val="single" w:color="BFC8D2" w:sz="4"/>
+            </w:tcBorders>
+            <w:shd w:fill="F6F8FA" w:color="auto" w:val="clear"/>
+            <w:tcMar>
+              <w:top w:type="dxa" w:w="70"/>
+              <w:left w:type="dxa" w:w="110"/>
+              <w:bottom w:type="dxa" w:w="70"/>
+              <w:right w:type="dxa" w:w="110"/>
+            </w:tcMar>
+          </w:tcPr>
+          <w:p>
+            <w:pPr>
+              <w:spacing w:after="0" w:line="252"/>
+            </w:pPr>
+            <w:r>
+              <w:rPr>
+                <w:rFonts w:ascii="Calibri" w:cs="Calibri" w:eastAsia="Calibri" w:hAnsi="Calibri"/>
+                <w:sz w:val="19"/>
+                <w:szCs w:val="19"/>
+              </w:rPr>
+              <w:t xml:space="preserve">Upgrading a worker's kubelet before draining it</w:t>
+            </w:r>
+          </w:p>
+        </w:tc>
+        <w:tc>
+          <w:tcPr>
+            <w:tcW w:type="dxa" w:w="3190"/>
+            <w:tcBorders>
+              <w:top w:val="single" w:color="BFC8D2" w:sz="4"/>
+              <w:left w:val="single" w:color="BFC8D2" w:sz="4"/>
+              <w:bottom w:val="single" w:color="BFC8D2" w:sz="4"/>
+              <w:right w:val="single" w:color="BFC8D2" w:sz="4"/>
+            </w:tcBorders>
+            <w:shd w:fill="F6F8FA" w:color="auto" w:val="clear"/>
+            <w:tcMar>
+              <w:top w:type="dxa" w:w="70"/>
+              <w:left w:type="dxa" w:w="110"/>
+              <w:bottom w:type="dxa" w:w="70"/>
+              <w:right w:type="dxa" w:w="110"/>
+            </w:tcMar>
+          </w:tcPr>
+          <w:p>
+            <w:pPr>
+              <w:spacing w:after="0" w:line="252"/>
+            </w:pPr>
+            <w:r>
+              <w:rPr>
+                <w:rFonts w:ascii="Calibri" w:cs="Calibri" w:eastAsia="Calibri" w:hAnsi="Calibri"/>
+                <w:sz w:val="19"/>
+                <w:szCs w:val="19"/>
+              </w:rPr>
+              <w:t xml:space="preserve">It worked, but the docs require draining first, and in a real cluster it can disrupt pods</w:t>
+            </w:r>
+          </w:p>
+        </w:tc>
+        <w:tc>
+          <w:tcPr>
+            <w:tcW w:type="dxa" w:w="3192"/>
+            <w:tcBorders>
+              <w:top w:val="single" w:color="BFC8D2" w:sz="4"/>
+              <w:left w:val="single" w:color="BFC8D2" w:sz="4"/>
+              <w:bottom w:val="single" w:color="BFC8D2" w:sz="4"/>
+              <w:right w:val="single" w:color="BFC8D2" w:sz="4"/>
+            </w:tcBorders>
+            <w:shd w:fill="F6F8FA" w:color="auto" w:val="clear"/>
+            <w:tcMar>
+              <w:top w:type="dxa" w:w="70"/>
+              <w:left w:type="dxa" w:w="110"/>
+              <w:bottom w:type="dxa" w:w="70"/>
+              <w:right w:type="dxa" w:w="110"/>
+            </w:tcMar>
+          </w:tcPr>
+          <w:p>
+            <w:pPr>
+              <w:spacing w:after="0" w:line="252"/>
+            </w:pPr>
+            <w:r>
+              <w:rPr>
+                <w:rFonts w:ascii="Calibri" w:cs="Calibri" w:eastAsia="Calibri" w:hAnsi="Calibri"/>
+                <w:sz w:val="19"/>
+                <w:szCs w:val="19"/>
+              </w:rPr>
+              <w:t xml:space="preserve">Drain first (Step 3), then upgrade</w:t>
+            </w:r>
+          </w:p>
+        </w:tc>
+      </w:tr>
+      <w:tr>
+        <w:trPr>
+          <w:cantSplit/>
+        </w:trPr>
+        <w:tc>
+          <w:tcPr>
+            <w:tcW w:type="dxa" w:w="2978"/>
+            <w:tcBorders>
+              <w:top w:val="single" w:color="BFC8D2" w:sz="4"/>
+              <w:left w:val="single" w:color="BFC8D2" w:sz="4"/>
+              <w:bottom w:val="single" w:color="BFC8D2" w:sz="4"/>
+              <w:right w:val="single" w:color="BFC8D2" w:sz="4"/>
+            </w:tcBorders>
+            <w:shd w:fill="FFFFFF" w:color="auto" w:val="clear"/>
+            <w:tcMar>
+              <w:top w:type="dxa" w:w="70"/>
+              <w:left w:type="dxa" w:w="110"/>
+              <w:bottom w:type="dxa" w:w="70"/>
+              <w:right w:type="dxa" w:w="110"/>
+            </w:tcMar>
+          </w:tcPr>
+          <w:p>
+            <w:pPr>
+              <w:spacing w:after="0" w:line="252"/>
+            </w:pPr>
+            <w:r>
+              <w:rPr>
+                <w:rFonts w:ascii="Consolas" w:cs="Consolas" w:eastAsia="Consolas" w:hAnsi="Consolas"/>
+                <w:color w:val="A31515"/>
+                <w:sz w:val="17"/>
+                <w:szCs w:val="17"/>
+              </w:rPr>
+              <w:t xml:space="preserve">connection reset by peer</w:t>
+            </w:r>
+            <w:r>
+              <w:rPr>
+                <w:rFonts w:ascii="Calibri" w:cs="Calibri" w:eastAsia="Calibri" w:hAnsi="Calibri"/>
+                <w:sz w:val="19"/>
+                <w:szCs w:val="19"/>
+              </w:rPr>
+              <w:t xml:space="preserve"> during the image pull</w:t>
+            </w:r>
+          </w:p>
+        </w:tc>
+        <w:tc>
+          <w:tcPr>
+            <w:tcW w:type="dxa" w:w="3190"/>
+            <w:tcBorders>
+              <w:top w:val="single" w:color="BFC8D2" w:sz="4"/>
+              <w:left w:val="single" w:color="BFC8D2" w:sz="4"/>
+              <w:bottom w:val="single" w:color="BFC8D2" w:sz="4"/>
+              <w:right w:val="single" w:color="BFC8D2" w:sz="4"/>
+            </w:tcBorders>
+            <w:shd w:fill="FFFFFF" w:color="auto" w:val="clear"/>
+            <w:tcMar>
+              <w:top w:type="dxa" w:w="70"/>
+              <w:left w:type="dxa" w:w="110"/>
+              <w:bottom w:type="dxa" w:w="70"/>
+              <w:right w:type="dxa" w:w="110"/>
+            </w:tcMar>
+          </w:tcPr>
+          <w:p>
+            <w:pPr>
+              <w:spacing w:after="0" w:line="252"/>
+            </w:pPr>
+            <w:r>
+              <w:rPr>
+                <w:rFonts w:ascii="Calibri" w:cs="Calibri" w:eastAsia="Calibri" w:hAnsi="Calibri"/>
+                <w:sz w:val="19"/>
+                <w:szCs w:val="19"/>
+              </w:rPr>
+              <w:t xml:space="preserve">The pull stopped</w:t>
+            </w:r>
+          </w:p>
+        </w:tc>
+        <w:tc>
+          <w:tcPr>
+            <w:tcW w:type="dxa" w:w="3192"/>
+            <w:tcBorders>
+              <w:top w:val="single" w:color="BFC8D2" w:sz="4"/>
+              <w:left w:val="single" w:color="BFC8D2" w:sz="4"/>
+              <w:bottom w:val="single" w:color="BFC8D2" w:sz="4"/>
+              <w:right w:val="single" w:color="BFC8D2" w:sz="4"/>
+            </w:tcBorders>
+            <w:shd w:fill="FFFFFF" w:color="auto" w:val="clear"/>
+            <w:tcMar>
+              <w:top w:type="dxa" w:w="70"/>
+              <w:left w:type="dxa" w:w="110"/>
+              <w:bottom w:type="dxa" w:w="70"/>
+              <w:right w:type="dxa" w:w="110"/>
+            </w:tcMar>
+          </w:tcPr>
+          <w:p>
+            <w:pPr>
+              <w:spacing w:after="0" w:line="252"/>
+            </w:pPr>
+            <w:r>
+              <w:rPr>
+                <w:rFonts w:ascii="Calibri" w:cs="Calibri" w:eastAsia="Calibri" w:hAnsi="Calibri"/>
+                <w:sz w:val="19"/>
+                <w:szCs w:val="19"/>
+              </w:rPr>
+              <w:t xml:space="preserve">Repeat it, and use the retry loop (Section 23.5)</w:t>
+            </w:r>
+          </w:p>
+        </w:tc>
+      </w:tr>
+    </w:tbl>
+    <w:p>
+      <w:pPr>
+        <w:spacing w:after="140"/>
+      </w:pPr>
+    </w:p>
+    <w:p>
+      <w:pPr>
+        <w:pStyle w:val="Heading2"/>
+      </w:pPr>
+      <w:r>
+        <w:t xml:space="preserve">23.11 Rolling back, and the next hop</w:t>
+      </w:r>
+    </w:p>
+    <w:p>
+      <w:pPr>
+        <w:spacing w:after="140" w:line="288"/>
+      </w:pPr>
+      <w:r>
+        <w:rPr>
+          <w:rFonts w:ascii="Calibri" w:cs="Calibri" w:eastAsia="Calibri" w:hAnsi="Calibri"/>
+          <w:sz w:val="22"/>
+          <w:szCs w:val="22"/>
+        </w:rPr>
+        <w:t xml:space="preserve">There is no simple downgrade. The realistic rollback is to restore the pre-upgrade etcd snapshot and reinstall the old packages, which was not tested. On a lab cluster, rebuilding is often easier. That is why you rehearse an upgrade here before doing it for real.</w:t>
+      </w:r>
+    </w:p>
+    <w:p>
+      <w:pPr>
+        <w:spacing w:after="140" w:line="288"/>
+      </w:pPr>
+      <w:r>
+        <w:rPr>
+          <w:rFonts w:ascii="Calibri" w:cs="Calibri" w:eastAsia="Calibri" w:hAnsi="Calibri"/>
+          <w:sz w:val="22"/>
+          <w:szCs w:val="22"/>
+        </w:rPr>
+        <w:t xml:space="preserve">Moving on to 1.37 repeats the whole procedure with </w:t>
+      </w:r>
+      <w:r>
+        <w:rPr>
+          <w:rFonts w:ascii="Consolas" w:cs="Consolas" w:eastAsia="Consolas" w:hAnsi="Consolas"/>
+          <w:color w:val="A31515"/>
+          <w:sz w:val="20"/>
+          <w:szCs w:val="20"/>
+        </w:rPr>
+        <w:t xml:space="preserve">v1.37</w:t>
+      </w:r>
+      <w:r>
+        <w:rPr>
+          <w:rFonts w:ascii="Calibri" w:cs="Calibri" w:eastAsia="Calibri" w:hAnsi="Calibri"/>
+          <w:sz w:val="22"/>
+          <w:szCs w:val="22"/>
+        </w:rPr>
+        <w:t xml:space="preserve"> in the repository line. It was not run in the worked example. Read the target release's upgrade notes first.</w:t>
+      </w:r>
+    </w:p>
+    <w:p>
+      <w:pPr>
+        <w:pStyle w:val="Heading1"/>
+      </w:pPr>
+      <w:r>
+        <w:t xml:space="preserve">24. What to practice next</w:t>
+      </w:r>
+    </w:p>
+    <w:p>
+      <w:pPr>
+        <w:spacing w:after="140" w:line="288"/>
+      </w:pPr>
+      <w:r>
+        <w:rPr>
+          <w:rFonts w:ascii="Calibri" w:cs="Calibri" w:eastAsia="Calibri" w:hAnsi="Calibri"/>
+          <w:sz w:val="22"/>
+          <w:szCs w:val="22"/>
+        </w:rPr>
+        <w:t xml:space="preserve">This guide covered building a cluster, Deployments, Services, rolling updates, drain and uncordon, selectors, taints and tolerations, a fixed master address, etcd backup and restore, and a kubeadm upgrade. Good next topics, in rough order of value for CKA:</w:t>
+      </w:r>
+    </w:p>
+    <w:tbl>
+      <w:tblPr>
+        <w:tblW w:type="dxa" w:w="9360"/>
+        <w:tblBorders>
+          <w:top w:val="single" w:color="auto" w:sz="4"/>
+          <w:left w:val="single" w:color="auto" w:sz="4"/>
+          <w:bottom w:val="single" w:color="auto" w:sz="4"/>
+          <w:right w:val="single" w:color="auto" w:sz="4"/>
+          <w:insideH w:val="single" w:color="auto" w:sz="4"/>
+          <w:insideV w:val="single" w:color="auto" w:sz="4"/>
+        </w:tblBorders>
+      </w:tblPr>
+      <w:tblGrid>
+        <w:gridCol w:w="3255"/>
+        <w:gridCol w:w="6105"/>
+      </w:tblGrid>
+      <w:tr>
+        <w:trPr>
+          <w:cantSplit/>
+          <w:tblHeader/>
+        </w:trPr>
+        <w:tc>
+          <w:tcPr>
+            <w:tcW w:type="dxa" w:w="3255"/>
+            <w:tcBorders>
+              <w:top w:val="single" w:color="BFC8D2" w:sz="4"/>
+              <w:left w:val="single" w:color="BFC8D2" w:sz="4"/>
+              <w:bottom w:val="single" w:color="BFC8D2" w:sz="4"/>
+              <w:right w:val="single" w:color="BFC8D2" w:sz="4"/>
+            </w:tcBorders>
+            <w:shd w:fill="1F5C99" w:color="auto" w:val="clear"/>
+            <w:tcMar>
+              <w:top w:type="dxa" w:w="70"/>
+              <w:left w:type="dxa" w:w="110"/>
+              <w:bottom w:type="dxa" w:w="70"/>
+              <w:right w:type="dxa" w:w="110"/>
+            </w:tcMar>
+          </w:tcPr>
+          <w:p>
+            <w:pPr>
+              <w:spacing w:after="0" w:line="252"/>
+            </w:pPr>
+            <w:r>
+              <w:rPr>
+                <w:rFonts w:ascii="Calibri" w:cs="Calibri" w:eastAsia="Calibri" w:hAnsi="Calibri"/>
+                <w:b/>
+                <w:bCs/>
+                <w:color w:val="FFFFFF"/>
+                <w:sz w:val="19"/>
+                <w:szCs w:val="19"/>
+              </w:rPr>
+              <w:t xml:space="preserve">Topic</w:t>
+            </w:r>
+          </w:p>
+        </w:tc>
+        <w:tc>
+          <w:tcPr>
+            <w:tcW w:type="dxa" w:w="6105"/>
+            <w:tcBorders>
+              <w:top w:val="single" w:color="BFC8D2" w:sz="4"/>
+              <w:left w:val="single" w:color="BFC8D2" w:sz="4"/>
+              <w:bottom w:val="single" w:color="BFC8D2" w:sz="4"/>
+              <w:right w:val="single" w:color="BFC8D2" w:sz="4"/>
+            </w:tcBorders>
+            <w:shd w:fill="1F5C99" w:color="auto" w:val="clear"/>
+            <w:tcMar>
+              <w:top w:type="dxa" w:w="70"/>
+              <w:left w:type="dxa" w:w="110"/>
+              <w:bottom w:type="dxa" w:w="70"/>
+              <w:right w:type="dxa" w:w="110"/>
+            </w:tcMar>
+          </w:tcPr>
+          <w:p>
+            <w:pPr>
+              <w:spacing w:after="0" w:line="252"/>
+            </w:pPr>
+            <w:r>
+              <w:rPr>
+                <w:rFonts w:ascii="Calibri" w:cs="Calibri" w:eastAsia="Calibri" w:hAnsi="Calibri"/>
+                <w:b/>
+                <w:bCs/>
+                <w:color w:val="FFFFFF"/>
+                <w:sz w:val="19"/>
+                <w:szCs w:val="19"/>
+              </w:rPr>
+              <w:t xml:space="preserve">What to try</w:t>
+            </w:r>
+          </w:p>
+        </w:tc>
+      </w:tr>
+      <w:tr>
+        <w:trPr>
+          <w:cantSplit/>
+        </w:trPr>
+        <w:tc>
+          <w:tcPr>
+            <w:tcW w:type="dxa" w:w="3255"/>
+            <w:tcBorders>
+              <w:top w:val="single" w:color="BFC8D2" w:sz="4"/>
+              <w:left w:val="single" w:color="BFC8D2" w:sz="4"/>
+              <w:bottom w:val="single" w:color="BFC8D2" w:sz="4"/>
+              <w:right w:val="single" w:color="BFC8D2" w:sz="4"/>
+            </w:tcBorders>
+            <w:shd w:fill="FFFFFF" w:color="auto" w:val="clear"/>
+            <w:tcMar>
+              <w:top w:type="dxa" w:w="70"/>
+              <w:left w:type="dxa" w:w="110"/>
+              <w:bottom w:type="dxa" w:w="70"/>
+              <w:right w:type="dxa" w:w="110"/>
+            </w:tcMar>
+          </w:tcPr>
+          <w:p>
+            <w:pPr>
+              <w:spacing w:after="0" w:line="252"/>
+            </w:pPr>
+            <w:r>
+              <w:rPr>
+                <w:rFonts w:ascii="Calibri" w:cs="Calibri" w:eastAsia="Calibri" w:hAnsi="Calibri"/>
+                <w:sz w:val="19"/>
+                <w:szCs w:val="19"/>
+              </w:rPr>
+              <w:t xml:space="preserve">Node affinity</w:t>
+            </w:r>
+          </w:p>
+        </w:tc>
+        <w:tc>
+          <w:tcPr>
+            <w:tcW w:type="dxa" w:w="6105"/>
+            <w:tcBorders>
+              <w:top w:val="single" w:color="BFC8D2" w:sz="4"/>
+              <w:left w:val="single" w:color="BFC8D2" w:sz="4"/>
+              <w:bottom w:val="single" w:color="BFC8D2" w:sz="4"/>
+              <w:right w:val="single" w:color="BFC8D2" w:sz="4"/>
+            </w:tcBorders>
+            <w:shd w:fill="FFFFFF" w:color="auto" w:val="clear"/>
+            <w:tcMar>
+              <w:top w:type="dxa" w:w="70"/>
+              <w:left w:type="dxa" w:w="110"/>
+              <w:bottom w:type="dxa" w:w="70"/>
+              <w:right w:type="dxa" w:w="110"/>
+            </w:tcMar>
+          </w:tcPr>
+          <w:p>
+            <w:pPr>
+              <w:spacing w:after="0" w:line="252"/>
+            </w:pPr>
+            <w:r>
+              <w:rPr>
+                <w:rFonts w:ascii="Consolas" w:cs="Consolas" w:eastAsia="Consolas" w:hAnsi="Consolas"/>
+                <w:color w:val="A31515"/>
+                <w:sz w:val="17"/>
+                <w:szCs w:val="17"/>
+              </w:rPr>
+              <w:t xml:space="preserve">requiredDuringSchedulingIgnoredDuringExecution</w:t>
+            </w:r>
+            <w:r>
+              <w:rPr>
+                <w:rFonts w:ascii="Calibri" w:cs="Calibri" w:eastAsia="Calibri" w:hAnsi="Calibri"/>
+                <w:sz w:val="19"/>
+                <w:szCs w:val="19"/>
+              </w:rPr>
+              <w:t xml:space="preserve">, the flexible form of </w:t>
+            </w:r>
+            <w:r>
+              <w:rPr>
+                <w:rFonts w:ascii="Consolas" w:cs="Consolas" w:eastAsia="Consolas" w:hAnsi="Consolas"/>
+                <w:color w:val="A31515"/>
+                <w:sz w:val="17"/>
+                <w:szCs w:val="17"/>
+              </w:rPr>
+              <w:t xml:space="preserve">nodeSelector</w:t>
+            </w:r>
+          </w:p>
+        </w:tc>
+      </w:tr>
+      <w:tr>
+        <w:trPr>
+          <w:cantSplit/>
+        </w:trPr>
+        <w:tc>
+          <w:tcPr>
+            <w:tcW w:type="dxa" w:w="3255"/>
+            <w:tcBorders>
+              <w:top w:val="single" w:color="BFC8D2" w:sz="4"/>
+              <w:left w:val="single" w:color="BFC8D2" w:sz="4"/>
+              <w:bottom w:val="single" w:color="BFC8D2" w:sz="4"/>
+              <w:right w:val="single" w:color="BFC8D2" w:sz="4"/>
+            </w:tcBorders>
+            <w:shd w:fill="F6F8FA" w:color="auto" w:val="clear"/>
+            <w:tcMar>
+              <w:top w:type="dxa" w:w="70"/>
+              <w:left w:type="dxa" w:w="110"/>
+              <w:bottom w:type="dxa" w:w="70"/>
+              <w:right w:type="dxa" w:w="110"/>
+            </w:tcMar>
+          </w:tcPr>
+          <w:p>
+            <w:pPr>
+              <w:spacing w:after="0" w:line="252"/>
+            </w:pPr>
+            <w:r>
+              <w:rPr>
+                <w:rFonts w:ascii="Calibri" w:cs="Calibri" w:eastAsia="Calibri" w:hAnsi="Calibri"/>
+                <w:sz w:val="19"/>
+                <w:szCs w:val="19"/>
+              </w:rPr>
+              <w:t xml:space="preserve">Resource requests and limits</w:t>
+            </w:r>
+          </w:p>
+        </w:tc>
+        <w:tc>
+          <w:tcPr>
+            <w:tcW w:type="dxa" w:w="6105"/>
+            <w:tcBorders>
+              <w:top w:val="single" w:color="BFC8D2" w:sz="4"/>
+              <w:left w:val="single" w:color="BFC8D2" w:sz="4"/>
+              <w:bottom w:val="single" w:color="BFC8D2" w:sz="4"/>
+              <w:right w:val="single" w:color="BFC8D2" w:sz="4"/>
+            </w:tcBorders>
+            <w:shd w:fill="F6F8FA" w:color="auto" w:val="clear"/>
+            <w:tcMar>
+              <w:top w:type="dxa" w:w="70"/>
+              <w:left w:type="dxa" w:w="110"/>
+              <w:bottom w:type="dxa" w:w="70"/>
+              <w:right w:type="dxa" w:w="110"/>
+            </w:tcMar>
+          </w:tcPr>
+          <w:p>
+            <w:pPr>
+              <w:spacing w:after="0" w:line="252"/>
+            </w:pPr>
+            <w:r>
+              <w:rPr>
+                <w:rFonts w:ascii="Calibri" w:cs="Calibri" w:eastAsia="Calibri" w:hAnsi="Calibri"/>
+                <w:sz w:val="19"/>
+                <w:szCs w:val="19"/>
+              </w:rPr>
+              <w:t xml:space="preserve">Ask for more CPU or memory than a 2 GB VM has and read the </w:t>
+            </w:r>
+            <w:r>
+              <w:rPr>
+                <w:rFonts w:ascii="Consolas" w:cs="Consolas" w:eastAsia="Consolas" w:hAnsi="Consolas"/>
+                <w:color w:val="A31515"/>
+                <w:sz w:val="17"/>
+                <w:szCs w:val="17"/>
+              </w:rPr>
+              <w:t xml:space="preserve">Pending</w:t>
+            </w:r>
+            <w:r>
+              <w:rPr>
+                <w:rFonts w:ascii="Calibri" w:cs="Calibri" w:eastAsia="Calibri" w:hAnsi="Calibri"/>
+                <w:sz w:val="19"/>
+                <w:szCs w:val="19"/>
+              </w:rPr>
+              <w:t xml:space="preserve"> message</w:t>
+            </w:r>
+          </w:p>
+        </w:tc>
+      </w:tr>
+      <w:tr>
+        <w:trPr>
+          <w:cantSplit/>
+        </w:trPr>
+        <w:tc>
+          <w:tcPr>
+            <w:tcW w:type="dxa" w:w="3255"/>
+            <w:tcBorders>
+              <w:top w:val="single" w:color="BFC8D2" w:sz="4"/>
+              <w:left w:val="single" w:color="BFC8D2" w:sz="4"/>
+              <w:bottom w:val="single" w:color="BFC8D2" w:sz="4"/>
+              <w:right w:val="single" w:color="BFC8D2" w:sz="4"/>
+            </w:tcBorders>
+            <w:shd w:fill="FFFFFF" w:color="auto" w:val="clear"/>
+            <w:tcMar>
+              <w:top w:type="dxa" w:w="70"/>
+              <w:left w:type="dxa" w:w="110"/>
+              <w:bottom w:type="dxa" w:w="70"/>
+              <w:right w:type="dxa" w:w="110"/>
+            </w:tcMar>
+          </w:tcPr>
+          <w:p>
+            <w:pPr>
+              <w:spacing w:after="0" w:line="252"/>
+            </w:pPr>
+            <w:r>
+              <w:rPr>
+                <w:rFonts w:ascii="Calibri" w:cs="Calibri" w:eastAsia="Calibri" w:hAnsi="Calibri"/>
+                <w:sz w:val="19"/>
+                <w:szCs w:val="19"/>
+              </w:rPr>
+              <w:t xml:space="preserve">Topology spread constraints</w:t>
+            </w:r>
+          </w:p>
+        </w:tc>
+        <w:tc>
+          <w:tcPr>
+            <w:tcW w:type="dxa" w:w="6105"/>
+            <w:tcBorders>
+              <w:top w:val="single" w:color="BFC8D2" w:sz="4"/>
+              <w:left w:val="single" w:color="BFC8D2" w:sz="4"/>
+              <w:bottom w:val="single" w:color="BFC8D2" w:sz="4"/>
+              <w:right w:val="single" w:color="BFC8D2" w:sz="4"/>
+            </w:tcBorders>
+            <w:shd w:fill="FFFFFF" w:color="auto" w:val="clear"/>
+            <w:tcMar>
+              <w:top w:type="dxa" w:w="70"/>
+              <w:left w:type="dxa" w:w="110"/>
+              <w:bottom w:type="dxa" w:w="70"/>
+              <w:right w:type="dxa" w:w="110"/>
+            </w:tcMar>
+          </w:tcPr>
+          <w:p>
+            <w:pPr>
+              <w:spacing w:after="0" w:line="252"/>
+            </w:pPr>
+            <w:r>
+              <w:rPr>
+                <w:rFonts w:ascii="Calibri" w:cs="Calibri" w:eastAsia="Calibri" w:hAnsi="Calibri"/>
+                <w:sz w:val="19"/>
+                <w:szCs w:val="19"/>
+              </w:rPr>
+              <w:t xml:space="preserve">Force an even spread of pods across nodes</w:t>
+            </w:r>
+          </w:p>
+        </w:tc>
+      </w:tr>
+      <w:tr>
+        <w:trPr>
+          <w:cantSplit/>
+        </w:trPr>
+        <w:tc>
+          <w:tcPr>
+            <w:tcW w:type="dxa" w:w="3255"/>
+            <w:tcBorders>
+              <w:top w:val="single" w:color="BFC8D2" w:sz="4"/>
+              <w:left w:val="single" w:color="BFC8D2" w:sz="4"/>
+              <w:bottom w:val="single" w:color="BFC8D2" w:sz="4"/>
+              <w:right w:val="single" w:color="BFC8D2" w:sz="4"/>
+            </w:tcBorders>
+            <w:shd w:fill="F6F8FA" w:color="auto" w:val="clear"/>
+            <w:tcMar>
+              <w:top w:type="dxa" w:w="70"/>
+              <w:left w:type="dxa" w:w="110"/>
+              <w:bottom w:type="dxa" w:w="70"/>
+              <w:right w:type="dxa" w:w="110"/>
+            </w:tcMar>
+          </w:tcPr>
+          <w:p>
+            <w:pPr>
+              <w:spacing w:after="0" w:line="252"/>
+            </w:pPr>
+            <w:r>
+              <w:rPr>
+                <w:rFonts w:ascii="Calibri" w:cs="Calibri" w:eastAsia="Calibri" w:hAnsi="Calibri"/>
+                <w:sz w:val="19"/>
+                <w:szCs w:val="19"/>
+              </w:rPr>
               <w:t xml:space="preserve">Troubleshooting a broken kubelet</w:t>
             </w:r>
           </w:p>
@@ -37280,7 +43261,7 @@
               <w:bottom w:val="single" w:color="BFC8D2" w:sz="4"/>
               <w:right w:val="single" w:color="BFC8D2" w:sz="4"/>
             </w:tcBorders>
-            <w:shd w:fill="FFFFFF" w:color="auto" w:val="clear"/>
+            <w:shd w:fill="F6F8FA" w:color="auto" w:val="clear"/>
             <w:tcMar>
               <w:top w:type="dxa" w:w="70"/>
               <w:left w:type="dxa" w:w="110"/>
